--- a/10-应急管理/运行记录类文件/TXHS-10-04-公安视频监控项目运维项目-应急演练计划.docx
+++ b/10-应急管理/运行记录类文件/TXHS-10-04-公安视频监控项目运维项目-应急演练计划.docx
@@ -482,7 +482,7 @@
                 <w:vertAlign w:val="baseline"/>
                 <w:lang w:val="en-US" w:eastAsia="zh-CN"/>
               </w:rPr>
-              <w:t>2025.12.30</w:t>
+              <w:t>2025.12.15</w:t>
             </w:r>
           </w:p>
         </w:tc>
@@ -632,17 +632,7 @@
                 <w:vertAlign w:val="baseline"/>
                 <w:lang w:val="en-US" w:eastAsia="zh-CN"/>
               </w:rPr>
-              <w:t>审核</w:t>
-            </w:r>
-            <w:bookmarkStart w:id="36" w:name="_GoBack"/>
-            <w:bookmarkEnd w:id="36"/>
-            <w:r>
-              <w:rPr>
-                <w:rFonts w:hint="eastAsia"/>
-                <w:vertAlign w:val="baseline"/>
-                <w:lang w:val="en-US" w:eastAsia="zh-CN"/>
-              </w:rPr>
-              <w:t>时间</w:t>
+              <w:t>审核时间</w:t>
             </w:r>
             <w:r>
               <w:rPr>
@@ -661,7 +651,7 @@
                 <w:vertAlign w:val="baseline"/>
                 <w:lang w:val="en-US" w:eastAsia="zh-CN"/>
               </w:rPr>
-              <w:t>2025.12.30</w:t>
+              <w:t>2025.12.15</w:t>
             </w:r>
           </w:p>
         </w:tc>
@@ -804,7 +794,7 @@
                 <w:vertAlign w:val="baseline"/>
                 <w:lang w:val="en-US" w:eastAsia="zh-CN"/>
               </w:rPr>
-              <w:t>2025.12.30</w:t>
+              <w:t>2025.12.15</w:t>
             </w:r>
           </w:p>
         </w:tc>
@@ -1258,8 +1248,10 @@
                 <w:szCs w:val="20"/>
                 <w:lang w:val="en-US" w:eastAsia="zh-CN"/>
               </w:rPr>
-              <w:t>30</w:t>
-            </w:r>
+              <w:t>15</w:t>
+            </w:r>
+            <w:bookmarkStart w:id="36" w:name="_GoBack"/>
+            <w:bookmarkEnd w:id="36"/>
           </w:p>
         </w:tc>
         <w:tc>
@@ -3393,8 +3385,8 @@
         <w:pStyle w:val="30"/>
         <w:bidi w:val="0"/>
       </w:pPr>
-      <w:bookmarkStart w:id="4" w:name="heading_1"/>
-      <w:bookmarkStart w:id="5" w:name="_Toc8103"/>
+      <w:bookmarkStart w:id="4" w:name="_Toc8103"/>
+      <w:bookmarkStart w:id="5" w:name="heading_1"/>
       <w:r>
         <w:t>编制目的</w:t>
       </w:r>
@@ -3415,8 +3407,8 @@
         <w:pStyle w:val="30"/>
         <w:bidi w:val="0"/>
       </w:pPr>
-      <w:bookmarkStart w:id="6" w:name="heading_2"/>
-      <w:bookmarkStart w:id="7" w:name="_Toc26781"/>
+      <w:bookmarkStart w:id="6" w:name="_Toc26781"/>
+      <w:bookmarkStart w:id="7" w:name="heading_2"/>
       <w:r>
         <w:t>编制依据</w:t>
       </w:r>
@@ -3492,8 +3484,8 @@
         <w:pStyle w:val="28"/>
         <w:bidi w:val="0"/>
       </w:pPr>
-      <w:bookmarkStart w:id="10" w:name="heading_4"/>
-      <w:bookmarkStart w:id="11" w:name="_Toc10046"/>
+      <w:bookmarkStart w:id="10" w:name="_Toc10046"/>
+      <w:bookmarkStart w:id="11" w:name="heading_4"/>
       <w:r>
         <w:t>演练计划总览</w:t>
       </w:r>
@@ -6950,8 +6942,8 @@
         <w:pStyle w:val="30"/>
         <w:bidi w:val="0"/>
       </w:pPr>
-      <w:bookmarkStart w:id="18" w:name="_Toc10945"/>
-      <w:bookmarkStart w:id="19" w:name="heading_8"/>
+      <w:bookmarkStart w:id="18" w:name="heading_8"/>
+      <w:bookmarkStart w:id="19" w:name="_Toc10945"/>
       <w:r>
         <w:t>人员分工</w:t>
       </w:r>
@@ -8216,8 +8208,8 @@
         <w:pStyle w:val="30"/>
         <w:bidi w:val="0"/>
       </w:pPr>
-      <w:bookmarkStart w:id="20" w:name="heading_9"/>
-      <w:bookmarkStart w:id="21" w:name="_Toc1911"/>
+      <w:bookmarkStart w:id="20" w:name="_Toc1911"/>
+      <w:bookmarkStart w:id="21" w:name="heading_9"/>
       <w:r>
         <w:t>演练前准备清单</w:t>
       </w:r>
@@ -10465,8 +10457,8 @@
         <w:pStyle w:val="30"/>
         <w:bidi w:val="0"/>
       </w:pPr>
-      <w:bookmarkStart w:id="26" w:name="heading_12"/>
-      <w:bookmarkStart w:id="27" w:name="_Toc4297"/>
+      <w:bookmarkStart w:id="26" w:name="_Toc4297"/>
+      <w:bookmarkStart w:id="27" w:name="heading_12"/>
       <w:r>
         <w:t>二次热备切换演练（9月20日）</w:t>
       </w:r>
@@ -11033,12 +11025,6 @@
             <w:insideH w:val="none" w:color="DEE0E3" w:sz="0" w:space="0"/>
             <w:insideV w:val="none" w:color="DEE0E3" w:sz="0" w:space="0"/>
           </w:tblBorders>
-          <w:tblCellMar>
-            <w:top w:w="0" w:type="dxa"/>
-            <w:left w:w="10" w:type="dxa"/>
-            <w:bottom w:w="0" w:type="dxa"/>
-            <w:right w:w="10" w:type="dxa"/>
-          </w:tblCellMar>
         </w:tblPrEx>
         <w:trPr>
           <w:trHeight w:val="0" w:hRule="atLeast"/>

--- a/10-应急管理/运行记录类文件/TXHS-10-04-公安视频监控项目运维项目-应急演练计划.docx
+++ b/10-应急管理/运行记录类文件/TXHS-10-04-公安视频监控项目运维项目-应急演练计划.docx
@@ -21,7 +21,7 @@
         <w:spacing w:before="3120" w:beforeLines="1000"/>
         <w:textAlignment w:val="baseline"/>
       </w:pPr>
-      <w:bookmarkStart w:id="0" w:name="_Toc27432"/>
+      <w:bookmarkStart w:id="0" w:name="_Toc324"/>
       <w:r>
         <w:drawing>
           <wp:anchor distT="0" distB="0" distL="114300" distR="114300" simplePos="0" relativeHeight="251661312" behindDoc="1" locked="0" layoutInCell="1" allowOverlap="1">
@@ -210,7 +210,7 @@
           <w:lang w:val="en-US" w:eastAsia="zh-CN"/>
         </w:rPr>
       </w:pPr>
-      <w:bookmarkStart w:id="1" w:name="_Toc11887"/>
+      <w:bookmarkStart w:id="1" w:name="_Toc1073"/>
       <w:r>
         <w:rPr>
           <w:rFonts w:hint="eastAsia"/>
@@ -1250,8 +1250,6 @@
               </w:rPr>
               <w:t>15</w:t>
             </w:r>
-            <w:bookmarkStart w:id="36" w:name="_GoBack"/>
-            <w:bookmarkEnd w:id="36"/>
           </w:p>
         </w:tc>
         <w:tc>
@@ -1384,7 +1382,7 @@
                 <w:vertAlign w:val="baseline"/>
                 <w:lang w:val="en-US" w:eastAsia="zh-CN"/>
               </w:rPr>
-              <w:t>程方</w:t>
+              <w:t>强宇涛</w:t>
             </w:r>
           </w:p>
         </w:tc>
@@ -1428,7 +1426,7 @@
                 <w:vertAlign w:val="baseline"/>
                 <w:lang w:val="en-US" w:eastAsia="zh-CN"/>
               </w:rPr>
-              <w:t>茅建根</w:t>
+              <w:t>陈凯</w:t>
             </w:r>
           </w:p>
         </w:tc>
@@ -2087,6 +2085,17 @@
               <w:rFonts w:hint="eastAsia" w:ascii="宋体" w:hAnsi="宋体" w:eastAsia="宋体" w:cs="宋体"/>
               <w:sz w:val="24"/>
               <w:szCs w:val="24"/>
+              <w:lang w:val="en-US" w:eastAsia="zh-CN"/>
+            </w:rPr>
+            <w:tab/>
+          </w:r>
+          <w:bookmarkStart w:id="26" w:name="_GoBack"/>
+          <w:bookmarkEnd w:id="26"/>
+          <w:r>
+            <w:rPr>
+              <w:rFonts w:hint="eastAsia" w:ascii="宋体" w:hAnsi="宋体" w:eastAsia="宋体" w:cs="宋体"/>
+              <w:sz w:val="24"/>
+              <w:szCs w:val="24"/>
             </w:rPr>
             <w:fldChar w:fldCharType="begin"/>
           </w:r>
@@ -2118,7 +2127,7 @@
               <w:rFonts w:hint="eastAsia" w:ascii="宋体" w:hAnsi="宋体" w:eastAsia="宋体" w:cs="宋体"/>
               <w:szCs w:val="24"/>
             </w:rPr>
-            <w:instrText xml:space="preserve"> HYPERLINK \l _Toc27432 </w:instrText>
+            <w:instrText xml:space="preserve"> HYPERLINK \l _Toc324 </w:instrText>
           </w:r>
           <w:r>
             <w:rPr>
@@ -2141,7 +2150,7 @@
             <w:fldChar w:fldCharType="begin"/>
           </w:r>
           <w:r>
-            <w:instrText xml:space="preserve"> PAGEREF _Toc27432 \h </w:instrText>
+            <w:instrText xml:space="preserve"> PAGEREF _Toc324 \h </w:instrText>
           </w:r>
           <w:r>
             <w:fldChar w:fldCharType="separate"/>
@@ -2179,7 +2188,7 @@
               <w:rFonts w:hint="eastAsia" w:ascii="宋体" w:hAnsi="宋体" w:eastAsia="宋体" w:cs="宋体"/>
               <w:szCs w:val="24"/>
             </w:rPr>
-            <w:instrText xml:space="preserve"> HYPERLINK \l _Toc11887 </w:instrText>
+            <w:instrText xml:space="preserve"> HYPERLINK \l _Toc1073 </w:instrText>
           </w:r>
           <w:r>
             <w:rPr>
@@ -2193,7 +2202,21 @@
               <w:rFonts w:hint="eastAsia"/>
               <w:lang w:val="en-US" w:eastAsia="zh-CN"/>
             </w:rPr>
-            <w:t>公安视频监控项目运维项目 应急演练计划</w:t>
+            <w:t>公安视频监控项目运维项目</w:t>
+          </w:r>
+          <w:r>
+            <w:rPr>
+              <w:rFonts w:hint="eastAsia"/>
+              <w:lang w:val="en-US" w:eastAsia="zh-CN"/>
+            </w:rPr>
+            <w:t xml:space="preserve"> </w:t>
+          </w:r>
+          <w:r>
+            <w:rPr>
+              <w:rFonts w:hint="eastAsia"/>
+              <w:lang w:val="en-US" w:eastAsia="zh-CN"/>
+            </w:rPr>
+            <w:t>应急演练计划</w:t>
           </w:r>
           <w:r>
             <w:tab/>
@@ -2202,7 +2225,7 @@
             <w:fldChar w:fldCharType="begin"/>
           </w:r>
           <w:r>
-            <w:instrText xml:space="preserve"> PAGEREF _Toc11887 \h </w:instrText>
+            <w:instrText xml:space="preserve"> PAGEREF _Toc1073 \h </w:instrText>
           </w:r>
           <w:r>
             <w:fldChar w:fldCharType="separate"/>
@@ -2240,7 +2263,7 @@
               <w:rFonts w:hint="eastAsia" w:ascii="宋体" w:hAnsi="宋体" w:eastAsia="宋体" w:cs="宋体"/>
               <w:szCs w:val="24"/>
             </w:rPr>
-            <w:instrText xml:space="preserve"> HYPERLINK \l _Toc31508 </w:instrText>
+            <w:instrText xml:space="preserve"> HYPERLINK \l _Toc27196 </w:instrText>
           </w:r>
           <w:r>
             <w:rPr>
@@ -2265,7 +2288,7 @@
             <w:fldChar w:fldCharType="begin"/>
           </w:r>
           <w:r>
-            <w:instrText xml:space="preserve"> PAGEREF _Toc31508 \h </w:instrText>
+            <w:instrText xml:space="preserve"> PAGEREF _Toc27196 \h </w:instrText>
           </w:r>
           <w:r>
             <w:fldChar w:fldCharType="separate"/>
@@ -2303,7 +2326,7 @@
               <w:rFonts w:hint="eastAsia" w:ascii="宋体" w:hAnsi="宋体" w:eastAsia="宋体" w:cs="宋体"/>
               <w:szCs w:val="24"/>
             </w:rPr>
-            <w:instrText xml:space="preserve"> HYPERLINK \l _Toc8103 </w:instrText>
+            <w:instrText xml:space="preserve"> HYPERLINK \l _Toc5847 </w:instrText>
           </w:r>
           <w:r>
             <w:rPr>
@@ -2328,7 +2351,7 @@
             <w:fldChar w:fldCharType="begin"/>
           </w:r>
           <w:r>
-            <w:instrText xml:space="preserve"> PAGEREF _Toc8103 \h </w:instrText>
+            <w:instrText xml:space="preserve"> PAGEREF _Toc5847 \h </w:instrText>
           </w:r>
           <w:r>
             <w:fldChar w:fldCharType="separate"/>
@@ -2366,7 +2389,7 @@
               <w:rFonts w:hint="eastAsia" w:ascii="宋体" w:hAnsi="宋体" w:eastAsia="宋体" w:cs="宋体"/>
               <w:szCs w:val="24"/>
             </w:rPr>
-            <w:instrText xml:space="preserve"> HYPERLINK \l _Toc26781 </w:instrText>
+            <w:instrText xml:space="preserve"> HYPERLINK \l _Toc13121 </w:instrText>
           </w:r>
           <w:r>
             <w:rPr>
@@ -2391,7 +2414,7 @@
             <w:fldChar w:fldCharType="begin"/>
           </w:r>
           <w:r>
-            <w:instrText xml:space="preserve"> PAGEREF _Toc26781 \h </w:instrText>
+            <w:instrText xml:space="preserve"> PAGEREF _Toc13121 \h </w:instrText>
           </w:r>
           <w:r>
             <w:fldChar w:fldCharType="separate"/>
@@ -2429,7 +2452,7 @@
               <w:rFonts w:hint="eastAsia" w:ascii="宋体" w:hAnsi="宋体" w:eastAsia="宋体" w:cs="宋体"/>
               <w:szCs w:val="24"/>
             </w:rPr>
-            <w:instrText xml:space="preserve"> HYPERLINK \l _Toc10008 </w:instrText>
+            <w:instrText xml:space="preserve"> HYPERLINK \l _Toc31751 </w:instrText>
           </w:r>
           <w:r>
             <w:rPr>
@@ -2454,7 +2477,7 @@
             <w:fldChar w:fldCharType="begin"/>
           </w:r>
           <w:r>
-            <w:instrText xml:space="preserve"> PAGEREF _Toc10008 \h </w:instrText>
+            <w:instrText xml:space="preserve"> PAGEREF _Toc31751 \h </w:instrText>
           </w:r>
           <w:r>
             <w:fldChar w:fldCharType="separate"/>
@@ -2492,7 +2515,7 @@
               <w:rFonts w:hint="eastAsia" w:ascii="宋体" w:hAnsi="宋体" w:eastAsia="宋体" w:cs="宋体"/>
               <w:szCs w:val="24"/>
             </w:rPr>
-            <w:instrText xml:space="preserve"> HYPERLINK \l _Toc10046 </w:instrText>
+            <w:instrText xml:space="preserve"> HYPERLINK \l _Toc31129 </w:instrText>
           </w:r>
           <w:r>
             <w:rPr>
@@ -2508,7 +2531,7 @@
             <w:t xml:space="preserve">2. </w:t>
           </w:r>
           <w:r>
-            <w:t>演练计划总览</w:t>
+            <w:t>一级故障演练详细计划</w:t>
           </w:r>
           <w:r>
             <w:tab/>
@@ -2517,13 +2540,265 @@
             <w:fldChar w:fldCharType="begin"/>
           </w:r>
           <w:r>
-            <w:instrText xml:space="preserve"> PAGEREF _Toc10046 \h </w:instrText>
+            <w:instrText xml:space="preserve"> PAGEREF _Toc31129 \h </w:instrText>
           </w:r>
           <w:r>
             <w:fldChar w:fldCharType="separate"/>
           </w:r>
           <w:r>
             <w:t>4</w:t>
+          </w:r>
+          <w:r>
+            <w:fldChar w:fldCharType="end"/>
+          </w:r>
+          <w:r>
+            <w:rPr>
+              <w:rFonts w:hint="eastAsia" w:ascii="宋体" w:hAnsi="宋体" w:eastAsia="宋体" w:cs="宋体"/>
+              <w:szCs w:val="24"/>
+            </w:rPr>
+            <w:fldChar w:fldCharType="end"/>
+          </w:r>
+        </w:p>
+        <w:p>
+          <w:pPr>
+            <w:pStyle w:val="17"/>
+            <w:tabs>
+              <w:tab w:val="right" w:leader="dot" w:pos="8306"/>
+            </w:tabs>
+          </w:pPr>
+          <w:r>
+            <w:rPr>
+              <w:rFonts w:hint="eastAsia" w:ascii="宋体" w:hAnsi="宋体" w:eastAsia="宋体" w:cs="宋体"/>
+              <w:szCs w:val="24"/>
+            </w:rPr>
+            <w:fldChar w:fldCharType="begin"/>
+          </w:r>
+          <w:r>
+            <w:rPr>
+              <w:rFonts w:hint="eastAsia" w:ascii="宋体" w:hAnsi="宋体" w:eastAsia="宋体" w:cs="宋体"/>
+              <w:szCs w:val="24"/>
+            </w:rPr>
+            <w:instrText xml:space="preserve"> HYPERLINK \l _Toc9060 </w:instrText>
+          </w:r>
+          <w:r>
+            <w:rPr>
+              <w:rFonts w:hint="eastAsia" w:ascii="宋体" w:hAnsi="宋体" w:eastAsia="宋体" w:cs="宋体"/>
+              <w:szCs w:val="24"/>
+            </w:rPr>
+            <w:fldChar w:fldCharType="separate"/>
+          </w:r>
+          <w:r>
+            <w:rPr>
+              <w:rFonts w:hint="default"/>
+            </w:rPr>
+            <w:t xml:space="preserve">2.1. </w:t>
+          </w:r>
+          <w:r>
+            <w:t>演练基本信息</w:t>
+          </w:r>
+          <w:r>
+            <w:tab/>
+          </w:r>
+          <w:r>
+            <w:fldChar w:fldCharType="begin"/>
+          </w:r>
+          <w:r>
+            <w:instrText xml:space="preserve"> PAGEREF _Toc9060 \h </w:instrText>
+          </w:r>
+          <w:r>
+            <w:fldChar w:fldCharType="separate"/>
+          </w:r>
+          <w:r>
+            <w:t>4</w:t>
+          </w:r>
+          <w:r>
+            <w:fldChar w:fldCharType="end"/>
+          </w:r>
+          <w:r>
+            <w:rPr>
+              <w:rFonts w:hint="eastAsia" w:ascii="宋体" w:hAnsi="宋体" w:eastAsia="宋体" w:cs="宋体"/>
+              <w:szCs w:val="24"/>
+            </w:rPr>
+            <w:fldChar w:fldCharType="end"/>
+          </w:r>
+        </w:p>
+        <w:p>
+          <w:pPr>
+            <w:pStyle w:val="17"/>
+            <w:tabs>
+              <w:tab w:val="right" w:leader="dot" w:pos="8306"/>
+            </w:tabs>
+          </w:pPr>
+          <w:r>
+            <w:rPr>
+              <w:rFonts w:hint="eastAsia" w:ascii="宋体" w:hAnsi="宋体" w:eastAsia="宋体" w:cs="宋体"/>
+              <w:szCs w:val="24"/>
+            </w:rPr>
+            <w:fldChar w:fldCharType="begin"/>
+          </w:r>
+          <w:r>
+            <w:rPr>
+              <w:rFonts w:hint="eastAsia" w:ascii="宋体" w:hAnsi="宋体" w:eastAsia="宋体" w:cs="宋体"/>
+              <w:szCs w:val="24"/>
+            </w:rPr>
+            <w:instrText xml:space="preserve"> HYPERLINK \l _Toc32750 </w:instrText>
+          </w:r>
+          <w:r>
+            <w:rPr>
+              <w:rFonts w:hint="eastAsia" w:ascii="宋体" w:hAnsi="宋体" w:eastAsia="宋体" w:cs="宋体"/>
+              <w:szCs w:val="24"/>
+            </w:rPr>
+            <w:fldChar w:fldCharType="separate"/>
+          </w:r>
+          <w:r>
+            <w:rPr>
+              <w:rFonts w:hint="default"/>
+            </w:rPr>
+            <w:t xml:space="preserve">2.2. </w:t>
+          </w:r>
+          <w:r>
+            <w:t>演练日程安排</w:t>
+          </w:r>
+          <w:r>
+            <w:tab/>
+          </w:r>
+          <w:r>
+            <w:fldChar w:fldCharType="begin"/>
+          </w:r>
+          <w:r>
+            <w:instrText xml:space="preserve"> PAGEREF _Toc32750 \h </w:instrText>
+          </w:r>
+          <w:r>
+            <w:fldChar w:fldCharType="separate"/>
+          </w:r>
+          <w:r>
+            <w:t>4</w:t>
+          </w:r>
+          <w:r>
+            <w:fldChar w:fldCharType="end"/>
+          </w:r>
+          <w:r>
+            <w:rPr>
+              <w:rFonts w:hint="eastAsia" w:ascii="宋体" w:hAnsi="宋体" w:eastAsia="宋体" w:cs="宋体"/>
+              <w:szCs w:val="24"/>
+            </w:rPr>
+            <w:fldChar w:fldCharType="end"/>
+          </w:r>
+        </w:p>
+        <w:p>
+          <w:pPr>
+            <w:pStyle w:val="17"/>
+            <w:tabs>
+              <w:tab w:val="right" w:leader="dot" w:pos="8306"/>
+            </w:tabs>
+          </w:pPr>
+          <w:r>
+            <w:rPr>
+              <w:rFonts w:hint="eastAsia" w:ascii="宋体" w:hAnsi="宋体" w:eastAsia="宋体" w:cs="宋体"/>
+              <w:szCs w:val="24"/>
+            </w:rPr>
+            <w:fldChar w:fldCharType="begin"/>
+          </w:r>
+          <w:r>
+            <w:rPr>
+              <w:rFonts w:hint="eastAsia" w:ascii="宋体" w:hAnsi="宋体" w:eastAsia="宋体" w:cs="宋体"/>
+              <w:szCs w:val="24"/>
+            </w:rPr>
+            <w:instrText xml:space="preserve"> HYPERLINK \l _Toc22592 </w:instrText>
+          </w:r>
+          <w:r>
+            <w:rPr>
+              <w:rFonts w:hint="eastAsia" w:ascii="宋体" w:hAnsi="宋体" w:eastAsia="宋体" w:cs="宋体"/>
+              <w:szCs w:val="24"/>
+            </w:rPr>
+            <w:fldChar w:fldCharType="separate"/>
+          </w:r>
+          <w:r>
+            <w:rPr>
+              <w:rFonts w:hint="default"/>
+            </w:rPr>
+            <w:t xml:space="preserve">2.3. </w:t>
+          </w:r>
+          <w:r>
+            <w:t>人员分工</w:t>
+          </w:r>
+          <w:r>
+            <w:tab/>
+          </w:r>
+          <w:r>
+            <w:fldChar w:fldCharType="begin"/>
+          </w:r>
+          <w:r>
+            <w:instrText xml:space="preserve"> PAGEREF _Toc22592 \h </w:instrText>
+          </w:r>
+          <w:r>
+            <w:fldChar w:fldCharType="separate"/>
+          </w:r>
+          <w:r>
+            <w:t>5</w:t>
+          </w:r>
+          <w:r>
+            <w:fldChar w:fldCharType="end"/>
+          </w:r>
+          <w:r>
+            <w:rPr>
+              <w:rFonts w:hint="eastAsia" w:ascii="宋体" w:hAnsi="宋体" w:eastAsia="宋体" w:cs="宋体"/>
+              <w:szCs w:val="24"/>
+            </w:rPr>
+            <w:fldChar w:fldCharType="end"/>
+          </w:r>
+        </w:p>
+        <w:p>
+          <w:pPr>
+            <w:pStyle w:val="17"/>
+            <w:tabs>
+              <w:tab w:val="right" w:leader="dot" w:pos="8306"/>
+            </w:tabs>
+          </w:pPr>
+          <w:r>
+            <w:rPr>
+              <w:rFonts w:hint="eastAsia" w:ascii="宋体" w:hAnsi="宋体" w:eastAsia="宋体" w:cs="宋体"/>
+              <w:szCs w:val="24"/>
+            </w:rPr>
+            <w:fldChar w:fldCharType="begin"/>
+          </w:r>
+          <w:r>
+            <w:rPr>
+              <w:rFonts w:hint="eastAsia" w:ascii="宋体" w:hAnsi="宋体" w:eastAsia="宋体" w:cs="宋体"/>
+              <w:szCs w:val="24"/>
+            </w:rPr>
+            <w:instrText xml:space="preserve"> HYPERLINK \l _Toc21101 </w:instrText>
+          </w:r>
+          <w:r>
+            <w:rPr>
+              <w:rFonts w:hint="eastAsia" w:ascii="宋体" w:hAnsi="宋体" w:eastAsia="宋体" w:cs="宋体"/>
+              <w:szCs w:val="24"/>
+            </w:rPr>
+            <w:fldChar w:fldCharType="separate"/>
+          </w:r>
+          <w:r>
+            <w:rPr>
+              <w:rFonts w:hint="default"/>
+            </w:rPr>
+            <w:t xml:space="preserve">2.4. </w:t>
+          </w:r>
+          <w:r>
+            <w:t>演练前准备清单</w:t>
+          </w:r>
+          <w:r>
+            <w:tab/>
+          </w:r>
+          <w:r>
+            <w:fldChar w:fldCharType="begin"/>
+          </w:r>
+          <w:r>
+            <w:instrText xml:space="preserve"> PAGEREF _Toc21101 \h </w:instrText>
+          </w:r>
+          <w:r>
+            <w:fldChar w:fldCharType="separate"/>
+          </w:r>
+          <w:r>
+            <w:t>6</w:t>
           </w:r>
           <w:r>
             <w:fldChar w:fldCharType="end"/>
@@ -2555,7 +2830,7 @@
               <w:rFonts w:hint="eastAsia" w:ascii="宋体" w:hAnsi="宋体" w:eastAsia="宋体" w:cs="宋体"/>
               <w:szCs w:val="24"/>
             </w:rPr>
-            <w:instrText xml:space="preserve"> HYPERLINK \l _Toc7420 </w:instrText>
+            <w:instrText xml:space="preserve"> HYPERLINK \l _Toc13225 </w:instrText>
           </w:r>
           <w:r>
             <w:rPr>
@@ -2571,7 +2846,7 @@
             <w:t xml:space="preserve">3. </w:t>
           </w:r>
           <w:r>
-            <w:t>一级故障演练详细计划</w:t>
+            <w:t>资源保障计划</w:t>
           </w:r>
           <w:r>
             <w:tab/>
@@ -2580,259 +2855,7 @@
             <w:fldChar w:fldCharType="begin"/>
           </w:r>
           <w:r>
-            <w:instrText xml:space="preserve"> PAGEREF _Toc7420 \h </w:instrText>
-          </w:r>
-          <w:r>
-            <w:fldChar w:fldCharType="separate"/>
-          </w:r>
-          <w:r>
-            <w:t>5</w:t>
-          </w:r>
-          <w:r>
-            <w:fldChar w:fldCharType="end"/>
-          </w:r>
-          <w:r>
-            <w:rPr>
-              <w:rFonts w:hint="eastAsia" w:ascii="宋体" w:hAnsi="宋体" w:eastAsia="宋体" w:cs="宋体"/>
-              <w:szCs w:val="24"/>
-            </w:rPr>
-            <w:fldChar w:fldCharType="end"/>
-          </w:r>
-        </w:p>
-        <w:p>
-          <w:pPr>
-            <w:pStyle w:val="17"/>
-            <w:tabs>
-              <w:tab w:val="right" w:leader="dot" w:pos="8306"/>
-            </w:tabs>
-          </w:pPr>
-          <w:r>
-            <w:rPr>
-              <w:rFonts w:hint="eastAsia" w:ascii="宋体" w:hAnsi="宋体" w:eastAsia="宋体" w:cs="宋体"/>
-              <w:szCs w:val="24"/>
-            </w:rPr>
-            <w:fldChar w:fldCharType="begin"/>
-          </w:r>
-          <w:r>
-            <w:rPr>
-              <w:rFonts w:hint="eastAsia" w:ascii="宋体" w:hAnsi="宋体" w:eastAsia="宋体" w:cs="宋体"/>
-              <w:szCs w:val="24"/>
-            </w:rPr>
-            <w:instrText xml:space="preserve"> HYPERLINK \l _Toc7779 </w:instrText>
-          </w:r>
-          <w:r>
-            <w:rPr>
-              <w:rFonts w:hint="eastAsia" w:ascii="宋体" w:hAnsi="宋体" w:eastAsia="宋体" w:cs="宋体"/>
-              <w:szCs w:val="24"/>
-            </w:rPr>
-            <w:fldChar w:fldCharType="separate"/>
-          </w:r>
-          <w:r>
-            <w:rPr>
-              <w:rFonts w:hint="default"/>
-            </w:rPr>
-            <w:t xml:space="preserve">3.1. </w:t>
-          </w:r>
-          <w:r>
-            <w:t>演练基本信息</w:t>
-          </w:r>
-          <w:r>
-            <w:tab/>
-          </w:r>
-          <w:r>
-            <w:fldChar w:fldCharType="begin"/>
-          </w:r>
-          <w:r>
-            <w:instrText xml:space="preserve"> PAGEREF _Toc7779 \h </w:instrText>
-          </w:r>
-          <w:r>
-            <w:fldChar w:fldCharType="separate"/>
-          </w:r>
-          <w:r>
-            <w:t>5</w:t>
-          </w:r>
-          <w:r>
-            <w:fldChar w:fldCharType="end"/>
-          </w:r>
-          <w:r>
-            <w:rPr>
-              <w:rFonts w:hint="eastAsia" w:ascii="宋体" w:hAnsi="宋体" w:eastAsia="宋体" w:cs="宋体"/>
-              <w:szCs w:val="24"/>
-            </w:rPr>
-            <w:fldChar w:fldCharType="end"/>
-          </w:r>
-        </w:p>
-        <w:p>
-          <w:pPr>
-            <w:pStyle w:val="17"/>
-            <w:tabs>
-              <w:tab w:val="right" w:leader="dot" w:pos="8306"/>
-            </w:tabs>
-          </w:pPr>
-          <w:r>
-            <w:rPr>
-              <w:rFonts w:hint="eastAsia" w:ascii="宋体" w:hAnsi="宋体" w:eastAsia="宋体" w:cs="宋体"/>
-              <w:szCs w:val="24"/>
-            </w:rPr>
-            <w:fldChar w:fldCharType="begin"/>
-          </w:r>
-          <w:r>
-            <w:rPr>
-              <w:rFonts w:hint="eastAsia" w:ascii="宋体" w:hAnsi="宋体" w:eastAsia="宋体" w:cs="宋体"/>
-              <w:szCs w:val="24"/>
-            </w:rPr>
-            <w:instrText xml:space="preserve"> HYPERLINK \l _Toc25274 </w:instrText>
-          </w:r>
-          <w:r>
-            <w:rPr>
-              <w:rFonts w:hint="eastAsia" w:ascii="宋体" w:hAnsi="宋体" w:eastAsia="宋体" w:cs="宋体"/>
-              <w:szCs w:val="24"/>
-            </w:rPr>
-            <w:fldChar w:fldCharType="separate"/>
-          </w:r>
-          <w:r>
-            <w:rPr>
-              <w:rFonts w:hint="default"/>
-            </w:rPr>
-            <w:t xml:space="preserve">3.2. </w:t>
-          </w:r>
-          <w:r>
-            <w:t>演练日程安排</w:t>
-          </w:r>
-          <w:r>
-            <w:tab/>
-          </w:r>
-          <w:r>
-            <w:fldChar w:fldCharType="begin"/>
-          </w:r>
-          <w:r>
-            <w:instrText xml:space="preserve"> PAGEREF _Toc25274 \h </w:instrText>
-          </w:r>
-          <w:r>
-            <w:fldChar w:fldCharType="separate"/>
-          </w:r>
-          <w:r>
-            <w:t>5</w:t>
-          </w:r>
-          <w:r>
-            <w:fldChar w:fldCharType="end"/>
-          </w:r>
-          <w:r>
-            <w:rPr>
-              <w:rFonts w:hint="eastAsia" w:ascii="宋体" w:hAnsi="宋体" w:eastAsia="宋体" w:cs="宋体"/>
-              <w:szCs w:val="24"/>
-            </w:rPr>
-            <w:fldChar w:fldCharType="end"/>
-          </w:r>
-        </w:p>
-        <w:p>
-          <w:pPr>
-            <w:pStyle w:val="17"/>
-            <w:tabs>
-              <w:tab w:val="right" w:leader="dot" w:pos="8306"/>
-            </w:tabs>
-          </w:pPr>
-          <w:r>
-            <w:rPr>
-              <w:rFonts w:hint="eastAsia" w:ascii="宋体" w:hAnsi="宋体" w:eastAsia="宋体" w:cs="宋体"/>
-              <w:szCs w:val="24"/>
-            </w:rPr>
-            <w:fldChar w:fldCharType="begin"/>
-          </w:r>
-          <w:r>
-            <w:rPr>
-              <w:rFonts w:hint="eastAsia" w:ascii="宋体" w:hAnsi="宋体" w:eastAsia="宋体" w:cs="宋体"/>
-              <w:szCs w:val="24"/>
-            </w:rPr>
-            <w:instrText xml:space="preserve"> HYPERLINK \l _Toc10945 </w:instrText>
-          </w:r>
-          <w:r>
-            <w:rPr>
-              <w:rFonts w:hint="eastAsia" w:ascii="宋体" w:hAnsi="宋体" w:eastAsia="宋体" w:cs="宋体"/>
-              <w:szCs w:val="24"/>
-            </w:rPr>
-            <w:fldChar w:fldCharType="separate"/>
-          </w:r>
-          <w:r>
-            <w:rPr>
-              <w:rFonts w:hint="default"/>
-            </w:rPr>
-            <w:t xml:space="preserve">3.3. </w:t>
-          </w:r>
-          <w:r>
-            <w:t>人员分工</w:t>
-          </w:r>
-          <w:r>
-            <w:tab/>
-          </w:r>
-          <w:r>
-            <w:fldChar w:fldCharType="begin"/>
-          </w:r>
-          <w:r>
-            <w:instrText xml:space="preserve"> PAGEREF _Toc10945 \h </w:instrText>
-          </w:r>
-          <w:r>
-            <w:fldChar w:fldCharType="separate"/>
-          </w:r>
-          <w:r>
-            <w:t>6</w:t>
-          </w:r>
-          <w:r>
-            <w:fldChar w:fldCharType="end"/>
-          </w:r>
-          <w:r>
-            <w:rPr>
-              <w:rFonts w:hint="eastAsia" w:ascii="宋体" w:hAnsi="宋体" w:eastAsia="宋体" w:cs="宋体"/>
-              <w:szCs w:val="24"/>
-            </w:rPr>
-            <w:fldChar w:fldCharType="end"/>
-          </w:r>
-        </w:p>
-        <w:p>
-          <w:pPr>
-            <w:pStyle w:val="17"/>
-            <w:tabs>
-              <w:tab w:val="right" w:leader="dot" w:pos="8306"/>
-            </w:tabs>
-          </w:pPr>
-          <w:r>
-            <w:rPr>
-              <w:rFonts w:hint="eastAsia" w:ascii="宋体" w:hAnsi="宋体" w:eastAsia="宋体" w:cs="宋体"/>
-              <w:szCs w:val="24"/>
-            </w:rPr>
-            <w:fldChar w:fldCharType="begin"/>
-          </w:r>
-          <w:r>
-            <w:rPr>
-              <w:rFonts w:hint="eastAsia" w:ascii="宋体" w:hAnsi="宋体" w:eastAsia="宋体" w:cs="宋体"/>
-              <w:szCs w:val="24"/>
-            </w:rPr>
-            <w:instrText xml:space="preserve"> HYPERLINK \l _Toc1911 </w:instrText>
-          </w:r>
-          <w:r>
-            <w:rPr>
-              <w:rFonts w:hint="eastAsia" w:ascii="宋体" w:hAnsi="宋体" w:eastAsia="宋体" w:cs="宋体"/>
-              <w:szCs w:val="24"/>
-            </w:rPr>
-            <w:fldChar w:fldCharType="separate"/>
-          </w:r>
-          <w:r>
-            <w:rPr>
-              <w:rFonts w:hint="default"/>
-            </w:rPr>
-            <w:t xml:space="preserve">3.4. </w:t>
-          </w:r>
-          <w:r>
-            <w:t>演练前准备清单</w:t>
-          </w:r>
-          <w:r>
-            <w:tab/>
-          </w:r>
-          <w:r>
-            <w:fldChar w:fldCharType="begin"/>
-          </w:r>
-          <w:r>
-            <w:instrText xml:space="preserve"> PAGEREF _Toc1911 \h </w:instrText>
+            <w:instrText xml:space="preserve"> PAGEREF _Toc13225 \h </w:instrText>
           </w:r>
           <w:r>
             <w:fldChar w:fldCharType="separate"/>
@@ -2870,7 +2893,7 @@
               <w:rFonts w:hint="eastAsia" w:ascii="宋体" w:hAnsi="宋体" w:eastAsia="宋体" w:cs="宋体"/>
               <w:szCs w:val="24"/>
             </w:rPr>
-            <w:instrText xml:space="preserve"> HYPERLINK \l _Toc14116 </w:instrText>
+            <w:instrText xml:space="preserve"> HYPERLINK \l _Toc21791 </w:instrText>
           </w:r>
           <w:r>
             <w:rPr>
@@ -2886,7 +2909,7 @@
             <w:t xml:space="preserve">4. </w:t>
           </w:r>
           <w:r>
-            <w:t>热备切换演练计划</w:t>
+            <w:t>演练后总结计划</w:t>
           </w:r>
           <w:r>
             <w:tab/>
@@ -2895,202 +2918,13 @@
             <w:fldChar w:fldCharType="begin"/>
           </w:r>
           <w:r>
-            <w:instrText xml:space="preserve"> PAGEREF _Toc14116 \h </w:instrText>
+            <w:instrText xml:space="preserve"> PAGEREF _Toc21791 \h </w:instrText>
           </w:r>
           <w:r>
             <w:fldChar w:fldCharType="separate"/>
           </w:r>
           <w:r>
-            <w:t>7</w:t>
-          </w:r>
-          <w:r>
-            <w:fldChar w:fldCharType="end"/>
-          </w:r>
-          <w:r>
-            <w:rPr>
-              <w:rFonts w:hint="eastAsia" w:ascii="宋体" w:hAnsi="宋体" w:eastAsia="宋体" w:cs="宋体"/>
-              <w:szCs w:val="24"/>
-            </w:rPr>
-            <w:fldChar w:fldCharType="end"/>
-          </w:r>
-        </w:p>
-        <w:p>
-          <w:pPr>
-            <w:pStyle w:val="17"/>
-            <w:tabs>
-              <w:tab w:val="right" w:leader="dot" w:pos="8306"/>
-            </w:tabs>
-          </w:pPr>
-          <w:r>
-            <w:rPr>
-              <w:rFonts w:hint="eastAsia" w:ascii="宋体" w:hAnsi="宋体" w:eastAsia="宋体" w:cs="宋体"/>
-              <w:szCs w:val="24"/>
-            </w:rPr>
-            <w:fldChar w:fldCharType="begin"/>
-          </w:r>
-          <w:r>
-            <w:rPr>
-              <w:rFonts w:hint="eastAsia" w:ascii="宋体" w:hAnsi="宋体" w:eastAsia="宋体" w:cs="宋体"/>
-              <w:szCs w:val="24"/>
-            </w:rPr>
-            <w:instrText xml:space="preserve"> HYPERLINK \l _Toc27169 </w:instrText>
-          </w:r>
-          <w:r>
-            <w:rPr>
-              <w:rFonts w:hint="eastAsia" w:ascii="宋体" w:hAnsi="宋体" w:eastAsia="宋体" w:cs="宋体"/>
-              <w:szCs w:val="24"/>
-            </w:rPr>
-            <w:fldChar w:fldCharType="separate"/>
-          </w:r>
-          <w:r>
-            <w:rPr>
-              <w:rFonts w:hint="default"/>
-            </w:rPr>
-            <w:t xml:space="preserve">4.1. </w:t>
-          </w:r>
-          <w:r>
-            <w:t>首次热备切换演练（6月20日）</w:t>
-          </w:r>
-          <w:r>
-            <w:tab/>
-          </w:r>
-          <w:r>
-            <w:fldChar w:fldCharType="begin"/>
-          </w:r>
-          <w:r>
-            <w:instrText xml:space="preserve"> PAGEREF _Toc27169 \h </w:instrText>
-          </w:r>
-          <w:r>
-            <w:fldChar w:fldCharType="separate"/>
-          </w:r>
-          <w:r>
-            <w:t>7</w:t>
-          </w:r>
-          <w:r>
-            <w:fldChar w:fldCharType="end"/>
-          </w:r>
-          <w:r>
-            <w:rPr>
-              <w:rFonts w:hint="eastAsia" w:ascii="宋体" w:hAnsi="宋体" w:eastAsia="宋体" w:cs="宋体"/>
-              <w:szCs w:val="24"/>
-            </w:rPr>
-            <w:fldChar w:fldCharType="end"/>
-          </w:r>
-        </w:p>
-        <w:p>
-          <w:pPr>
-            <w:pStyle w:val="17"/>
-            <w:tabs>
-              <w:tab w:val="right" w:leader="dot" w:pos="8306"/>
-            </w:tabs>
-          </w:pPr>
-          <w:r>
-            <w:rPr>
-              <w:rFonts w:hint="eastAsia" w:ascii="宋体" w:hAnsi="宋体" w:eastAsia="宋体" w:cs="宋体"/>
-              <w:szCs w:val="24"/>
-            </w:rPr>
-            <w:fldChar w:fldCharType="begin"/>
-          </w:r>
-          <w:r>
-            <w:rPr>
-              <w:rFonts w:hint="eastAsia" w:ascii="宋体" w:hAnsi="宋体" w:eastAsia="宋体" w:cs="宋体"/>
-              <w:szCs w:val="24"/>
-            </w:rPr>
-            <w:instrText xml:space="preserve"> HYPERLINK \l _Toc4297 </w:instrText>
-          </w:r>
-          <w:r>
-            <w:rPr>
-              <w:rFonts w:hint="eastAsia" w:ascii="宋体" w:hAnsi="宋体" w:eastAsia="宋体" w:cs="宋体"/>
-              <w:szCs w:val="24"/>
-            </w:rPr>
-            <w:fldChar w:fldCharType="separate"/>
-          </w:r>
-          <w:r>
-            <w:rPr>
-              <w:rFonts w:hint="default"/>
-            </w:rPr>
-            <w:t xml:space="preserve">4.2. </w:t>
-          </w:r>
-          <w:r>
-            <w:t>二次热备切换演练（9月20日）</w:t>
-          </w:r>
-          <w:r>
-            <w:tab/>
-          </w:r>
-          <w:r>
-            <w:fldChar w:fldCharType="begin"/>
-          </w:r>
-          <w:r>
-            <w:instrText xml:space="preserve"> PAGEREF _Toc4297 \h </w:instrText>
-          </w:r>
-          <w:r>
-            <w:fldChar w:fldCharType="separate"/>
-          </w:r>
-          <w:r>
-            <w:t>7</w:t>
-          </w:r>
-          <w:r>
-            <w:fldChar w:fldCharType="end"/>
-          </w:r>
-          <w:r>
-            <w:rPr>
-              <w:rFonts w:hint="eastAsia" w:ascii="宋体" w:hAnsi="宋体" w:eastAsia="宋体" w:cs="宋体"/>
-              <w:szCs w:val="24"/>
-            </w:rPr>
-            <w:fldChar w:fldCharType="end"/>
-          </w:r>
-        </w:p>
-        <w:p>
-          <w:pPr>
-            <w:pStyle w:val="17"/>
-            <w:tabs>
-              <w:tab w:val="right" w:leader="dot" w:pos="8306"/>
-            </w:tabs>
-          </w:pPr>
-          <w:r>
-            <w:rPr>
-              <w:rFonts w:hint="eastAsia" w:ascii="宋体" w:hAnsi="宋体" w:eastAsia="宋体" w:cs="宋体"/>
-              <w:szCs w:val="24"/>
-            </w:rPr>
-            <w:fldChar w:fldCharType="begin"/>
-          </w:r>
-          <w:r>
-            <w:rPr>
-              <w:rFonts w:hint="eastAsia" w:ascii="宋体" w:hAnsi="宋体" w:eastAsia="宋体" w:cs="宋体"/>
-              <w:szCs w:val="24"/>
-            </w:rPr>
-            <w:instrText xml:space="preserve"> HYPERLINK \l _Toc3300 </w:instrText>
-          </w:r>
-          <w:r>
-            <w:rPr>
-              <w:rFonts w:hint="eastAsia" w:ascii="宋体" w:hAnsi="宋体" w:eastAsia="宋体" w:cs="宋体"/>
-              <w:szCs w:val="24"/>
-            </w:rPr>
-            <w:fldChar w:fldCharType="separate"/>
-          </w:r>
-          <w:r>
-            <w:rPr>
-              <w:rFonts w:hint="default"/>
-            </w:rPr>
-            <w:t xml:space="preserve">4.3. </w:t>
-          </w:r>
-          <w:r>
-            <w:t>三次热备切换演练（12月20日）</w:t>
-          </w:r>
-          <w:r>
-            <w:tab/>
-          </w:r>
-          <w:r>
-            <w:fldChar w:fldCharType="begin"/>
-          </w:r>
-          <w:r>
-            <w:instrText xml:space="preserve"> PAGEREF _Toc3300 \h </w:instrText>
-          </w:r>
-          <w:r>
-            <w:fldChar w:fldCharType="separate"/>
-          </w:r>
-          <w:r>
-            <w:t>7</w:t>
+            <w:t>6</w:t>
           </w:r>
           <w:r>
             <w:fldChar w:fldCharType="end"/>
@@ -3122,7 +2956,7 @@
               <w:rFonts w:hint="eastAsia" w:ascii="宋体" w:hAnsi="宋体" w:eastAsia="宋体" w:cs="宋体"/>
               <w:szCs w:val="24"/>
             </w:rPr>
-            <w:instrText xml:space="preserve"> HYPERLINK \l _Toc31626 </w:instrText>
+            <w:instrText xml:space="preserve"> HYPERLINK \l _Toc17393 </w:instrText>
           </w:r>
           <w:r>
             <w:rPr>
@@ -3138,7 +2972,7 @@
             <w:t xml:space="preserve">5. </w:t>
           </w:r>
           <w:r>
-            <w:t>资源保障计划</w:t>
+            <w:t>风险与应对措施</w:t>
           </w:r>
           <w:r>
             <w:tab/>
@@ -3147,139 +2981,13 @@
             <w:fldChar w:fldCharType="begin"/>
           </w:r>
           <w:r>
-            <w:instrText xml:space="preserve"> PAGEREF _Toc31626 \h </w:instrText>
+            <w:instrText xml:space="preserve"> PAGEREF _Toc17393 \h </w:instrText>
           </w:r>
           <w:r>
             <w:fldChar w:fldCharType="separate"/>
           </w:r>
           <w:r>
-            <w:t>8</w:t>
-          </w:r>
-          <w:r>
-            <w:fldChar w:fldCharType="end"/>
-          </w:r>
-          <w:r>
-            <w:rPr>
-              <w:rFonts w:hint="eastAsia" w:ascii="宋体" w:hAnsi="宋体" w:eastAsia="宋体" w:cs="宋体"/>
-              <w:szCs w:val="24"/>
-            </w:rPr>
-            <w:fldChar w:fldCharType="end"/>
-          </w:r>
-        </w:p>
-        <w:p>
-          <w:pPr>
-            <w:pStyle w:val="16"/>
-            <w:tabs>
-              <w:tab w:val="right" w:leader="dot" w:pos="8306"/>
-            </w:tabs>
-          </w:pPr>
-          <w:r>
-            <w:rPr>
-              <w:rFonts w:hint="eastAsia" w:ascii="宋体" w:hAnsi="宋体" w:eastAsia="宋体" w:cs="宋体"/>
-              <w:szCs w:val="24"/>
-            </w:rPr>
-            <w:fldChar w:fldCharType="begin"/>
-          </w:r>
-          <w:r>
-            <w:rPr>
-              <w:rFonts w:hint="eastAsia" w:ascii="宋体" w:hAnsi="宋体" w:eastAsia="宋体" w:cs="宋体"/>
-              <w:szCs w:val="24"/>
-            </w:rPr>
-            <w:instrText xml:space="preserve"> HYPERLINK \l _Toc11557 </w:instrText>
-          </w:r>
-          <w:r>
-            <w:rPr>
-              <w:rFonts w:hint="eastAsia" w:ascii="宋体" w:hAnsi="宋体" w:eastAsia="宋体" w:cs="宋体"/>
-              <w:szCs w:val="24"/>
-            </w:rPr>
-            <w:fldChar w:fldCharType="separate"/>
-          </w:r>
-          <w:r>
-            <w:rPr>
-              <w:rFonts w:hint="default"/>
-            </w:rPr>
-            <w:t xml:space="preserve">6. </w:t>
-          </w:r>
-          <w:r>
-            <w:t>演练后总结计划</w:t>
-          </w:r>
-          <w:r>
-            <w:tab/>
-          </w:r>
-          <w:r>
-            <w:fldChar w:fldCharType="begin"/>
-          </w:r>
-          <w:r>
-            <w:instrText xml:space="preserve"> PAGEREF _Toc11557 \h </w:instrText>
-          </w:r>
-          <w:r>
-            <w:fldChar w:fldCharType="separate"/>
-          </w:r>
-          <w:r>
-            <w:t>8</w:t>
-          </w:r>
-          <w:r>
-            <w:fldChar w:fldCharType="end"/>
-          </w:r>
-          <w:r>
-            <w:rPr>
-              <w:rFonts w:hint="eastAsia" w:ascii="宋体" w:hAnsi="宋体" w:eastAsia="宋体" w:cs="宋体"/>
-              <w:szCs w:val="24"/>
-            </w:rPr>
-            <w:fldChar w:fldCharType="end"/>
-          </w:r>
-        </w:p>
-        <w:p>
-          <w:pPr>
-            <w:pStyle w:val="16"/>
-            <w:tabs>
-              <w:tab w:val="right" w:leader="dot" w:pos="8306"/>
-            </w:tabs>
-          </w:pPr>
-          <w:r>
-            <w:rPr>
-              <w:rFonts w:hint="eastAsia" w:ascii="宋体" w:hAnsi="宋体" w:eastAsia="宋体" w:cs="宋体"/>
-              <w:szCs w:val="24"/>
-            </w:rPr>
-            <w:fldChar w:fldCharType="begin"/>
-          </w:r>
-          <w:r>
-            <w:rPr>
-              <w:rFonts w:hint="eastAsia" w:ascii="宋体" w:hAnsi="宋体" w:eastAsia="宋体" w:cs="宋体"/>
-              <w:szCs w:val="24"/>
-            </w:rPr>
-            <w:instrText xml:space="preserve"> HYPERLINK \l _Toc27744 </w:instrText>
-          </w:r>
-          <w:r>
-            <w:rPr>
-              <w:rFonts w:hint="eastAsia" w:ascii="宋体" w:hAnsi="宋体" w:eastAsia="宋体" w:cs="宋体"/>
-              <w:szCs w:val="24"/>
-            </w:rPr>
-            <w:fldChar w:fldCharType="separate"/>
-          </w:r>
-          <w:r>
-            <w:rPr>
-              <w:rFonts w:hint="default"/>
-            </w:rPr>
-            <w:t xml:space="preserve">7. </w:t>
-          </w:r>
-          <w:r>
-            <w:t>风险与应对措施</w:t>
-          </w:r>
-          <w:r>
-            <w:tab/>
-          </w:r>
-          <w:r>
-            <w:fldChar w:fldCharType="begin"/>
-          </w:r>
-          <w:r>
-            <w:instrText xml:space="preserve"> PAGEREF _Toc27744 \h </w:instrText>
-          </w:r>
-          <w:r>
-            <w:fldChar w:fldCharType="separate"/>
-          </w:r>
-          <w:r>
-            <w:t>8</w:t>
+            <w:t>7</w:t>
           </w:r>
           <w:r>
             <w:fldChar w:fldCharType="end"/>
@@ -3373,7 +3081,7 @@
         <w:bidi w:val="0"/>
       </w:pPr>
       <w:bookmarkStart w:id="2" w:name="heading_0"/>
-      <w:bookmarkStart w:id="3" w:name="_Toc31508"/>
+      <w:bookmarkStart w:id="3" w:name="_Toc27196"/>
       <w:r>
         <w:t>计划概述</w:t>
       </w:r>
@@ -3385,8 +3093,8 @@
         <w:pStyle w:val="30"/>
         <w:bidi w:val="0"/>
       </w:pPr>
-      <w:bookmarkStart w:id="4" w:name="_Toc8103"/>
-      <w:bookmarkStart w:id="5" w:name="heading_1"/>
+      <w:bookmarkStart w:id="4" w:name="heading_1"/>
+      <w:bookmarkStart w:id="5" w:name="_Toc5847"/>
       <w:r>
         <w:t>编制目的</w:t>
       </w:r>
@@ -3407,8 +3115,8 @@
         <w:pStyle w:val="30"/>
         <w:bidi w:val="0"/>
       </w:pPr>
-      <w:bookmarkStart w:id="6" w:name="_Toc26781"/>
-      <w:bookmarkStart w:id="7" w:name="heading_2"/>
+      <w:bookmarkStart w:id="6" w:name="heading_2"/>
+      <w:bookmarkStart w:id="7" w:name="_Toc13121"/>
       <w:r>
         <w:t>编制依据</w:t>
       </w:r>
@@ -3462,8 +3170,8 @@
         <w:pStyle w:val="30"/>
         <w:bidi w:val="0"/>
       </w:pPr>
-      <w:bookmarkStart w:id="8" w:name="_Toc10008"/>
-      <w:bookmarkStart w:id="9" w:name="heading_3"/>
+      <w:bookmarkStart w:id="8" w:name="heading_3"/>
+      <w:bookmarkStart w:id="9" w:name="_Toc31751"/>
       <w:r>
         <w:t>适用范围</w:t>
       </w:r>
@@ -3476,7 +3184,7 @@
         <w:bidi w:val="0"/>
       </w:pPr>
       <w:r>
-        <w:t>本计划适用于本项目2025年度（2025年6月-2025年12月）组织的各项应急演练活动。</w:t>
+        <w:t>本计划适用于本项目2025年度组织的各项应急演练活动。</w:t>
       </w:r>
     </w:p>
     <w:p>
@@ -3484,1390 +3192,26 @@
         <w:pStyle w:val="28"/>
         <w:bidi w:val="0"/>
       </w:pPr>
-      <w:bookmarkStart w:id="10" w:name="_Toc10046"/>
-      <w:bookmarkStart w:id="11" w:name="heading_4"/>
+      <w:bookmarkStart w:id="10" w:name="heading_5"/>
+      <w:bookmarkStart w:id="11" w:name="_Toc31129"/>
       <w:r>
-        <w:t>演练计划总览</w:t>
+        <w:t>一级故障演练详细计划</w:t>
       </w:r>
       <w:bookmarkEnd w:id="10"/>
       <w:bookmarkEnd w:id="11"/>
-    </w:p>
-    <w:tbl>
-      <w:tblPr>
-        <w:tblStyle w:val="20"/>
-        <w:tblW w:w="9405" w:type="dxa"/>
-        <w:jc w:val="center"/>
-        <w:tblBorders>
-          <w:top w:val="none" w:color="DEE0E3" w:sz="0" w:space="0"/>
-          <w:left w:val="none" w:color="DEE0E3" w:sz="0" w:space="0"/>
-          <w:bottom w:val="none" w:color="DEE0E3" w:sz="0" w:space="0"/>
-          <w:right w:val="none" w:color="DEE0E3" w:sz="0" w:space="0"/>
-          <w:insideH w:val="none" w:color="DEE0E3" w:sz="0" w:space="0"/>
-          <w:insideV w:val="none" w:color="DEE0E3" w:sz="0" w:space="0"/>
-        </w:tblBorders>
-        <w:tblLayout w:type="autofit"/>
-        <w:tblCellMar>
-          <w:top w:w="0" w:type="dxa"/>
-          <w:left w:w="10" w:type="dxa"/>
-          <w:bottom w:w="0" w:type="dxa"/>
-          <w:right w:w="10" w:type="dxa"/>
-        </w:tblCellMar>
-      </w:tblPr>
-      <w:tblGrid>
-        <w:gridCol w:w="621"/>
-        <w:gridCol w:w="1580"/>
-        <w:gridCol w:w="1700"/>
-        <w:gridCol w:w="2584"/>
-        <w:gridCol w:w="1700"/>
-        <w:gridCol w:w="1220"/>
-      </w:tblGrid>
-      <w:tr>
-        <w:tblPrEx>
-          <w:tblBorders>
-            <w:top w:val="none" w:color="DEE0E3" w:sz="0" w:space="0"/>
-            <w:left w:val="none" w:color="DEE0E3" w:sz="0" w:space="0"/>
-            <w:bottom w:val="none" w:color="DEE0E3" w:sz="0" w:space="0"/>
-            <w:right w:val="none" w:color="DEE0E3" w:sz="0" w:space="0"/>
-            <w:insideH w:val="none" w:color="DEE0E3" w:sz="0" w:space="0"/>
-            <w:insideV w:val="none" w:color="DEE0E3" w:sz="0" w:space="0"/>
-          </w:tblBorders>
-          <w:tblCellMar>
-            <w:top w:w="0" w:type="dxa"/>
-            <w:left w:w="10" w:type="dxa"/>
-            <w:bottom w:w="0" w:type="dxa"/>
-            <w:right w:w="10" w:type="dxa"/>
-          </w:tblCellMar>
-        </w:tblPrEx>
-        <w:trPr>
-          <w:trHeight w:val="0" w:hRule="atLeast"/>
-          <w:tblHeader/>
-          <w:jc w:val="center"/>
-        </w:trPr>
-        <w:tc>
-          <w:tcPr>
-            <w:tcW w:w="621" w:type="dxa"/>
-            <w:tcBorders>
-              <w:top w:val="single" w:color="auto" w:sz="12" w:space="0"/>
-              <w:left w:val="single" w:color="auto" w:sz="12" w:space="0"/>
-              <w:bottom w:val="nil"/>
-              <w:right w:val="nil"/>
-            </w:tcBorders>
-            <w:noWrap w:val="0"/>
-            <w:tcMar>
-              <w:top w:w="60" w:type="dxa"/>
-              <w:left w:w="120" w:type="dxa"/>
-              <w:bottom w:w="30" w:type="dxa"/>
-              <w:right w:w="120" w:type="dxa"/>
-            </w:tcMar>
-            <w:vAlign w:val="center"/>
-          </w:tcPr>
-          <w:p>
-            <w:pPr>
-              <w:pStyle w:val="29"/>
-              <w:bidi w:val="0"/>
-              <w:snapToGrid w:val="0"/>
-              <w:spacing w:line="240" w:lineRule="auto"/>
-              <w:ind w:left="0" w:leftChars="0" w:right="0" w:rightChars="0" w:firstLine="0" w:firstLineChars="0"/>
-              <w:jc w:val="center"/>
-              <w:rPr>
-                <w:b/>
-              </w:rPr>
-            </w:pPr>
-            <w:r>
-              <w:rPr>
-                <w:b/>
-              </w:rPr>
-              <w:t>序号</w:t>
-            </w:r>
-          </w:p>
-        </w:tc>
-        <w:tc>
-          <w:tcPr>
-            <w:tcW w:w="1580" w:type="dxa"/>
-            <w:tcBorders>
-              <w:top w:val="single" w:color="auto" w:sz="12" w:space="0"/>
-              <w:left w:val="single" w:color="auto" w:sz="4" w:space="0"/>
-              <w:bottom w:val="nil"/>
-              <w:right w:val="nil"/>
-            </w:tcBorders>
-            <w:noWrap w:val="0"/>
-            <w:tcMar>
-              <w:top w:w="60" w:type="dxa"/>
-              <w:left w:w="120" w:type="dxa"/>
-              <w:bottom w:w="30" w:type="dxa"/>
-              <w:right w:w="120" w:type="dxa"/>
-            </w:tcMar>
-            <w:vAlign w:val="center"/>
-          </w:tcPr>
-          <w:p>
-            <w:pPr>
-              <w:pStyle w:val="29"/>
-              <w:bidi w:val="0"/>
-              <w:snapToGrid w:val="0"/>
-              <w:spacing w:line="240" w:lineRule="auto"/>
-              <w:ind w:left="0" w:leftChars="0" w:right="0" w:rightChars="0" w:firstLine="0" w:firstLineChars="0"/>
-              <w:jc w:val="center"/>
-              <w:rPr>
-                <w:b/>
-              </w:rPr>
-            </w:pPr>
-            <w:r>
-              <w:rPr>
-                <w:b/>
-              </w:rPr>
-              <w:t>演练类型</w:t>
-            </w:r>
-          </w:p>
-        </w:tc>
-        <w:tc>
-          <w:tcPr>
-            <w:tcW w:w="1700" w:type="dxa"/>
-            <w:tcBorders>
-              <w:top w:val="single" w:color="auto" w:sz="12" w:space="0"/>
-              <w:left w:val="single" w:color="auto" w:sz="4" w:space="0"/>
-              <w:bottom w:val="nil"/>
-              <w:right w:val="nil"/>
-            </w:tcBorders>
-            <w:noWrap w:val="0"/>
-            <w:tcMar>
-              <w:top w:w="60" w:type="dxa"/>
-              <w:left w:w="120" w:type="dxa"/>
-              <w:bottom w:w="30" w:type="dxa"/>
-              <w:right w:w="120" w:type="dxa"/>
-            </w:tcMar>
-            <w:vAlign w:val="center"/>
-          </w:tcPr>
-          <w:p>
-            <w:pPr>
-              <w:pStyle w:val="29"/>
-              <w:bidi w:val="0"/>
-              <w:snapToGrid w:val="0"/>
-              <w:spacing w:line="240" w:lineRule="auto"/>
-              <w:ind w:left="0" w:leftChars="0" w:right="0" w:rightChars="0" w:firstLine="0" w:firstLineChars="0"/>
-              <w:jc w:val="center"/>
-              <w:rPr>
-                <w:b/>
-              </w:rPr>
-            </w:pPr>
-            <w:r>
-              <w:rPr>
-                <w:b/>
-              </w:rPr>
-              <w:t>演练内容</w:t>
-            </w:r>
-          </w:p>
-        </w:tc>
-        <w:tc>
-          <w:tcPr>
-            <w:tcW w:w="0" w:type="auto"/>
-            <w:tcBorders>
-              <w:top w:val="single" w:color="auto" w:sz="12" w:space="0"/>
-              <w:left w:val="single" w:color="auto" w:sz="4" w:space="0"/>
-              <w:bottom w:val="nil"/>
-              <w:right w:val="nil"/>
-            </w:tcBorders>
-            <w:noWrap w:val="0"/>
-            <w:tcMar>
-              <w:top w:w="60" w:type="dxa"/>
-              <w:left w:w="120" w:type="dxa"/>
-              <w:bottom w:w="30" w:type="dxa"/>
-              <w:right w:w="120" w:type="dxa"/>
-            </w:tcMar>
-            <w:vAlign w:val="center"/>
-          </w:tcPr>
-          <w:p>
-            <w:pPr>
-              <w:pStyle w:val="29"/>
-              <w:bidi w:val="0"/>
-              <w:snapToGrid w:val="0"/>
-              <w:spacing w:line="240" w:lineRule="auto"/>
-              <w:ind w:left="0" w:leftChars="0" w:right="0" w:rightChars="0" w:firstLine="0" w:firstLineChars="0"/>
-              <w:jc w:val="center"/>
-              <w:rPr>
-                <w:b/>
-              </w:rPr>
-            </w:pPr>
-            <w:r>
-              <w:rPr>
-                <w:b/>
-              </w:rPr>
-              <w:t>计划时间</w:t>
-            </w:r>
-          </w:p>
-        </w:tc>
-        <w:tc>
-          <w:tcPr>
-            <w:tcW w:w="1700" w:type="dxa"/>
-            <w:tcBorders>
-              <w:top w:val="single" w:color="auto" w:sz="12" w:space="0"/>
-              <w:left w:val="single" w:color="auto" w:sz="4" w:space="0"/>
-              <w:bottom w:val="nil"/>
-              <w:right w:val="nil"/>
-            </w:tcBorders>
-            <w:noWrap w:val="0"/>
-            <w:tcMar>
-              <w:top w:w="60" w:type="dxa"/>
-              <w:left w:w="120" w:type="dxa"/>
-              <w:bottom w:w="30" w:type="dxa"/>
-              <w:right w:w="120" w:type="dxa"/>
-            </w:tcMar>
-            <w:vAlign w:val="center"/>
-          </w:tcPr>
-          <w:p>
-            <w:pPr>
-              <w:pStyle w:val="29"/>
-              <w:bidi w:val="0"/>
-              <w:snapToGrid w:val="0"/>
-              <w:spacing w:line="240" w:lineRule="auto"/>
-              <w:ind w:left="0" w:leftChars="0" w:right="0" w:rightChars="0" w:firstLine="0" w:firstLineChars="0"/>
-              <w:jc w:val="center"/>
-              <w:rPr>
-                <w:b/>
-              </w:rPr>
-            </w:pPr>
-            <w:r>
-              <w:rPr>
-                <w:b/>
-              </w:rPr>
-              <w:t>参与人员</w:t>
-            </w:r>
-          </w:p>
-        </w:tc>
-        <w:tc>
-          <w:tcPr>
-            <w:tcW w:w="1220" w:type="dxa"/>
-            <w:tcBorders>
-              <w:top w:val="single" w:color="auto" w:sz="12" w:space="0"/>
-              <w:left w:val="single" w:color="auto" w:sz="4" w:space="0"/>
-              <w:bottom w:val="nil"/>
-              <w:right w:val="single" w:color="auto" w:sz="12" w:space="0"/>
-            </w:tcBorders>
-            <w:noWrap w:val="0"/>
-            <w:tcMar>
-              <w:top w:w="60" w:type="dxa"/>
-              <w:left w:w="120" w:type="dxa"/>
-              <w:bottom w:w="30" w:type="dxa"/>
-              <w:right w:w="120" w:type="dxa"/>
-            </w:tcMar>
-            <w:vAlign w:val="center"/>
-          </w:tcPr>
-          <w:p>
-            <w:pPr>
-              <w:pStyle w:val="29"/>
-              <w:bidi w:val="0"/>
-              <w:snapToGrid w:val="0"/>
-              <w:spacing w:line="240" w:lineRule="auto"/>
-              <w:ind w:left="0" w:leftChars="0" w:right="0" w:rightChars="0" w:firstLine="0" w:firstLineChars="0"/>
-              <w:jc w:val="center"/>
-              <w:rPr>
-                <w:b/>
-              </w:rPr>
-            </w:pPr>
-            <w:r>
-              <w:rPr>
-                <w:b/>
-              </w:rPr>
-              <w:t>状态</w:t>
-            </w:r>
-          </w:p>
-        </w:tc>
-      </w:tr>
-      <w:tr>
-        <w:tblPrEx>
-          <w:tblBorders>
-            <w:top w:val="none" w:color="DEE0E3" w:sz="0" w:space="0"/>
-            <w:left w:val="none" w:color="DEE0E3" w:sz="0" w:space="0"/>
-            <w:bottom w:val="none" w:color="DEE0E3" w:sz="0" w:space="0"/>
-            <w:right w:val="none" w:color="DEE0E3" w:sz="0" w:space="0"/>
-            <w:insideH w:val="none" w:color="DEE0E3" w:sz="0" w:space="0"/>
-            <w:insideV w:val="none" w:color="DEE0E3" w:sz="0" w:space="0"/>
-          </w:tblBorders>
-          <w:tblCellMar>
-            <w:top w:w="0" w:type="dxa"/>
-            <w:left w:w="10" w:type="dxa"/>
-            <w:bottom w:w="0" w:type="dxa"/>
-            <w:right w:w="10" w:type="dxa"/>
-          </w:tblCellMar>
-        </w:tblPrEx>
-        <w:trPr>
-          <w:trHeight w:val="0" w:hRule="atLeast"/>
-          <w:jc w:val="center"/>
-        </w:trPr>
-        <w:tc>
-          <w:tcPr>
-            <w:tcW w:w="621" w:type="dxa"/>
-            <w:tcBorders>
-              <w:top w:val="single" w:color="auto" w:sz="4" w:space="0"/>
-              <w:left w:val="single" w:color="auto" w:sz="12" w:space="0"/>
-              <w:bottom w:val="nil"/>
-              <w:right w:val="nil"/>
-            </w:tcBorders>
-            <w:noWrap w:val="0"/>
-            <w:tcMar>
-              <w:top w:w="60" w:type="dxa"/>
-              <w:left w:w="120" w:type="dxa"/>
-              <w:bottom w:w="30" w:type="dxa"/>
-              <w:right w:w="120" w:type="dxa"/>
-            </w:tcMar>
-            <w:vAlign w:val="center"/>
-          </w:tcPr>
-          <w:p>
-            <w:pPr>
-              <w:pStyle w:val="29"/>
-              <w:bidi w:val="0"/>
-              <w:snapToGrid w:val="0"/>
-              <w:spacing w:line="240" w:lineRule="auto"/>
-              <w:ind w:left="0" w:leftChars="0" w:right="0" w:rightChars="0" w:firstLine="0" w:firstLineChars="0"/>
-              <w:jc w:val="center"/>
-            </w:pPr>
-            <w:r>
-              <w:t>1</w:t>
-            </w:r>
-          </w:p>
-        </w:tc>
-        <w:tc>
-          <w:tcPr>
-            <w:tcW w:w="1580" w:type="dxa"/>
-            <w:tcBorders>
-              <w:top w:val="single" w:color="auto" w:sz="4" w:space="0"/>
-              <w:left w:val="single" w:color="auto" w:sz="4" w:space="0"/>
-              <w:bottom w:val="nil"/>
-              <w:right w:val="nil"/>
-            </w:tcBorders>
-            <w:noWrap w:val="0"/>
-            <w:tcMar>
-              <w:top w:w="60" w:type="dxa"/>
-              <w:left w:w="120" w:type="dxa"/>
-              <w:bottom w:w="30" w:type="dxa"/>
-              <w:right w:w="120" w:type="dxa"/>
-            </w:tcMar>
-            <w:vAlign w:val="center"/>
-          </w:tcPr>
-          <w:p>
-            <w:pPr>
-              <w:pStyle w:val="29"/>
-              <w:bidi w:val="0"/>
-              <w:snapToGrid w:val="0"/>
-              <w:spacing w:line="240" w:lineRule="auto"/>
-              <w:ind w:left="0" w:leftChars="0" w:right="0" w:rightChars="0" w:firstLine="0" w:firstLineChars="0"/>
-              <w:jc w:val="center"/>
-            </w:pPr>
-            <w:r>
-              <w:t>热备切换演练</w:t>
-            </w:r>
-          </w:p>
-        </w:tc>
-        <w:tc>
-          <w:tcPr>
-            <w:tcW w:w="1700" w:type="dxa"/>
-            <w:tcBorders>
-              <w:top w:val="single" w:color="auto" w:sz="4" w:space="0"/>
-              <w:left w:val="single" w:color="auto" w:sz="4" w:space="0"/>
-              <w:bottom w:val="nil"/>
-              <w:right w:val="nil"/>
-            </w:tcBorders>
-            <w:noWrap w:val="0"/>
-            <w:tcMar>
-              <w:top w:w="60" w:type="dxa"/>
-              <w:left w:w="120" w:type="dxa"/>
-              <w:bottom w:w="30" w:type="dxa"/>
-              <w:right w:w="120" w:type="dxa"/>
-            </w:tcMar>
-            <w:vAlign w:val="center"/>
-          </w:tcPr>
-          <w:p>
-            <w:pPr>
-              <w:pStyle w:val="29"/>
-              <w:bidi w:val="0"/>
-              <w:snapToGrid w:val="0"/>
-              <w:spacing w:line="240" w:lineRule="auto"/>
-              <w:ind w:left="0" w:leftChars="0" w:right="0" w:rightChars="0" w:firstLine="0" w:firstLineChars="0"/>
-              <w:jc w:val="center"/>
-            </w:pPr>
-            <w:r>
-              <w:t>模拟平台服务器主备切换</w:t>
-            </w:r>
-          </w:p>
-        </w:tc>
-        <w:tc>
-          <w:tcPr>
-            <w:tcW w:w="0" w:type="auto"/>
-            <w:tcBorders>
-              <w:top w:val="single" w:color="auto" w:sz="4" w:space="0"/>
-              <w:left w:val="single" w:color="auto" w:sz="4" w:space="0"/>
-              <w:bottom w:val="nil"/>
-              <w:right w:val="nil"/>
-            </w:tcBorders>
-            <w:noWrap w:val="0"/>
-            <w:tcMar>
-              <w:top w:w="60" w:type="dxa"/>
-              <w:left w:w="120" w:type="dxa"/>
-              <w:bottom w:w="30" w:type="dxa"/>
-              <w:right w:w="120" w:type="dxa"/>
-            </w:tcMar>
-            <w:vAlign w:val="center"/>
-          </w:tcPr>
-          <w:p>
-            <w:pPr>
-              <w:pStyle w:val="29"/>
-              <w:bidi w:val="0"/>
-              <w:snapToGrid w:val="0"/>
-              <w:spacing w:line="240" w:lineRule="auto"/>
-              <w:ind w:left="0" w:leftChars="0" w:right="0" w:rightChars="0" w:firstLine="0" w:firstLineChars="0"/>
-              <w:jc w:val="center"/>
-            </w:pPr>
-            <w:r>
-              <w:t>2025年6月20日</w:t>
-            </w:r>
-          </w:p>
-        </w:tc>
-        <w:tc>
-          <w:tcPr>
-            <w:tcW w:w="1700" w:type="dxa"/>
-            <w:tcBorders>
-              <w:top w:val="single" w:color="auto" w:sz="4" w:space="0"/>
-              <w:left w:val="single" w:color="auto" w:sz="4" w:space="0"/>
-              <w:bottom w:val="nil"/>
-              <w:right w:val="nil"/>
-            </w:tcBorders>
-            <w:noWrap w:val="0"/>
-            <w:tcMar>
-              <w:top w:w="60" w:type="dxa"/>
-              <w:left w:w="120" w:type="dxa"/>
-              <w:bottom w:w="30" w:type="dxa"/>
-              <w:right w:w="120" w:type="dxa"/>
-            </w:tcMar>
-            <w:vAlign w:val="center"/>
-          </w:tcPr>
-          <w:p>
-            <w:pPr>
-              <w:pStyle w:val="29"/>
-              <w:bidi w:val="0"/>
-              <w:snapToGrid w:val="0"/>
-              <w:spacing w:line="240" w:lineRule="auto"/>
-              <w:ind w:left="0" w:leftChars="0" w:right="0" w:rightChars="0" w:firstLine="0" w:firstLineChars="0"/>
-              <w:jc w:val="left"/>
-            </w:pPr>
-            <w:r>
-              <w:t>运维工程师、服务台专员</w:t>
-            </w:r>
-          </w:p>
-        </w:tc>
-        <w:tc>
-          <w:tcPr>
-            <w:tcW w:w="1220" w:type="dxa"/>
-            <w:tcBorders>
-              <w:top w:val="single" w:color="auto" w:sz="4" w:space="0"/>
-              <w:left w:val="single" w:color="auto" w:sz="4" w:space="0"/>
-              <w:bottom w:val="nil"/>
-              <w:right w:val="single" w:color="auto" w:sz="12" w:space="0"/>
-            </w:tcBorders>
-            <w:noWrap w:val="0"/>
-            <w:tcMar>
-              <w:top w:w="60" w:type="dxa"/>
-              <w:left w:w="120" w:type="dxa"/>
-              <w:bottom w:w="30" w:type="dxa"/>
-              <w:right w:w="120" w:type="dxa"/>
-            </w:tcMar>
-            <w:vAlign w:val="center"/>
-          </w:tcPr>
-          <w:p>
-            <w:pPr>
-              <w:pStyle w:val="29"/>
-              <w:bidi w:val="0"/>
-              <w:snapToGrid w:val="0"/>
-              <w:spacing w:line="240" w:lineRule="auto"/>
-              <w:ind w:left="0" w:leftChars="0" w:right="0" w:rightChars="0" w:firstLine="0" w:firstLineChars="0"/>
-              <w:jc w:val="left"/>
-            </w:pPr>
-            <w:r>
-              <w:t>已完成</w:t>
-            </w:r>
-          </w:p>
-        </w:tc>
-      </w:tr>
-      <w:tr>
-        <w:tblPrEx>
-          <w:tblBorders>
-            <w:top w:val="none" w:color="DEE0E3" w:sz="0" w:space="0"/>
-            <w:left w:val="none" w:color="DEE0E3" w:sz="0" w:space="0"/>
-            <w:bottom w:val="none" w:color="DEE0E3" w:sz="0" w:space="0"/>
-            <w:right w:val="none" w:color="DEE0E3" w:sz="0" w:space="0"/>
-            <w:insideH w:val="none" w:color="DEE0E3" w:sz="0" w:space="0"/>
-            <w:insideV w:val="none" w:color="DEE0E3" w:sz="0" w:space="0"/>
-          </w:tblBorders>
-          <w:tblCellMar>
-            <w:top w:w="0" w:type="dxa"/>
-            <w:left w:w="10" w:type="dxa"/>
-            <w:bottom w:w="0" w:type="dxa"/>
-            <w:right w:w="10" w:type="dxa"/>
-          </w:tblCellMar>
-        </w:tblPrEx>
-        <w:trPr>
-          <w:trHeight w:val="0" w:hRule="atLeast"/>
-          <w:jc w:val="center"/>
-        </w:trPr>
-        <w:tc>
-          <w:tcPr>
-            <w:tcW w:w="621" w:type="dxa"/>
-            <w:tcBorders>
-              <w:top w:val="single" w:color="auto" w:sz="4" w:space="0"/>
-              <w:left w:val="single" w:color="auto" w:sz="12" w:space="0"/>
-              <w:bottom w:val="nil"/>
-              <w:right w:val="nil"/>
-            </w:tcBorders>
-            <w:noWrap w:val="0"/>
-            <w:tcMar>
-              <w:top w:w="60" w:type="dxa"/>
-              <w:left w:w="120" w:type="dxa"/>
-              <w:bottom w:w="30" w:type="dxa"/>
-              <w:right w:w="120" w:type="dxa"/>
-            </w:tcMar>
-            <w:vAlign w:val="center"/>
-          </w:tcPr>
-          <w:p>
-            <w:pPr>
-              <w:pStyle w:val="29"/>
-              <w:bidi w:val="0"/>
-              <w:snapToGrid w:val="0"/>
-              <w:spacing w:line="240" w:lineRule="auto"/>
-              <w:ind w:left="0" w:leftChars="0" w:right="0" w:rightChars="0" w:firstLine="0" w:firstLineChars="0"/>
-              <w:jc w:val="center"/>
-            </w:pPr>
-            <w:r>
-              <w:t>2</w:t>
-            </w:r>
-          </w:p>
-        </w:tc>
-        <w:tc>
-          <w:tcPr>
-            <w:tcW w:w="1580" w:type="dxa"/>
-            <w:tcBorders>
-              <w:top w:val="single" w:color="auto" w:sz="4" w:space="0"/>
-              <w:left w:val="single" w:color="auto" w:sz="4" w:space="0"/>
-              <w:bottom w:val="nil"/>
-              <w:right w:val="nil"/>
-            </w:tcBorders>
-            <w:noWrap w:val="0"/>
-            <w:tcMar>
-              <w:top w:w="60" w:type="dxa"/>
-              <w:left w:w="120" w:type="dxa"/>
-              <w:bottom w:w="30" w:type="dxa"/>
-              <w:right w:w="120" w:type="dxa"/>
-            </w:tcMar>
-            <w:vAlign w:val="center"/>
-          </w:tcPr>
-          <w:p>
-            <w:pPr>
-              <w:pStyle w:val="29"/>
-              <w:bidi w:val="0"/>
-              <w:snapToGrid w:val="0"/>
-              <w:spacing w:line="240" w:lineRule="auto"/>
-              <w:ind w:left="0" w:leftChars="0" w:right="0" w:rightChars="0" w:firstLine="0" w:firstLineChars="0"/>
-              <w:jc w:val="center"/>
-            </w:pPr>
-            <w:r>
-              <w:t>热备切换演练</w:t>
-            </w:r>
-          </w:p>
-        </w:tc>
-        <w:tc>
-          <w:tcPr>
-            <w:tcW w:w="1700" w:type="dxa"/>
-            <w:tcBorders>
-              <w:top w:val="single" w:color="auto" w:sz="4" w:space="0"/>
-              <w:left w:val="single" w:color="auto" w:sz="4" w:space="0"/>
-              <w:bottom w:val="nil"/>
-              <w:right w:val="nil"/>
-            </w:tcBorders>
-            <w:noWrap w:val="0"/>
-            <w:tcMar>
-              <w:top w:w="60" w:type="dxa"/>
-              <w:left w:w="120" w:type="dxa"/>
-              <w:bottom w:w="30" w:type="dxa"/>
-              <w:right w:w="120" w:type="dxa"/>
-            </w:tcMar>
-            <w:vAlign w:val="center"/>
-          </w:tcPr>
-          <w:p>
-            <w:pPr>
-              <w:pStyle w:val="29"/>
-              <w:bidi w:val="0"/>
-              <w:snapToGrid w:val="0"/>
-              <w:spacing w:line="240" w:lineRule="auto"/>
-              <w:ind w:left="0" w:leftChars="0" w:right="0" w:rightChars="0" w:firstLine="0" w:firstLineChars="0"/>
-              <w:jc w:val="center"/>
-            </w:pPr>
-            <w:r>
-              <w:t>模拟CVR存储主备切换</w:t>
-            </w:r>
-          </w:p>
-        </w:tc>
-        <w:tc>
-          <w:tcPr>
-            <w:tcW w:w="0" w:type="auto"/>
-            <w:tcBorders>
-              <w:top w:val="single" w:color="auto" w:sz="4" w:space="0"/>
-              <w:left w:val="single" w:color="auto" w:sz="4" w:space="0"/>
-              <w:bottom w:val="nil"/>
-              <w:right w:val="nil"/>
-            </w:tcBorders>
-            <w:noWrap w:val="0"/>
-            <w:tcMar>
-              <w:top w:w="60" w:type="dxa"/>
-              <w:left w:w="120" w:type="dxa"/>
-              <w:bottom w:w="30" w:type="dxa"/>
-              <w:right w:w="120" w:type="dxa"/>
-            </w:tcMar>
-            <w:vAlign w:val="center"/>
-          </w:tcPr>
-          <w:p>
-            <w:pPr>
-              <w:pStyle w:val="29"/>
-              <w:bidi w:val="0"/>
-              <w:snapToGrid w:val="0"/>
-              <w:spacing w:line="240" w:lineRule="auto"/>
-              <w:ind w:left="0" w:leftChars="0" w:right="0" w:rightChars="0" w:firstLine="0" w:firstLineChars="0"/>
-              <w:jc w:val="center"/>
-            </w:pPr>
-            <w:r>
-              <w:t>2025年9月20日</w:t>
-            </w:r>
-          </w:p>
-        </w:tc>
-        <w:tc>
-          <w:tcPr>
-            <w:tcW w:w="1700" w:type="dxa"/>
-            <w:tcBorders>
-              <w:top w:val="single" w:color="auto" w:sz="4" w:space="0"/>
-              <w:left w:val="single" w:color="auto" w:sz="4" w:space="0"/>
-              <w:bottom w:val="nil"/>
-              <w:right w:val="nil"/>
-            </w:tcBorders>
-            <w:noWrap w:val="0"/>
-            <w:tcMar>
-              <w:top w:w="60" w:type="dxa"/>
-              <w:left w:w="120" w:type="dxa"/>
-              <w:bottom w:w="30" w:type="dxa"/>
-              <w:right w:w="120" w:type="dxa"/>
-            </w:tcMar>
-            <w:vAlign w:val="center"/>
-          </w:tcPr>
-          <w:p>
-            <w:pPr>
-              <w:pStyle w:val="29"/>
-              <w:bidi w:val="0"/>
-              <w:snapToGrid w:val="0"/>
-              <w:spacing w:line="240" w:lineRule="auto"/>
-              <w:ind w:left="0" w:leftChars="0" w:right="0" w:rightChars="0" w:firstLine="0" w:firstLineChars="0"/>
-              <w:jc w:val="left"/>
-            </w:pPr>
-            <w:r>
-              <w:t>运维工程师、服务台专员</w:t>
-            </w:r>
-          </w:p>
-        </w:tc>
-        <w:tc>
-          <w:tcPr>
-            <w:tcW w:w="1220" w:type="dxa"/>
-            <w:tcBorders>
-              <w:top w:val="single" w:color="auto" w:sz="4" w:space="0"/>
-              <w:left w:val="single" w:color="auto" w:sz="4" w:space="0"/>
-              <w:bottom w:val="nil"/>
-              <w:right w:val="single" w:color="auto" w:sz="12" w:space="0"/>
-            </w:tcBorders>
-            <w:noWrap w:val="0"/>
-            <w:tcMar>
-              <w:top w:w="60" w:type="dxa"/>
-              <w:left w:w="120" w:type="dxa"/>
-              <w:bottom w:w="30" w:type="dxa"/>
-              <w:right w:w="120" w:type="dxa"/>
-            </w:tcMar>
-            <w:vAlign w:val="center"/>
-          </w:tcPr>
-          <w:p>
-            <w:pPr>
-              <w:pStyle w:val="29"/>
-              <w:bidi w:val="0"/>
-              <w:snapToGrid w:val="0"/>
-              <w:spacing w:line="240" w:lineRule="auto"/>
-              <w:ind w:left="0" w:leftChars="0" w:right="0" w:rightChars="0" w:firstLine="0" w:firstLineChars="0"/>
-              <w:jc w:val="left"/>
-            </w:pPr>
-            <w:r>
-              <w:t>已完成</w:t>
-            </w:r>
-          </w:p>
-        </w:tc>
-      </w:tr>
-      <w:tr>
-        <w:tblPrEx>
-          <w:tblBorders>
-            <w:top w:val="none" w:color="DEE0E3" w:sz="0" w:space="0"/>
-            <w:left w:val="none" w:color="DEE0E3" w:sz="0" w:space="0"/>
-            <w:bottom w:val="none" w:color="DEE0E3" w:sz="0" w:space="0"/>
-            <w:right w:val="none" w:color="DEE0E3" w:sz="0" w:space="0"/>
-            <w:insideH w:val="none" w:color="DEE0E3" w:sz="0" w:space="0"/>
-            <w:insideV w:val="none" w:color="DEE0E3" w:sz="0" w:space="0"/>
-          </w:tblBorders>
-          <w:tblCellMar>
-            <w:top w:w="0" w:type="dxa"/>
-            <w:left w:w="10" w:type="dxa"/>
-            <w:bottom w:w="0" w:type="dxa"/>
-            <w:right w:w="10" w:type="dxa"/>
-          </w:tblCellMar>
-        </w:tblPrEx>
-        <w:trPr>
-          <w:trHeight w:val="0" w:hRule="atLeast"/>
-          <w:jc w:val="center"/>
-        </w:trPr>
-        <w:tc>
-          <w:tcPr>
-            <w:tcW w:w="621" w:type="dxa"/>
-            <w:tcBorders>
-              <w:top w:val="single" w:color="auto" w:sz="4" w:space="0"/>
-              <w:left w:val="single" w:color="auto" w:sz="12" w:space="0"/>
-              <w:bottom w:val="nil"/>
-              <w:right w:val="nil"/>
-            </w:tcBorders>
-            <w:noWrap w:val="0"/>
-            <w:tcMar>
-              <w:top w:w="60" w:type="dxa"/>
-              <w:left w:w="120" w:type="dxa"/>
-              <w:bottom w:w="30" w:type="dxa"/>
-              <w:right w:w="120" w:type="dxa"/>
-            </w:tcMar>
-            <w:vAlign w:val="center"/>
-          </w:tcPr>
-          <w:p>
-            <w:pPr>
-              <w:pStyle w:val="29"/>
-              <w:bidi w:val="0"/>
-              <w:snapToGrid w:val="0"/>
-              <w:spacing w:line="240" w:lineRule="auto"/>
-              <w:ind w:left="0" w:leftChars="0" w:right="0" w:rightChars="0" w:firstLine="0" w:firstLineChars="0"/>
-              <w:jc w:val="center"/>
-            </w:pPr>
-            <w:r>
-              <w:t>3</w:t>
-            </w:r>
-          </w:p>
-        </w:tc>
-        <w:tc>
-          <w:tcPr>
-            <w:tcW w:w="1580" w:type="dxa"/>
-            <w:tcBorders>
-              <w:top w:val="single" w:color="auto" w:sz="4" w:space="0"/>
-              <w:left w:val="single" w:color="auto" w:sz="4" w:space="0"/>
-              <w:bottom w:val="nil"/>
-              <w:right w:val="nil"/>
-            </w:tcBorders>
-            <w:noWrap w:val="0"/>
-            <w:tcMar>
-              <w:top w:w="60" w:type="dxa"/>
-              <w:left w:w="120" w:type="dxa"/>
-              <w:bottom w:w="30" w:type="dxa"/>
-              <w:right w:w="120" w:type="dxa"/>
-            </w:tcMar>
-            <w:vAlign w:val="center"/>
-          </w:tcPr>
-          <w:p>
-            <w:pPr>
-              <w:pStyle w:val="29"/>
-              <w:bidi w:val="0"/>
-              <w:snapToGrid w:val="0"/>
-              <w:spacing w:line="240" w:lineRule="auto"/>
-              <w:ind w:left="0" w:leftChars="0" w:right="0" w:rightChars="0" w:firstLine="0" w:firstLineChars="0"/>
-              <w:jc w:val="center"/>
-            </w:pPr>
-            <w:r>
-              <w:t>一级故障演练</w:t>
-            </w:r>
-          </w:p>
-        </w:tc>
-        <w:tc>
-          <w:tcPr>
-            <w:tcW w:w="1700" w:type="dxa"/>
-            <w:tcBorders>
-              <w:top w:val="single" w:color="auto" w:sz="4" w:space="0"/>
-              <w:left w:val="single" w:color="auto" w:sz="4" w:space="0"/>
-              <w:bottom w:val="nil"/>
-              <w:right w:val="nil"/>
-            </w:tcBorders>
-            <w:noWrap w:val="0"/>
-            <w:tcMar>
-              <w:top w:w="60" w:type="dxa"/>
-              <w:left w:w="120" w:type="dxa"/>
-              <w:bottom w:w="30" w:type="dxa"/>
-              <w:right w:w="120" w:type="dxa"/>
-            </w:tcMar>
-            <w:vAlign w:val="center"/>
-          </w:tcPr>
-          <w:p>
-            <w:pPr>
-              <w:pStyle w:val="29"/>
-              <w:bidi w:val="0"/>
-              <w:snapToGrid w:val="0"/>
-              <w:spacing w:line="240" w:lineRule="auto"/>
-              <w:ind w:left="0" w:leftChars="0" w:right="0" w:rightChars="0" w:firstLine="0" w:firstLineChars="0"/>
-              <w:jc w:val="center"/>
-            </w:pPr>
-            <w:r>
-              <w:t>模拟核心区域光缆中断</w:t>
-            </w:r>
-          </w:p>
-        </w:tc>
-        <w:tc>
-          <w:tcPr>
-            <w:tcW w:w="0" w:type="auto"/>
-            <w:tcBorders>
-              <w:top w:val="single" w:color="auto" w:sz="4" w:space="0"/>
-              <w:left w:val="single" w:color="auto" w:sz="4" w:space="0"/>
-              <w:bottom w:val="nil"/>
-              <w:right w:val="nil"/>
-            </w:tcBorders>
-            <w:noWrap w:val="0"/>
-            <w:tcMar>
-              <w:top w:w="60" w:type="dxa"/>
-              <w:left w:w="120" w:type="dxa"/>
-              <w:bottom w:w="30" w:type="dxa"/>
-              <w:right w:w="120" w:type="dxa"/>
-            </w:tcMar>
-            <w:vAlign w:val="center"/>
-          </w:tcPr>
-          <w:p>
-            <w:pPr>
-              <w:pStyle w:val="29"/>
-              <w:bidi w:val="0"/>
-              <w:snapToGrid w:val="0"/>
-              <w:spacing w:line="240" w:lineRule="auto"/>
-              <w:ind w:left="0" w:leftChars="0" w:right="0" w:rightChars="0" w:firstLine="0" w:firstLineChars="0"/>
-              <w:jc w:val="center"/>
-            </w:pPr>
-            <w:r>
-              <w:t>2025年12月15日</w:t>
-            </w:r>
-          </w:p>
-        </w:tc>
-        <w:tc>
-          <w:tcPr>
-            <w:tcW w:w="1700" w:type="dxa"/>
-            <w:tcBorders>
-              <w:top w:val="single" w:color="auto" w:sz="4" w:space="0"/>
-              <w:left w:val="single" w:color="auto" w:sz="4" w:space="0"/>
-              <w:bottom w:val="nil"/>
-              <w:right w:val="nil"/>
-            </w:tcBorders>
-            <w:noWrap w:val="0"/>
-            <w:tcMar>
-              <w:top w:w="60" w:type="dxa"/>
-              <w:left w:w="120" w:type="dxa"/>
-              <w:bottom w:w="30" w:type="dxa"/>
-              <w:right w:w="120" w:type="dxa"/>
-            </w:tcMar>
-            <w:vAlign w:val="center"/>
-          </w:tcPr>
-          <w:p>
-            <w:pPr>
-              <w:pStyle w:val="29"/>
-              <w:bidi w:val="0"/>
-              <w:snapToGrid w:val="0"/>
-              <w:spacing w:line="240" w:lineRule="auto"/>
-              <w:ind w:left="0" w:leftChars="0" w:right="0" w:rightChars="0" w:firstLine="0" w:firstLineChars="0"/>
-              <w:jc w:val="left"/>
-            </w:pPr>
-            <w:r>
-              <w:t>全体应急人员</w:t>
-            </w:r>
-          </w:p>
-        </w:tc>
-        <w:tc>
-          <w:tcPr>
-            <w:tcW w:w="1220" w:type="dxa"/>
-            <w:tcBorders>
-              <w:top w:val="single" w:color="auto" w:sz="4" w:space="0"/>
-              <w:left w:val="single" w:color="auto" w:sz="4" w:space="0"/>
-              <w:bottom w:val="nil"/>
-              <w:right w:val="single" w:color="auto" w:sz="12" w:space="0"/>
-            </w:tcBorders>
-            <w:noWrap w:val="0"/>
-            <w:tcMar>
-              <w:top w:w="60" w:type="dxa"/>
-              <w:left w:w="120" w:type="dxa"/>
-              <w:bottom w:w="30" w:type="dxa"/>
-              <w:right w:w="120" w:type="dxa"/>
-            </w:tcMar>
-            <w:vAlign w:val="center"/>
-          </w:tcPr>
-          <w:p>
-            <w:pPr>
-              <w:pStyle w:val="29"/>
-              <w:bidi w:val="0"/>
-              <w:snapToGrid w:val="0"/>
-              <w:spacing w:line="240" w:lineRule="auto"/>
-              <w:ind w:left="0" w:leftChars="0" w:right="0" w:rightChars="0" w:firstLine="0" w:firstLineChars="0"/>
-              <w:jc w:val="left"/>
-            </w:pPr>
-            <w:r>
-              <w:t>待执行</w:t>
-            </w:r>
-          </w:p>
-        </w:tc>
-      </w:tr>
-      <w:tr>
-        <w:tblPrEx>
-          <w:tblBorders>
-            <w:top w:val="none" w:color="DEE0E3" w:sz="0" w:space="0"/>
-            <w:left w:val="none" w:color="DEE0E3" w:sz="0" w:space="0"/>
-            <w:bottom w:val="none" w:color="DEE0E3" w:sz="0" w:space="0"/>
-            <w:right w:val="none" w:color="DEE0E3" w:sz="0" w:space="0"/>
-            <w:insideH w:val="none" w:color="DEE0E3" w:sz="0" w:space="0"/>
-            <w:insideV w:val="none" w:color="DEE0E3" w:sz="0" w:space="0"/>
-          </w:tblBorders>
-          <w:tblCellMar>
-            <w:top w:w="0" w:type="dxa"/>
-            <w:left w:w="10" w:type="dxa"/>
-            <w:bottom w:w="0" w:type="dxa"/>
-            <w:right w:w="10" w:type="dxa"/>
-          </w:tblCellMar>
-        </w:tblPrEx>
-        <w:trPr>
-          <w:trHeight w:val="0" w:hRule="atLeast"/>
-          <w:jc w:val="center"/>
-        </w:trPr>
-        <w:tc>
-          <w:tcPr>
-            <w:tcW w:w="621" w:type="dxa"/>
-            <w:tcBorders>
-              <w:top w:val="single" w:color="auto" w:sz="4" w:space="0"/>
-              <w:left w:val="single" w:color="auto" w:sz="12" w:space="0"/>
-              <w:bottom w:val="nil"/>
-              <w:right w:val="nil"/>
-            </w:tcBorders>
-            <w:noWrap w:val="0"/>
-            <w:tcMar>
-              <w:top w:w="60" w:type="dxa"/>
-              <w:left w:w="120" w:type="dxa"/>
-              <w:bottom w:w="30" w:type="dxa"/>
-              <w:right w:w="120" w:type="dxa"/>
-            </w:tcMar>
-            <w:vAlign w:val="center"/>
-          </w:tcPr>
-          <w:p>
-            <w:pPr>
-              <w:pStyle w:val="29"/>
-              <w:bidi w:val="0"/>
-              <w:snapToGrid w:val="0"/>
-              <w:spacing w:line="240" w:lineRule="auto"/>
-              <w:ind w:left="0" w:leftChars="0" w:right="0" w:rightChars="0" w:firstLine="0" w:firstLineChars="0"/>
-              <w:jc w:val="center"/>
-            </w:pPr>
-            <w:r>
-              <w:t>4</w:t>
-            </w:r>
-          </w:p>
-        </w:tc>
-        <w:tc>
-          <w:tcPr>
-            <w:tcW w:w="1580" w:type="dxa"/>
-            <w:tcBorders>
-              <w:top w:val="single" w:color="auto" w:sz="4" w:space="0"/>
-              <w:left w:val="single" w:color="auto" w:sz="4" w:space="0"/>
-              <w:bottom w:val="nil"/>
-              <w:right w:val="nil"/>
-            </w:tcBorders>
-            <w:noWrap w:val="0"/>
-            <w:tcMar>
-              <w:top w:w="60" w:type="dxa"/>
-              <w:left w:w="120" w:type="dxa"/>
-              <w:bottom w:w="30" w:type="dxa"/>
-              <w:right w:w="120" w:type="dxa"/>
-            </w:tcMar>
-            <w:vAlign w:val="center"/>
-          </w:tcPr>
-          <w:p>
-            <w:pPr>
-              <w:pStyle w:val="29"/>
-              <w:bidi w:val="0"/>
-              <w:snapToGrid w:val="0"/>
-              <w:spacing w:line="240" w:lineRule="auto"/>
-              <w:ind w:left="0" w:leftChars="0" w:right="0" w:rightChars="0" w:firstLine="0" w:firstLineChars="0"/>
-              <w:jc w:val="center"/>
-            </w:pPr>
-            <w:r>
-              <w:t>实战演练</w:t>
-            </w:r>
-          </w:p>
-        </w:tc>
-        <w:tc>
-          <w:tcPr>
-            <w:tcW w:w="1700" w:type="dxa"/>
-            <w:tcBorders>
-              <w:top w:val="single" w:color="auto" w:sz="4" w:space="0"/>
-              <w:left w:val="single" w:color="auto" w:sz="4" w:space="0"/>
-              <w:bottom w:val="nil"/>
-              <w:right w:val="nil"/>
-            </w:tcBorders>
-            <w:noWrap w:val="0"/>
-            <w:tcMar>
-              <w:top w:w="60" w:type="dxa"/>
-              <w:left w:w="120" w:type="dxa"/>
-              <w:bottom w:w="30" w:type="dxa"/>
-              <w:right w:w="120" w:type="dxa"/>
-            </w:tcMar>
-            <w:vAlign w:val="center"/>
-          </w:tcPr>
-          <w:p>
-            <w:pPr>
-              <w:pStyle w:val="29"/>
-              <w:bidi w:val="0"/>
-              <w:snapToGrid w:val="0"/>
-              <w:spacing w:line="240" w:lineRule="auto"/>
-              <w:ind w:left="0" w:leftChars="0" w:right="0" w:rightChars="0" w:firstLine="0" w:firstLineChars="0"/>
-              <w:jc w:val="center"/>
-            </w:pPr>
-            <w:r>
-              <w:t>全流程故障响应与恢复</w:t>
-            </w:r>
-          </w:p>
-        </w:tc>
-        <w:tc>
-          <w:tcPr>
-            <w:tcW w:w="0" w:type="auto"/>
-            <w:tcBorders>
-              <w:top w:val="single" w:color="auto" w:sz="4" w:space="0"/>
-              <w:left w:val="single" w:color="auto" w:sz="4" w:space="0"/>
-              <w:bottom w:val="nil"/>
-              <w:right w:val="nil"/>
-            </w:tcBorders>
-            <w:noWrap w:val="0"/>
-            <w:tcMar>
-              <w:top w:w="60" w:type="dxa"/>
-              <w:left w:w="120" w:type="dxa"/>
-              <w:bottom w:w="30" w:type="dxa"/>
-              <w:right w:w="120" w:type="dxa"/>
-            </w:tcMar>
-            <w:vAlign w:val="center"/>
-          </w:tcPr>
-          <w:p>
-            <w:pPr>
-              <w:pStyle w:val="29"/>
-              <w:bidi w:val="0"/>
-              <w:snapToGrid w:val="0"/>
-              <w:spacing w:line="240" w:lineRule="auto"/>
-              <w:ind w:left="0" w:leftChars="0" w:right="0" w:rightChars="0" w:firstLine="0" w:firstLineChars="0"/>
-              <w:jc w:val="center"/>
-            </w:pPr>
-            <w:r>
-              <w:t>2025年12月15日（与一级故障演练合并）</w:t>
-            </w:r>
-          </w:p>
-        </w:tc>
-        <w:tc>
-          <w:tcPr>
-            <w:tcW w:w="1700" w:type="dxa"/>
-            <w:tcBorders>
-              <w:top w:val="single" w:color="auto" w:sz="4" w:space="0"/>
-              <w:left w:val="single" w:color="auto" w:sz="4" w:space="0"/>
-              <w:bottom w:val="nil"/>
-              <w:right w:val="nil"/>
-            </w:tcBorders>
-            <w:noWrap w:val="0"/>
-            <w:tcMar>
-              <w:top w:w="60" w:type="dxa"/>
-              <w:left w:w="120" w:type="dxa"/>
-              <w:bottom w:w="30" w:type="dxa"/>
-              <w:right w:w="120" w:type="dxa"/>
-            </w:tcMar>
-            <w:vAlign w:val="center"/>
-          </w:tcPr>
-          <w:p>
-            <w:pPr>
-              <w:pStyle w:val="29"/>
-              <w:bidi w:val="0"/>
-              <w:snapToGrid w:val="0"/>
-              <w:spacing w:line="240" w:lineRule="auto"/>
-              <w:ind w:left="0" w:leftChars="0" w:right="0" w:rightChars="0" w:firstLine="0" w:firstLineChars="0"/>
-              <w:jc w:val="left"/>
-            </w:pPr>
-            <w:r>
-              <w:t>全体应急人员</w:t>
-            </w:r>
-          </w:p>
-        </w:tc>
-        <w:tc>
-          <w:tcPr>
-            <w:tcW w:w="1220" w:type="dxa"/>
-            <w:tcBorders>
-              <w:top w:val="single" w:color="auto" w:sz="4" w:space="0"/>
-              <w:left w:val="single" w:color="auto" w:sz="4" w:space="0"/>
-              <w:bottom w:val="nil"/>
-              <w:right w:val="single" w:color="auto" w:sz="12" w:space="0"/>
-            </w:tcBorders>
-            <w:noWrap w:val="0"/>
-            <w:tcMar>
-              <w:top w:w="60" w:type="dxa"/>
-              <w:left w:w="120" w:type="dxa"/>
-              <w:bottom w:w="30" w:type="dxa"/>
-              <w:right w:w="120" w:type="dxa"/>
-            </w:tcMar>
-            <w:vAlign w:val="center"/>
-          </w:tcPr>
-          <w:p>
-            <w:pPr>
-              <w:pStyle w:val="29"/>
-              <w:bidi w:val="0"/>
-              <w:snapToGrid w:val="0"/>
-              <w:spacing w:line="240" w:lineRule="auto"/>
-              <w:ind w:left="0" w:leftChars="0" w:right="0" w:rightChars="0" w:firstLine="0" w:firstLineChars="0"/>
-              <w:jc w:val="left"/>
-            </w:pPr>
-            <w:r>
-              <w:t>待执行</w:t>
-            </w:r>
-          </w:p>
-        </w:tc>
-      </w:tr>
-      <w:tr>
-        <w:tblPrEx>
-          <w:tblBorders>
-            <w:top w:val="none" w:color="DEE0E3" w:sz="0" w:space="0"/>
-            <w:left w:val="none" w:color="DEE0E3" w:sz="0" w:space="0"/>
-            <w:bottom w:val="none" w:color="DEE0E3" w:sz="0" w:space="0"/>
-            <w:right w:val="none" w:color="DEE0E3" w:sz="0" w:space="0"/>
-            <w:insideH w:val="none" w:color="DEE0E3" w:sz="0" w:space="0"/>
-            <w:insideV w:val="none" w:color="DEE0E3" w:sz="0" w:space="0"/>
-          </w:tblBorders>
-          <w:tblCellMar>
-            <w:top w:w="0" w:type="dxa"/>
-            <w:left w:w="10" w:type="dxa"/>
-            <w:bottom w:w="0" w:type="dxa"/>
-            <w:right w:w="10" w:type="dxa"/>
-          </w:tblCellMar>
-        </w:tblPrEx>
-        <w:trPr>
-          <w:trHeight w:val="0" w:hRule="atLeast"/>
-          <w:jc w:val="center"/>
-        </w:trPr>
-        <w:tc>
-          <w:tcPr>
-            <w:tcW w:w="621" w:type="dxa"/>
-            <w:tcBorders>
-              <w:top w:val="single" w:color="auto" w:sz="4" w:space="0"/>
-              <w:left w:val="single" w:color="auto" w:sz="12" w:space="0"/>
-              <w:bottom w:val="single" w:color="auto" w:sz="12" w:space="0"/>
-              <w:right w:val="nil"/>
-            </w:tcBorders>
-            <w:noWrap w:val="0"/>
-            <w:tcMar>
-              <w:top w:w="60" w:type="dxa"/>
-              <w:left w:w="120" w:type="dxa"/>
-              <w:bottom w:w="30" w:type="dxa"/>
-              <w:right w:w="120" w:type="dxa"/>
-            </w:tcMar>
-            <w:vAlign w:val="center"/>
-          </w:tcPr>
-          <w:p>
-            <w:pPr>
-              <w:pStyle w:val="29"/>
-              <w:bidi w:val="0"/>
-              <w:snapToGrid w:val="0"/>
-              <w:spacing w:line="240" w:lineRule="auto"/>
-              <w:ind w:left="0" w:leftChars="0" w:right="0" w:rightChars="0" w:firstLine="0" w:firstLineChars="0"/>
-              <w:jc w:val="center"/>
-            </w:pPr>
-            <w:r>
-              <w:t>5</w:t>
-            </w:r>
-          </w:p>
-        </w:tc>
-        <w:tc>
-          <w:tcPr>
-            <w:tcW w:w="1580" w:type="dxa"/>
-            <w:tcBorders>
-              <w:top w:val="single" w:color="auto" w:sz="4" w:space="0"/>
-              <w:left w:val="single" w:color="auto" w:sz="4" w:space="0"/>
-              <w:bottom w:val="single" w:color="auto" w:sz="12" w:space="0"/>
-              <w:right w:val="nil"/>
-            </w:tcBorders>
-            <w:noWrap w:val="0"/>
-            <w:tcMar>
-              <w:top w:w="60" w:type="dxa"/>
-              <w:left w:w="120" w:type="dxa"/>
-              <w:bottom w:w="30" w:type="dxa"/>
-              <w:right w:w="120" w:type="dxa"/>
-            </w:tcMar>
-            <w:vAlign w:val="center"/>
-          </w:tcPr>
-          <w:p>
-            <w:pPr>
-              <w:pStyle w:val="29"/>
-              <w:bidi w:val="0"/>
-              <w:snapToGrid w:val="0"/>
-              <w:spacing w:line="240" w:lineRule="auto"/>
-              <w:ind w:left="0" w:leftChars="0" w:right="0" w:rightChars="0" w:firstLine="0" w:firstLineChars="0"/>
-              <w:jc w:val="center"/>
-            </w:pPr>
-            <w:r>
-              <w:t>热备切换演练</w:t>
-            </w:r>
-          </w:p>
-        </w:tc>
-        <w:tc>
-          <w:tcPr>
-            <w:tcW w:w="1700" w:type="dxa"/>
-            <w:tcBorders>
-              <w:top w:val="single" w:color="auto" w:sz="4" w:space="0"/>
-              <w:left w:val="single" w:color="auto" w:sz="4" w:space="0"/>
-              <w:bottom w:val="single" w:color="auto" w:sz="12" w:space="0"/>
-              <w:right w:val="nil"/>
-            </w:tcBorders>
-            <w:noWrap w:val="0"/>
-            <w:tcMar>
-              <w:top w:w="60" w:type="dxa"/>
-              <w:left w:w="120" w:type="dxa"/>
-              <w:bottom w:w="30" w:type="dxa"/>
-              <w:right w:w="120" w:type="dxa"/>
-            </w:tcMar>
-            <w:vAlign w:val="center"/>
-          </w:tcPr>
-          <w:p>
-            <w:pPr>
-              <w:pStyle w:val="29"/>
-              <w:bidi w:val="0"/>
-              <w:snapToGrid w:val="0"/>
-              <w:spacing w:line="240" w:lineRule="auto"/>
-              <w:ind w:left="0" w:leftChars="0" w:right="0" w:rightChars="0" w:firstLine="0" w:firstLineChars="0"/>
-              <w:jc w:val="center"/>
-            </w:pPr>
-            <w:r>
-              <w:t>模拟平台服务器主备切换</w:t>
-            </w:r>
-          </w:p>
-        </w:tc>
-        <w:tc>
-          <w:tcPr>
-            <w:tcW w:w="2584" w:type="dxa"/>
-            <w:tcBorders>
-              <w:top w:val="single" w:color="auto" w:sz="4" w:space="0"/>
-              <w:left w:val="single" w:color="auto" w:sz="4" w:space="0"/>
-              <w:bottom w:val="single" w:color="auto" w:sz="12" w:space="0"/>
-              <w:right w:val="nil"/>
-            </w:tcBorders>
-            <w:noWrap w:val="0"/>
-            <w:tcMar>
-              <w:top w:w="60" w:type="dxa"/>
-              <w:left w:w="120" w:type="dxa"/>
-              <w:bottom w:w="30" w:type="dxa"/>
-              <w:right w:w="120" w:type="dxa"/>
-            </w:tcMar>
-            <w:vAlign w:val="center"/>
-          </w:tcPr>
-          <w:p>
-            <w:pPr>
-              <w:pStyle w:val="29"/>
-              <w:bidi w:val="0"/>
-              <w:snapToGrid w:val="0"/>
-              <w:spacing w:line="240" w:lineRule="auto"/>
-              <w:ind w:left="0" w:leftChars="0" w:right="0" w:rightChars="0" w:firstLine="0" w:firstLineChars="0"/>
-              <w:jc w:val="center"/>
-            </w:pPr>
-            <w:r>
-              <w:t>2025年12月20日</w:t>
-            </w:r>
-          </w:p>
-        </w:tc>
-        <w:tc>
-          <w:tcPr>
-            <w:tcW w:w="1700" w:type="dxa"/>
-            <w:tcBorders>
-              <w:top w:val="single" w:color="auto" w:sz="4" w:space="0"/>
-              <w:left w:val="single" w:color="auto" w:sz="4" w:space="0"/>
-              <w:bottom w:val="single" w:color="auto" w:sz="12" w:space="0"/>
-              <w:right w:val="nil"/>
-            </w:tcBorders>
-            <w:noWrap w:val="0"/>
-            <w:tcMar>
-              <w:top w:w="60" w:type="dxa"/>
-              <w:left w:w="120" w:type="dxa"/>
-              <w:bottom w:w="30" w:type="dxa"/>
-              <w:right w:w="120" w:type="dxa"/>
-            </w:tcMar>
-            <w:vAlign w:val="center"/>
-          </w:tcPr>
-          <w:p>
-            <w:pPr>
-              <w:pStyle w:val="29"/>
-              <w:bidi w:val="0"/>
-              <w:snapToGrid w:val="0"/>
-              <w:spacing w:line="240" w:lineRule="auto"/>
-              <w:ind w:left="0" w:leftChars="0" w:right="0" w:rightChars="0" w:firstLine="0" w:firstLineChars="0"/>
-              <w:jc w:val="left"/>
-            </w:pPr>
-            <w:r>
-              <w:t>运维工程师、服务台专员</w:t>
-            </w:r>
-          </w:p>
-        </w:tc>
-        <w:tc>
-          <w:tcPr>
-            <w:tcW w:w="1220" w:type="dxa"/>
-            <w:tcBorders>
-              <w:top w:val="single" w:color="auto" w:sz="4" w:space="0"/>
-              <w:left w:val="single" w:color="auto" w:sz="4" w:space="0"/>
-              <w:bottom w:val="single" w:color="auto" w:sz="12" w:space="0"/>
-              <w:right w:val="single" w:color="auto" w:sz="12" w:space="0"/>
-            </w:tcBorders>
-            <w:noWrap w:val="0"/>
-            <w:tcMar>
-              <w:top w:w="60" w:type="dxa"/>
-              <w:left w:w="120" w:type="dxa"/>
-              <w:bottom w:w="30" w:type="dxa"/>
-              <w:right w:w="120" w:type="dxa"/>
-            </w:tcMar>
-            <w:vAlign w:val="center"/>
-          </w:tcPr>
-          <w:p>
-            <w:pPr>
-              <w:pStyle w:val="29"/>
-              <w:bidi w:val="0"/>
-              <w:snapToGrid w:val="0"/>
-              <w:spacing w:line="240" w:lineRule="auto"/>
-              <w:ind w:left="0" w:leftChars="0" w:right="0" w:rightChars="0" w:firstLine="0" w:firstLineChars="0"/>
-              <w:jc w:val="left"/>
-            </w:pPr>
-            <w:r>
-              <w:t>待执行</w:t>
-            </w:r>
-          </w:p>
-        </w:tc>
-      </w:tr>
-    </w:tbl>
-    <w:p>
-      <w:pPr>
-        <w:pStyle w:val="28"/>
-        <w:bidi w:val="0"/>
-      </w:pPr>
-      <w:bookmarkStart w:id="12" w:name="_Toc7420"/>
-      <w:bookmarkStart w:id="13" w:name="heading_5"/>
-      <w:r>
-        <w:t>一级故障演练详细计划</w:t>
-      </w:r>
-      <w:bookmarkEnd w:id="12"/>
-      <w:bookmarkEnd w:id="13"/>
     </w:p>
     <w:p>
       <w:pPr>
         <w:pStyle w:val="30"/>
         <w:bidi w:val="0"/>
       </w:pPr>
-      <w:bookmarkStart w:id="14" w:name="heading_6"/>
-      <w:bookmarkStart w:id="15" w:name="_Toc7779"/>
+      <w:bookmarkStart w:id="12" w:name="heading_6"/>
+      <w:bookmarkStart w:id="13" w:name="_Toc9060"/>
       <w:r>
         <w:t>演练基本信息</w:t>
       </w:r>
-      <w:bookmarkEnd w:id="14"/>
-      <w:bookmarkEnd w:id="15"/>
+      <w:bookmarkEnd w:id="12"/>
+      <w:bookmarkEnd w:id="13"/>
     </w:p>
     <w:tbl>
       <w:tblPr>
@@ -4875,12 +3219,12 @@
         <w:tblW w:w="8214" w:type="dxa"/>
         <w:jc w:val="center"/>
         <w:tblBorders>
-          <w:top w:val="none" w:color="DEE0E3" w:sz="0" w:space="0"/>
-          <w:left w:val="none" w:color="DEE0E3" w:sz="0" w:space="0"/>
-          <w:bottom w:val="none" w:color="DEE0E3" w:sz="0" w:space="0"/>
-          <w:right w:val="none" w:color="DEE0E3" w:sz="0" w:space="0"/>
-          <w:insideH w:val="none" w:color="DEE0E3" w:sz="0" w:space="0"/>
-          <w:insideV w:val="none" w:color="DEE0E3" w:sz="0" w:space="0"/>
+          <w:top w:val="none" w:color="auto" w:sz="0" w:space="0"/>
+          <w:left w:val="none" w:color="auto" w:sz="0" w:space="0"/>
+          <w:bottom w:val="none" w:color="auto" w:sz="0" w:space="0"/>
+          <w:right w:val="none" w:color="auto" w:sz="0" w:space="0"/>
+          <w:insideH w:val="none" w:color="auto" w:sz="0" w:space="0"/>
+          <w:insideV w:val="none" w:color="auto" w:sz="0" w:space="0"/>
         </w:tblBorders>
         <w:tblLayout w:type="autofit"/>
         <w:tblCellMar>
@@ -4897,12 +3241,12 @@
       <w:tr>
         <w:tblPrEx>
           <w:tblBorders>
-            <w:top w:val="none" w:color="DEE0E3" w:sz="0" w:space="0"/>
-            <w:left w:val="none" w:color="DEE0E3" w:sz="0" w:space="0"/>
-            <w:bottom w:val="none" w:color="DEE0E3" w:sz="0" w:space="0"/>
-            <w:right w:val="none" w:color="DEE0E3" w:sz="0" w:space="0"/>
-            <w:insideH w:val="none" w:color="DEE0E3" w:sz="0" w:space="0"/>
-            <w:insideV w:val="none" w:color="DEE0E3" w:sz="0" w:space="0"/>
+            <w:top w:val="none" w:color="auto" w:sz="0" w:space="0"/>
+            <w:left w:val="none" w:color="auto" w:sz="0" w:space="0"/>
+            <w:bottom w:val="none" w:color="auto" w:sz="0" w:space="0"/>
+            <w:right w:val="none" w:color="auto" w:sz="0" w:space="0"/>
+            <w:insideH w:val="none" w:color="auto" w:sz="0" w:space="0"/>
+            <w:insideV w:val="none" w:color="auto" w:sz="0" w:space="0"/>
           </w:tblBorders>
           <w:tblCellMar>
             <w:top w:w="0" w:type="dxa"/>
@@ -4925,14 +3269,12 @@
               <w:bottom w:val="nil"/>
               <w:right w:val="nil"/>
             </w:tcBorders>
-            <w:noWrap w:val="0"/>
-            <w:tcMar>
-              <w:top w:w="60" w:type="dxa"/>
-              <w:left w:w="120" w:type="dxa"/>
-              <w:bottom w:w="30" w:type="dxa"/>
-              <w:right w:w="120" w:type="dxa"/>
-            </w:tcMar>
-            <w:vAlign w:val="top"/>
+            <w:tcMar>
+              <w:top w:w="60" w:type="dxa"/>
+              <w:left w:w="120" w:type="dxa"/>
+              <w:bottom w:w="30" w:type="dxa"/>
+              <w:right w:w="120" w:type="dxa"/>
+            </w:tcMar>
           </w:tcPr>
           <w:p>
             <w:pPr>
@@ -4954,14 +3296,12 @@
               <w:bottom w:val="nil"/>
               <w:right w:val="single" w:color="auto" w:sz="12" w:space="0"/>
             </w:tcBorders>
-            <w:noWrap w:val="0"/>
-            <w:tcMar>
-              <w:top w:w="60" w:type="dxa"/>
-              <w:left w:w="120" w:type="dxa"/>
-              <w:bottom w:w="30" w:type="dxa"/>
-              <w:right w:w="120" w:type="dxa"/>
-            </w:tcMar>
-            <w:vAlign w:val="top"/>
+            <w:tcMar>
+              <w:top w:w="60" w:type="dxa"/>
+              <w:left w:w="120" w:type="dxa"/>
+              <w:bottom w:w="30" w:type="dxa"/>
+              <w:right w:w="120" w:type="dxa"/>
+            </w:tcMar>
           </w:tcPr>
           <w:p>
             <w:pPr>
@@ -4978,12 +3318,12 @@
       <w:tr>
         <w:tblPrEx>
           <w:tblBorders>
-            <w:top w:val="none" w:color="DEE0E3" w:sz="0" w:space="0"/>
-            <w:left w:val="none" w:color="DEE0E3" w:sz="0" w:space="0"/>
-            <w:bottom w:val="none" w:color="DEE0E3" w:sz="0" w:space="0"/>
-            <w:right w:val="none" w:color="DEE0E3" w:sz="0" w:space="0"/>
-            <w:insideH w:val="none" w:color="DEE0E3" w:sz="0" w:space="0"/>
-            <w:insideV w:val="none" w:color="DEE0E3" w:sz="0" w:space="0"/>
+            <w:top w:val="none" w:color="auto" w:sz="0" w:space="0"/>
+            <w:left w:val="none" w:color="auto" w:sz="0" w:space="0"/>
+            <w:bottom w:val="none" w:color="auto" w:sz="0" w:space="0"/>
+            <w:right w:val="none" w:color="auto" w:sz="0" w:space="0"/>
+            <w:insideH w:val="none" w:color="auto" w:sz="0" w:space="0"/>
+            <w:insideV w:val="none" w:color="auto" w:sz="0" w:space="0"/>
           </w:tblBorders>
           <w:tblCellMar>
             <w:top w:w="0" w:type="dxa"/>
@@ -5006,14 +3346,12 @@
               <w:bottom w:val="nil"/>
               <w:right w:val="nil"/>
             </w:tcBorders>
-            <w:noWrap w:val="0"/>
-            <w:tcMar>
-              <w:top w:w="60" w:type="dxa"/>
-              <w:left w:w="120" w:type="dxa"/>
-              <w:bottom w:w="30" w:type="dxa"/>
-              <w:right w:w="120" w:type="dxa"/>
-            </w:tcMar>
-            <w:vAlign w:val="top"/>
+            <w:tcMar>
+              <w:top w:w="60" w:type="dxa"/>
+              <w:left w:w="120" w:type="dxa"/>
+              <w:bottom w:w="30" w:type="dxa"/>
+              <w:right w:w="120" w:type="dxa"/>
+            </w:tcMar>
           </w:tcPr>
           <w:p>
             <w:pPr>
@@ -5035,14 +3373,12 @@
               <w:bottom w:val="nil"/>
               <w:right w:val="single" w:color="auto" w:sz="12" w:space="0"/>
             </w:tcBorders>
-            <w:noWrap w:val="0"/>
-            <w:tcMar>
-              <w:top w:w="60" w:type="dxa"/>
-              <w:left w:w="120" w:type="dxa"/>
-              <w:bottom w:w="30" w:type="dxa"/>
-              <w:right w:w="120" w:type="dxa"/>
-            </w:tcMar>
-            <w:vAlign w:val="top"/>
+            <w:tcMar>
+              <w:top w:w="60" w:type="dxa"/>
+              <w:left w:w="120" w:type="dxa"/>
+              <w:bottom w:w="30" w:type="dxa"/>
+              <w:right w:w="120" w:type="dxa"/>
+            </w:tcMar>
           </w:tcPr>
           <w:p>
             <w:pPr>
@@ -5059,12 +3395,12 @@
       <w:tr>
         <w:tblPrEx>
           <w:tblBorders>
-            <w:top w:val="none" w:color="DEE0E3" w:sz="0" w:space="0"/>
-            <w:left w:val="none" w:color="DEE0E3" w:sz="0" w:space="0"/>
-            <w:bottom w:val="none" w:color="DEE0E3" w:sz="0" w:space="0"/>
-            <w:right w:val="none" w:color="DEE0E3" w:sz="0" w:space="0"/>
-            <w:insideH w:val="none" w:color="DEE0E3" w:sz="0" w:space="0"/>
-            <w:insideV w:val="none" w:color="DEE0E3" w:sz="0" w:space="0"/>
+            <w:top w:val="none" w:color="auto" w:sz="0" w:space="0"/>
+            <w:left w:val="none" w:color="auto" w:sz="0" w:space="0"/>
+            <w:bottom w:val="none" w:color="auto" w:sz="0" w:space="0"/>
+            <w:right w:val="none" w:color="auto" w:sz="0" w:space="0"/>
+            <w:insideH w:val="none" w:color="auto" w:sz="0" w:space="0"/>
+            <w:insideV w:val="none" w:color="auto" w:sz="0" w:space="0"/>
           </w:tblBorders>
           <w:tblCellMar>
             <w:top w:w="0" w:type="dxa"/>
@@ -5087,14 +3423,12 @@
               <w:bottom w:val="nil"/>
               <w:right w:val="nil"/>
             </w:tcBorders>
-            <w:noWrap w:val="0"/>
-            <w:tcMar>
-              <w:top w:w="60" w:type="dxa"/>
-              <w:left w:w="120" w:type="dxa"/>
-              <w:bottom w:w="30" w:type="dxa"/>
-              <w:right w:w="120" w:type="dxa"/>
-            </w:tcMar>
-            <w:vAlign w:val="top"/>
+            <w:tcMar>
+              <w:top w:w="60" w:type="dxa"/>
+              <w:left w:w="120" w:type="dxa"/>
+              <w:bottom w:w="30" w:type="dxa"/>
+              <w:right w:w="120" w:type="dxa"/>
+            </w:tcMar>
           </w:tcPr>
           <w:p>
             <w:pPr>
@@ -5116,14 +3450,12 @@
               <w:bottom w:val="nil"/>
               <w:right w:val="single" w:color="auto" w:sz="12" w:space="0"/>
             </w:tcBorders>
-            <w:noWrap w:val="0"/>
-            <w:tcMar>
-              <w:top w:w="60" w:type="dxa"/>
-              <w:left w:w="120" w:type="dxa"/>
-              <w:bottom w:w="30" w:type="dxa"/>
-              <w:right w:w="120" w:type="dxa"/>
-            </w:tcMar>
-            <w:vAlign w:val="top"/>
+            <w:tcMar>
+              <w:top w:w="60" w:type="dxa"/>
+              <w:left w:w="120" w:type="dxa"/>
+              <w:bottom w:w="30" w:type="dxa"/>
+              <w:right w:w="120" w:type="dxa"/>
+            </w:tcMar>
           </w:tcPr>
           <w:p>
             <w:pPr>
@@ -5140,12 +3472,12 @@
       <w:tr>
         <w:tblPrEx>
           <w:tblBorders>
-            <w:top w:val="none" w:color="DEE0E3" w:sz="0" w:space="0"/>
-            <w:left w:val="none" w:color="DEE0E3" w:sz="0" w:space="0"/>
-            <w:bottom w:val="none" w:color="DEE0E3" w:sz="0" w:space="0"/>
-            <w:right w:val="none" w:color="DEE0E3" w:sz="0" w:space="0"/>
-            <w:insideH w:val="none" w:color="DEE0E3" w:sz="0" w:space="0"/>
-            <w:insideV w:val="none" w:color="DEE0E3" w:sz="0" w:space="0"/>
+            <w:top w:val="none" w:color="auto" w:sz="0" w:space="0"/>
+            <w:left w:val="none" w:color="auto" w:sz="0" w:space="0"/>
+            <w:bottom w:val="none" w:color="auto" w:sz="0" w:space="0"/>
+            <w:right w:val="none" w:color="auto" w:sz="0" w:space="0"/>
+            <w:insideH w:val="none" w:color="auto" w:sz="0" w:space="0"/>
+            <w:insideV w:val="none" w:color="auto" w:sz="0" w:space="0"/>
           </w:tblBorders>
           <w:tblCellMar>
             <w:top w:w="0" w:type="dxa"/>
@@ -5168,14 +3500,12 @@
               <w:bottom w:val="nil"/>
               <w:right w:val="nil"/>
             </w:tcBorders>
-            <w:noWrap w:val="0"/>
-            <w:tcMar>
-              <w:top w:w="60" w:type="dxa"/>
-              <w:left w:w="120" w:type="dxa"/>
-              <w:bottom w:w="30" w:type="dxa"/>
-              <w:right w:w="120" w:type="dxa"/>
-            </w:tcMar>
-            <w:vAlign w:val="top"/>
+            <w:tcMar>
+              <w:top w:w="60" w:type="dxa"/>
+              <w:left w:w="120" w:type="dxa"/>
+              <w:bottom w:w="30" w:type="dxa"/>
+              <w:right w:w="120" w:type="dxa"/>
+            </w:tcMar>
           </w:tcPr>
           <w:p>
             <w:pPr>
@@ -5197,14 +3527,12 @@
               <w:bottom w:val="nil"/>
               <w:right w:val="single" w:color="auto" w:sz="12" w:space="0"/>
             </w:tcBorders>
-            <w:noWrap w:val="0"/>
-            <w:tcMar>
-              <w:top w:w="60" w:type="dxa"/>
-              <w:left w:w="120" w:type="dxa"/>
-              <w:bottom w:w="30" w:type="dxa"/>
-              <w:right w:w="120" w:type="dxa"/>
-            </w:tcMar>
-            <w:vAlign w:val="top"/>
+            <w:tcMar>
+              <w:top w:w="60" w:type="dxa"/>
+              <w:left w:w="120" w:type="dxa"/>
+              <w:bottom w:w="30" w:type="dxa"/>
+              <w:right w:w="120" w:type="dxa"/>
+            </w:tcMar>
           </w:tcPr>
           <w:p>
             <w:pPr>
@@ -5221,12 +3549,12 @@
       <w:tr>
         <w:tblPrEx>
           <w:tblBorders>
-            <w:top w:val="none" w:color="DEE0E3" w:sz="0" w:space="0"/>
-            <w:left w:val="none" w:color="DEE0E3" w:sz="0" w:space="0"/>
-            <w:bottom w:val="none" w:color="DEE0E3" w:sz="0" w:space="0"/>
-            <w:right w:val="none" w:color="DEE0E3" w:sz="0" w:space="0"/>
-            <w:insideH w:val="none" w:color="DEE0E3" w:sz="0" w:space="0"/>
-            <w:insideV w:val="none" w:color="DEE0E3" w:sz="0" w:space="0"/>
+            <w:top w:val="none" w:color="auto" w:sz="0" w:space="0"/>
+            <w:left w:val="none" w:color="auto" w:sz="0" w:space="0"/>
+            <w:bottom w:val="none" w:color="auto" w:sz="0" w:space="0"/>
+            <w:right w:val="none" w:color="auto" w:sz="0" w:space="0"/>
+            <w:insideH w:val="none" w:color="auto" w:sz="0" w:space="0"/>
+            <w:insideV w:val="none" w:color="auto" w:sz="0" w:space="0"/>
           </w:tblBorders>
           <w:tblCellMar>
             <w:top w:w="0" w:type="dxa"/>
@@ -5249,14 +3577,12 @@
               <w:bottom w:val="nil"/>
               <w:right w:val="nil"/>
             </w:tcBorders>
-            <w:noWrap w:val="0"/>
-            <w:tcMar>
-              <w:top w:w="60" w:type="dxa"/>
-              <w:left w:w="120" w:type="dxa"/>
-              <w:bottom w:w="30" w:type="dxa"/>
-              <w:right w:w="120" w:type="dxa"/>
-            </w:tcMar>
-            <w:vAlign w:val="top"/>
+            <w:tcMar>
+              <w:top w:w="60" w:type="dxa"/>
+              <w:left w:w="120" w:type="dxa"/>
+              <w:bottom w:w="30" w:type="dxa"/>
+              <w:right w:w="120" w:type="dxa"/>
+            </w:tcMar>
           </w:tcPr>
           <w:p>
             <w:pPr>
@@ -5278,14 +3604,12 @@
               <w:bottom w:val="nil"/>
               <w:right w:val="single" w:color="auto" w:sz="12" w:space="0"/>
             </w:tcBorders>
-            <w:noWrap w:val="0"/>
-            <w:tcMar>
-              <w:top w:w="60" w:type="dxa"/>
-              <w:left w:w="120" w:type="dxa"/>
-              <w:bottom w:w="30" w:type="dxa"/>
-              <w:right w:w="120" w:type="dxa"/>
-            </w:tcMar>
-            <w:vAlign w:val="top"/>
+            <w:tcMar>
+              <w:top w:w="60" w:type="dxa"/>
+              <w:left w:w="120" w:type="dxa"/>
+              <w:bottom w:w="30" w:type="dxa"/>
+              <w:right w:w="120" w:type="dxa"/>
+            </w:tcMar>
           </w:tcPr>
           <w:p>
             <w:pPr>
@@ -5302,12 +3626,12 @@
       <w:tr>
         <w:tblPrEx>
           <w:tblBorders>
-            <w:top w:val="none" w:color="DEE0E3" w:sz="0" w:space="0"/>
-            <w:left w:val="none" w:color="DEE0E3" w:sz="0" w:space="0"/>
-            <w:bottom w:val="none" w:color="DEE0E3" w:sz="0" w:space="0"/>
-            <w:right w:val="none" w:color="DEE0E3" w:sz="0" w:space="0"/>
-            <w:insideH w:val="none" w:color="DEE0E3" w:sz="0" w:space="0"/>
-            <w:insideV w:val="none" w:color="DEE0E3" w:sz="0" w:space="0"/>
+            <w:top w:val="none" w:color="auto" w:sz="0" w:space="0"/>
+            <w:left w:val="none" w:color="auto" w:sz="0" w:space="0"/>
+            <w:bottom w:val="none" w:color="auto" w:sz="0" w:space="0"/>
+            <w:right w:val="none" w:color="auto" w:sz="0" w:space="0"/>
+            <w:insideH w:val="none" w:color="auto" w:sz="0" w:space="0"/>
+            <w:insideV w:val="none" w:color="auto" w:sz="0" w:space="0"/>
           </w:tblBorders>
           <w:tblCellMar>
             <w:top w:w="0" w:type="dxa"/>
@@ -5330,14 +3654,12 @@
               <w:bottom w:val="nil"/>
               <w:right w:val="nil"/>
             </w:tcBorders>
-            <w:noWrap w:val="0"/>
-            <w:tcMar>
-              <w:top w:w="60" w:type="dxa"/>
-              <w:left w:w="120" w:type="dxa"/>
-              <w:bottom w:w="30" w:type="dxa"/>
-              <w:right w:w="120" w:type="dxa"/>
-            </w:tcMar>
-            <w:vAlign w:val="top"/>
+            <w:tcMar>
+              <w:top w:w="60" w:type="dxa"/>
+              <w:left w:w="120" w:type="dxa"/>
+              <w:bottom w:w="30" w:type="dxa"/>
+              <w:right w:w="120" w:type="dxa"/>
+            </w:tcMar>
           </w:tcPr>
           <w:p>
             <w:pPr>
@@ -5359,14 +3681,12 @@
               <w:bottom w:val="nil"/>
               <w:right w:val="single" w:color="auto" w:sz="12" w:space="0"/>
             </w:tcBorders>
-            <w:noWrap w:val="0"/>
-            <w:tcMar>
-              <w:top w:w="60" w:type="dxa"/>
-              <w:left w:w="120" w:type="dxa"/>
-              <w:bottom w:w="30" w:type="dxa"/>
-              <w:right w:w="120" w:type="dxa"/>
-            </w:tcMar>
-            <w:vAlign w:val="top"/>
+            <w:tcMar>
+              <w:top w:w="60" w:type="dxa"/>
+              <w:left w:w="120" w:type="dxa"/>
+              <w:bottom w:w="30" w:type="dxa"/>
+              <w:right w:w="120" w:type="dxa"/>
+            </w:tcMar>
           </w:tcPr>
           <w:p>
             <w:pPr>
@@ -5383,12 +3703,12 @@
       <w:tr>
         <w:tblPrEx>
           <w:tblBorders>
-            <w:top w:val="none" w:color="DEE0E3" w:sz="0" w:space="0"/>
-            <w:left w:val="none" w:color="DEE0E3" w:sz="0" w:space="0"/>
-            <w:bottom w:val="none" w:color="DEE0E3" w:sz="0" w:space="0"/>
-            <w:right w:val="none" w:color="DEE0E3" w:sz="0" w:space="0"/>
-            <w:insideH w:val="none" w:color="DEE0E3" w:sz="0" w:space="0"/>
-            <w:insideV w:val="none" w:color="DEE0E3" w:sz="0" w:space="0"/>
+            <w:top w:val="none" w:color="auto" w:sz="0" w:space="0"/>
+            <w:left w:val="none" w:color="auto" w:sz="0" w:space="0"/>
+            <w:bottom w:val="none" w:color="auto" w:sz="0" w:space="0"/>
+            <w:right w:val="none" w:color="auto" w:sz="0" w:space="0"/>
+            <w:insideH w:val="none" w:color="auto" w:sz="0" w:space="0"/>
+            <w:insideV w:val="none" w:color="auto" w:sz="0" w:space="0"/>
           </w:tblBorders>
           <w:tblCellMar>
             <w:top w:w="0" w:type="dxa"/>
@@ -5411,14 +3731,12 @@
               <w:bottom w:val="single" w:color="auto" w:sz="12" w:space="0"/>
               <w:right w:val="nil"/>
             </w:tcBorders>
-            <w:noWrap w:val="0"/>
-            <w:tcMar>
-              <w:top w:w="60" w:type="dxa"/>
-              <w:left w:w="120" w:type="dxa"/>
-              <w:bottom w:w="30" w:type="dxa"/>
-              <w:right w:w="120" w:type="dxa"/>
-            </w:tcMar>
-            <w:vAlign w:val="top"/>
+            <w:tcMar>
+              <w:top w:w="60" w:type="dxa"/>
+              <w:left w:w="120" w:type="dxa"/>
+              <w:bottom w:w="30" w:type="dxa"/>
+              <w:right w:w="120" w:type="dxa"/>
+            </w:tcMar>
           </w:tcPr>
           <w:p>
             <w:pPr>
@@ -5440,14 +3758,12 @@
               <w:bottom w:val="single" w:color="auto" w:sz="12" w:space="0"/>
               <w:right w:val="single" w:color="auto" w:sz="12" w:space="0"/>
             </w:tcBorders>
-            <w:noWrap w:val="0"/>
-            <w:tcMar>
-              <w:top w:w="60" w:type="dxa"/>
-              <w:left w:w="120" w:type="dxa"/>
-              <w:bottom w:w="30" w:type="dxa"/>
-              <w:right w:w="120" w:type="dxa"/>
-            </w:tcMar>
-            <w:vAlign w:val="top"/>
+            <w:tcMar>
+              <w:top w:w="60" w:type="dxa"/>
+              <w:left w:w="120" w:type="dxa"/>
+              <w:bottom w:w="30" w:type="dxa"/>
+              <w:right w:w="120" w:type="dxa"/>
+            </w:tcMar>
           </w:tcPr>
           <w:p>
             <w:pPr>
@@ -5467,13 +3783,18 @@
         <w:pStyle w:val="30"/>
         <w:bidi w:val="0"/>
       </w:pPr>
-      <w:bookmarkStart w:id="16" w:name="heading_7"/>
-      <w:bookmarkStart w:id="17" w:name="_Toc25274"/>
+      <w:bookmarkStart w:id="14" w:name="heading_7"/>
+      <w:bookmarkStart w:id="15" w:name="_Toc32750"/>
       <w:r>
         <w:t>演练日程安排</w:t>
       </w:r>
-      <w:bookmarkEnd w:id="16"/>
-      <w:bookmarkEnd w:id="17"/>
+      <w:bookmarkEnd w:id="14"/>
+      <w:bookmarkEnd w:id="15"/>
+    </w:p>
+    <w:p>
+      <w:r>
+        <w:br w:type="page"/>
+      </w:r>
     </w:p>
     <w:tbl>
       <w:tblPr>
@@ -5481,12 +3802,12 @@
         <w:tblW w:w="8214" w:type="dxa"/>
         <w:jc w:val="center"/>
         <w:tblBorders>
-          <w:top w:val="none" w:color="DEE0E3" w:sz="0" w:space="0"/>
-          <w:left w:val="none" w:color="DEE0E3" w:sz="0" w:space="0"/>
-          <w:bottom w:val="none" w:color="DEE0E3" w:sz="0" w:space="0"/>
-          <w:right w:val="none" w:color="DEE0E3" w:sz="0" w:space="0"/>
-          <w:insideH w:val="none" w:color="DEE0E3" w:sz="0" w:space="0"/>
-          <w:insideV w:val="none" w:color="DEE0E3" w:sz="0" w:space="0"/>
+          <w:top w:val="none" w:color="auto" w:sz="0" w:space="0"/>
+          <w:left w:val="none" w:color="auto" w:sz="0" w:space="0"/>
+          <w:bottom w:val="none" w:color="auto" w:sz="0" w:space="0"/>
+          <w:right w:val="none" w:color="auto" w:sz="0" w:space="0"/>
+          <w:insideH w:val="none" w:color="auto" w:sz="0" w:space="0"/>
+          <w:insideV w:val="none" w:color="auto" w:sz="0" w:space="0"/>
         </w:tblBorders>
         <w:tblLayout w:type="autofit"/>
         <w:tblCellMar>
@@ -5504,12 +3825,12 @@
       <w:tr>
         <w:tblPrEx>
           <w:tblBorders>
-            <w:top w:val="none" w:color="DEE0E3" w:sz="0" w:space="0"/>
-            <w:left w:val="none" w:color="DEE0E3" w:sz="0" w:space="0"/>
-            <w:bottom w:val="none" w:color="DEE0E3" w:sz="0" w:space="0"/>
-            <w:right w:val="none" w:color="DEE0E3" w:sz="0" w:space="0"/>
-            <w:insideH w:val="none" w:color="DEE0E3" w:sz="0" w:space="0"/>
-            <w:insideV w:val="none" w:color="DEE0E3" w:sz="0" w:space="0"/>
+            <w:top w:val="none" w:color="auto" w:sz="0" w:space="0"/>
+            <w:left w:val="none" w:color="auto" w:sz="0" w:space="0"/>
+            <w:bottom w:val="none" w:color="auto" w:sz="0" w:space="0"/>
+            <w:right w:val="none" w:color="auto" w:sz="0" w:space="0"/>
+            <w:insideH w:val="none" w:color="auto" w:sz="0" w:space="0"/>
+            <w:insideV w:val="none" w:color="auto" w:sz="0" w:space="0"/>
           </w:tblBorders>
           <w:tblCellMar>
             <w:top w:w="0" w:type="dxa"/>
@@ -5532,7 +3853,6 @@
               <w:bottom w:val="nil"/>
               <w:right w:val="nil"/>
             </w:tcBorders>
-            <w:noWrap w:val="0"/>
             <w:tcMar>
               <w:top w:w="60" w:type="dxa"/>
               <w:left w:w="120" w:type="dxa"/>
@@ -5570,7 +3890,6 @@
               <w:bottom w:val="nil"/>
               <w:right w:val="nil"/>
             </w:tcBorders>
-            <w:noWrap w:val="0"/>
             <w:tcMar>
               <w:top w:w="60" w:type="dxa"/>
               <w:left w:w="120" w:type="dxa"/>
@@ -5608,7 +3927,6 @@
               <w:bottom w:val="nil"/>
               <w:right w:val="single" w:color="auto" w:sz="12" w:space="0"/>
             </w:tcBorders>
-            <w:noWrap w:val="0"/>
             <w:tcMar>
               <w:top w:w="60" w:type="dxa"/>
               <w:left w:w="120" w:type="dxa"/>
@@ -5641,12 +3959,12 @@
       <w:tr>
         <w:tblPrEx>
           <w:tblBorders>
-            <w:top w:val="none" w:color="DEE0E3" w:sz="0" w:space="0"/>
-            <w:left w:val="none" w:color="DEE0E3" w:sz="0" w:space="0"/>
-            <w:bottom w:val="none" w:color="DEE0E3" w:sz="0" w:space="0"/>
-            <w:right w:val="none" w:color="DEE0E3" w:sz="0" w:space="0"/>
-            <w:insideH w:val="none" w:color="DEE0E3" w:sz="0" w:space="0"/>
-            <w:insideV w:val="none" w:color="DEE0E3" w:sz="0" w:space="0"/>
+            <w:top w:val="none" w:color="auto" w:sz="0" w:space="0"/>
+            <w:left w:val="none" w:color="auto" w:sz="0" w:space="0"/>
+            <w:bottom w:val="none" w:color="auto" w:sz="0" w:space="0"/>
+            <w:right w:val="none" w:color="auto" w:sz="0" w:space="0"/>
+            <w:insideH w:val="none" w:color="auto" w:sz="0" w:space="0"/>
+            <w:insideV w:val="none" w:color="auto" w:sz="0" w:space="0"/>
           </w:tblBorders>
           <w:tblCellMar>
             <w:top w:w="0" w:type="dxa"/>
@@ -5668,7 +3986,6 @@
               <w:bottom w:val="nil"/>
               <w:right w:val="nil"/>
             </w:tcBorders>
-            <w:noWrap w:val="0"/>
             <w:tcMar>
               <w:top w:w="60" w:type="dxa"/>
               <w:left w:w="120" w:type="dxa"/>
@@ -5700,7 +4017,6 @@
               <w:bottom w:val="nil"/>
               <w:right w:val="nil"/>
             </w:tcBorders>
-            <w:noWrap w:val="0"/>
             <w:tcMar>
               <w:top w:w="60" w:type="dxa"/>
               <w:left w:w="120" w:type="dxa"/>
@@ -5732,7 +4048,6 @@
               <w:bottom w:val="nil"/>
               <w:right w:val="single" w:color="auto" w:sz="12" w:space="0"/>
             </w:tcBorders>
-            <w:noWrap w:val="0"/>
             <w:tcMar>
               <w:top w:w="60" w:type="dxa"/>
               <w:left w:w="120" w:type="dxa"/>
@@ -5759,12 +4074,12 @@
       <w:tr>
         <w:tblPrEx>
           <w:tblBorders>
-            <w:top w:val="none" w:color="DEE0E3" w:sz="0" w:space="0"/>
-            <w:left w:val="none" w:color="DEE0E3" w:sz="0" w:space="0"/>
-            <w:bottom w:val="none" w:color="DEE0E3" w:sz="0" w:space="0"/>
-            <w:right w:val="none" w:color="DEE0E3" w:sz="0" w:space="0"/>
-            <w:insideH w:val="none" w:color="DEE0E3" w:sz="0" w:space="0"/>
-            <w:insideV w:val="none" w:color="DEE0E3" w:sz="0" w:space="0"/>
+            <w:top w:val="none" w:color="auto" w:sz="0" w:space="0"/>
+            <w:left w:val="none" w:color="auto" w:sz="0" w:space="0"/>
+            <w:bottom w:val="none" w:color="auto" w:sz="0" w:space="0"/>
+            <w:right w:val="none" w:color="auto" w:sz="0" w:space="0"/>
+            <w:insideH w:val="none" w:color="auto" w:sz="0" w:space="0"/>
+            <w:insideV w:val="none" w:color="auto" w:sz="0" w:space="0"/>
           </w:tblBorders>
           <w:tblCellMar>
             <w:top w:w="0" w:type="dxa"/>
@@ -5786,7 +4101,6 @@
               <w:bottom w:val="nil"/>
               <w:right w:val="nil"/>
             </w:tcBorders>
-            <w:noWrap w:val="0"/>
             <w:tcMar>
               <w:top w:w="60" w:type="dxa"/>
               <w:left w:w="120" w:type="dxa"/>
@@ -5818,7 +4132,6 @@
               <w:bottom w:val="nil"/>
               <w:right w:val="nil"/>
             </w:tcBorders>
-            <w:noWrap w:val="0"/>
             <w:tcMar>
               <w:top w:w="60" w:type="dxa"/>
               <w:left w:w="120" w:type="dxa"/>
@@ -5850,7 +4163,6 @@
               <w:bottom w:val="nil"/>
               <w:right w:val="single" w:color="auto" w:sz="12" w:space="0"/>
             </w:tcBorders>
-            <w:noWrap w:val="0"/>
             <w:tcMar>
               <w:top w:w="60" w:type="dxa"/>
               <w:left w:w="120" w:type="dxa"/>
@@ -5877,12 +4189,12 @@
       <w:tr>
         <w:tblPrEx>
           <w:tblBorders>
-            <w:top w:val="none" w:color="DEE0E3" w:sz="0" w:space="0"/>
-            <w:left w:val="none" w:color="DEE0E3" w:sz="0" w:space="0"/>
-            <w:bottom w:val="none" w:color="DEE0E3" w:sz="0" w:space="0"/>
-            <w:right w:val="none" w:color="DEE0E3" w:sz="0" w:space="0"/>
-            <w:insideH w:val="none" w:color="DEE0E3" w:sz="0" w:space="0"/>
-            <w:insideV w:val="none" w:color="DEE0E3" w:sz="0" w:space="0"/>
+            <w:top w:val="none" w:color="auto" w:sz="0" w:space="0"/>
+            <w:left w:val="none" w:color="auto" w:sz="0" w:space="0"/>
+            <w:bottom w:val="none" w:color="auto" w:sz="0" w:space="0"/>
+            <w:right w:val="none" w:color="auto" w:sz="0" w:space="0"/>
+            <w:insideH w:val="none" w:color="auto" w:sz="0" w:space="0"/>
+            <w:insideV w:val="none" w:color="auto" w:sz="0" w:space="0"/>
           </w:tblBorders>
           <w:tblCellMar>
             <w:top w:w="0" w:type="dxa"/>
@@ -5904,7 +4216,6 @@
               <w:bottom w:val="nil"/>
               <w:right w:val="nil"/>
             </w:tcBorders>
-            <w:noWrap w:val="0"/>
             <w:tcMar>
               <w:top w:w="60" w:type="dxa"/>
               <w:left w:w="120" w:type="dxa"/>
@@ -5936,7 +4247,6 @@
               <w:bottom w:val="nil"/>
               <w:right w:val="nil"/>
             </w:tcBorders>
-            <w:noWrap w:val="0"/>
             <w:tcMar>
               <w:top w:w="60" w:type="dxa"/>
               <w:left w:w="120" w:type="dxa"/>
@@ -5968,7 +4278,6 @@
               <w:bottom w:val="nil"/>
               <w:right w:val="single" w:color="auto" w:sz="12" w:space="0"/>
             </w:tcBorders>
-            <w:noWrap w:val="0"/>
             <w:tcMar>
               <w:top w:w="60" w:type="dxa"/>
               <w:left w:w="120" w:type="dxa"/>
@@ -5995,12 +4304,12 @@
       <w:tr>
         <w:tblPrEx>
           <w:tblBorders>
-            <w:top w:val="none" w:color="DEE0E3" w:sz="0" w:space="0"/>
-            <w:left w:val="none" w:color="DEE0E3" w:sz="0" w:space="0"/>
-            <w:bottom w:val="none" w:color="DEE0E3" w:sz="0" w:space="0"/>
-            <w:right w:val="none" w:color="DEE0E3" w:sz="0" w:space="0"/>
-            <w:insideH w:val="none" w:color="DEE0E3" w:sz="0" w:space="0"/>
-            <w:insideV w:val="none" w:color="DEE0E3" w:sz="0" w:space="0"/>
+            <w:top w:val="none" w:color="auto" w:sz="0" w:space="0"/>
+            <w:left w:val="none" w:color="auto" w:sz="0" w:space="0"/>
+            <w:bottom w:val="none" w:color="auto" w:sz="0" w:space="0"/>
+            <w:right w:val="none" w:color="auto" w:sz="0" w:space="0"/>
+            <w:insideH w:val="none" w:color="auto" w:sz="0" w:space="0"/>
+            <w:insideV w:val="none" w:color="auto" w:sz="0" w:space="0"/>
           </w:tblBorders>
           <w:tblCellMar>
             <w:top w:w="0" w:type="dxa"/>
@@ -6022,7 +4331,6 @@
               <w:bottom w:val="nil"/>
               <w:right w:val="nil"/>
             </w:tcBorders>
-            <w:noWrap w:val="0"/>
             <w:tcMar>
               <w:top w:w="60" w:type="dxa"/>
               <w:left w:w="120" w:type="dxa"/>
@@ -6054,7 +4362,6 @@
               <w:bottom w:val="nil"/>
               <w:right w:val="nil"/>
             </w:tcBorders>
-            <w:noWrap w:val="0"/>
             <w:tcMar>
               <w:top w:w="60" w:type="dxa"/>
               <w:left w:w="120" w:type="dxa"/>
@@ -6086,7 +4393,6 @@
               <w:bottom w:val="nil"/>
               <w:right w:val="single" w:color="auto" w:sz="12" w:space="0"/>
             </w:tcBorders>
-            <w:noWrap w:val="0"/>
             <w:tcMar>
               <w:top w:w="60" w:type="dxa"/>
               <w:left w:w="120" w:type="dxa"/>
@@ -6113,12 +4419,12 @@
       <w:tr>
         <w:tblPrEx>
           <w:tblBorders>
-            <w:top w:val="none" w:color="DEE0E3" w:sz="0" w:space="0"/>
-            <w:left w:val="none" w:color="DEE0E3" w:sz="0" w:space="0"/>
-            <w:bottom w:val="none" w:color="DEE0E3" w:sz="0" w:space="0"/>
-            <w:right w:val="none" w:color="DEE0E3" w:sz="0" w:space="0"/>
-            <w:insideH w:val="none" w:color="DEE0E3" w:sz="0" w:space="0"/>
-            <w:insideV w:val="none" w:color="DEE0E3" w:sz="0" w:space="0"/>
+            <w:top w:val="none" w:color="auto" w:sz="0" w:space="0"/>
+            <w:left w:val="none" w:color="auto" w:sz="0" w:space="0"/>
+            <w:bottom w:val="none" w:color="auto" w:sz="0" w:space="0"/>
+            <w:right w:val="none" w:color="auto" w:sz="0" w:space="0"/>
+            <w:insideH w:val="none" w:color="auto" w:sz="0" w:space="0"/>
+            <w:insideV w:val="none" w:color="auto" w:sz="0" w:space="0"/>
           </w:tblBorders>
           <w:tblCellMar>
             <w:top w:w="0" w:type="dxa"/>
@@ -6140,7 +4446,6 @@
               <w:bottom w:val="nil"/>
               <w:right w:val="nil"/>
             </w:tcBorders>
-            <w:noWrap w:val="0"/>
             <w:tcMar>
               <w:top w:w="60" w:type="dxa"/>
               <w:left w:w="120" w:type="dxa"/>
@@ -6172,7 +4477,6 @@
               <w:bottom w:val="nil"/>
               <w:right w:val="nil"/>
             </w:tcBorders>
-            <w:noWrap w:val="0"/>
             <w:tcMar>
               <w:top w:w="60" w:type="dxa"/>
               <w:left w:w="120" w:type="dxa"/>
@@ -6204,7 +4508,6 @@
               <w:bottom w:val="nil"/>
               <w:right w:val="single" w:color="auto" w:sz="12" w:space="0"/>
             </w:tcBorders>
-            <w:noWrap w:val="0"/>
             <w:tcMar>
               <w:top w:w="60" w:type="dxa"/>
               <w:left w:w="120" w:type="dxa"/>
@@ -6231,12 +4534,12 @@
       <w:tr>
         <w:tblPrEx>
           <w:tblBorders>
-            <w:top w:val="none" w:color="DEE0E3" w:sz="0" w:space="0"/>
-            <w:left w:val="none" w:color="DEE0E3" w:sz="0" w:space="0"/>
-            <w:bottom w:val="none" w:color="DEE0E3" w:sz="0" w:space="0"/>
-            <w:right w:val="none" w:color="DEE0E3" w:sz="0" w:space="0"/>
-            <w:insideH w:val="none" w:color="DEE0E3" w:sz="0" w:space="0"/>
-            <w:insideV w:val="none" w:color="DEE0E3" w:sz="0" w:space="0"/>
+            <w:top w:val="none" w:color="auto" w:sz="0" w:space="0"/>
+            <w:left w:val="none" w:color="auto" w:sz="0" w:space="0"/>
+            <w:bottom w:val="none" w:color="auto" w:sz="0" w:space="0"/>
+            <w:right w:val="none" w:color="auto" w:sz="0" w:space="0"/>
+            <w:insideH w:val="none" w:color="auto" w:sz="0" w:space="0"/>
+            <w:insideV w:val="none" w:color="auto" w:sz="0" w:space="0"/>
           </w:tblBorders>
           <w:tblCellMar>
             <w:top w:w="0" w:type="dxa"/>
@@ -6258,7 +4561,6 @@
               <w:bottom w:val="nil"/>
               <w:right w:val="nil"/>
             </w:tcBorders>
-            <w:noWrap w:val="0"/>
             <w:tcMar>
               <w:top w:w="60" w:type="dxa"/>
               <w:left w:w="120" w:type="dxa"/>
@@ -6290,7 +4592,6 @@
               <w:bottom w:val="nil"/>
               <w:right w:val="nil"/>
             </w:tcBorders>
-            <w:noWrap w:val="0"/>
             <w:tcMar>
               <w:top w:w="60" w:type="dxa"/>
               <w:left w:w="120" w:type="dxa"/>
@@ -6322,7 +4623,6 @@
               <w:bottom w:val="nil"/>
               <w:right w:val="single" w:color="auto" w:sz="12" w:space="0"/>
             </w:tcBorders>
-            <w:noWrap w:val="0"/>
             <w:tcMar>
               <w:top w:w="60" w:type="dxa"/>
               <w:left w:w="120" w:type="dxa"/>
@@ -6349,12 +4649,12 @@
       <w:tr>
         <w:tblPrEx>
           <w:tblBorders>
-            <w:top w:val="none" w:color="DEE0E3" w:sz="0" w:space="0"/>
-            <w:left w:val="none" w:color="DEE0E3" w:sz="0" w:space="0"/>
-            <w:bottom w:val="none" w:color="DEE0E3" w:sz="0" w:space="0"/>
-            <w:right w:val="none" w:color="DEE0E3" w:sz="0" w:space="0"/>
-            <w:insideH w:val="none" w:color="DEE0E3" w:sz="0" w:space="0"/>
-            <w:insideV w:val="none" w:color="DEE0E3" w:sz="0" w:space="0"/>
+            <w:top w:val="none" w:color="auto" w:sz="0" w:space="0"/>
+            <w:left w:val="none" w:color="auto" w:sz="0" w:space="0"/>
+            <w:bottom w:val="none" w:color="auto" w:sz="0" w:space="0"/>
+            <w:right w:val="none" w:color="auto" w:sz="0" w:space="0"/>
+            <w:insideH w:val="none" w:color="auto" w:sz="0" w:space="0"/>
+            <w:insideV w:val="none" w:color="auto" w:sz="0" w:space="0"/>
           </w:tblBorders>
           <w:tblCellMar>
             <w:top w:w="0" w:type="dxa"/>
@@ -6376,7 +4676,6 @@
               <w:bottom w:val="nil"/>
               <w:right w:val="nil"/>
             </w:tcBorders>
-            <w:noWrap w:val="0"/>
             <w:tcMar>
               <w:top w:w="60" w:type="dxa"/>
               <w:left w:w="120" w:type="dxa"/>
@@ -6408,7 +4707,6 @@
               <w:bottom w:val="nil"/>
               <w:right w:val="nil"/>
             </w:tcBorders>
-            <w:noWrap w:val="0"/>
             <w:tcMar>
               <w:top w:w="60" w:type="dxa"/>
               <w:left w:w="120" w:type="dxa"/>
@@ -6440,7 +4738,6 @@
               <w:bottom w:val="nil"/>
               <w:right w:val="single" w:color="auto" w:sz="12" w:space="0"/>
             </w:tcBorders>
-            <w:noWrap w:val="0"/>
             <w:tcMar>
               <w:top w:w="60" w:type="dxa"/>
               <w:left w:w="120" w:type="dxa"/>
@@ -6467,12 +4764,12 @@
       <w:tr>
         <w:tblPrEx>
           <w:tblBorders>
-            <w:top w:val="none" w:color="DEE0E3" w:sz="0" w:space="0"/>
-            <w:left w:val="none" w:color="DEE0E3" w:sz="0" w:space="0"/>
-            <w:bottom w:val="none" w:color="DEE0E3" w:sz="0" w:space="0"/>
-            <w:right w:val="none" w:color="DEE0E3" w:sz="0" w:space="0"/>
-            <w:insideH w:val="none" w:color="DEE0E3" w:sz="0" w:space="0"/>
-            <w:insideV w:val="none" w:color="DEE0E3" w:sz="0" w:space="0"/>
+            <w:top w:val="none" w:color="auto" w:sz="0" w:space="0"/>
+            <w:left w:val="none" w:color="auto" w:sz="0" w:space="0"/>
+            <w:bottom w:val="none" w:color="auto" w:sz="0" w:space="0"/>
+            <w:right w:val="none" w:color="auto" w:sz="0" w:space="0"/>
+            <w:insideH w:val="none" w:color="auto" w:sz="0" w:space="0"/>
+            <w:insideV w:val="none" w:color="auto" w:sz="0" w:space="0"/>
           </w:tblBorders>
           <w:tblCellMar>
             <w:top w:w="0" w:type="dxa"/>
@@ -6494,7 +4791,6 @@
               <w:bottom w:val="nil"/>
               <w:right w:val="nil"/>
             </w:tcBorders>
-            <w:noWrap w:val="0"/>
             <w:tcMar>
               <w:top w:w="60" w:type="dxa"/>
               <w:left w:w="120" w:type="dxa"/>
@@ -6526,7 +4822,6 @@
               <w:bottom w:val="nil"/>
               <w:right w:val="nil"/>
             </w:tcBorders>
-            <w:noWrap w:val="0"/>
             <w:tcMar>
               <w:top w:w="60" w:type="dxa"/>
               <w:left w:w="120" w:type="dxa"/>
@@ -6558,7 +4853,6 @@
               <w:bottom w:val="nil"/>
               <w:right w:val="single" w:color="auto" w:sz="12" w:space="0"/>
             </w:tcBorders>
-            <w:noWrap w:val="0"/>
             <w:tcMar>
               <w:top w:w="60" w:type="dxa"/>
               <w:left w:w="120" w:type="dxa"/>
@@ -6585,12 +4879,12 @@
       <w:tr>
         <w:tblPrEx>
           <w:tblBorders>
-            <w:top w:val="none" w:color="DEE0E3" w:sz="0" w:space="0"/>
-            <w:left w:val="none" w:color="DEE0E3" w:sz="0" w:space="0"/>
-            <w:bottom w:val="none" w:color="DEE0E3" w:sz="0" w:space="0"/>
-            <w:right w:val="none" w:color="DEE0E3" w:sz="0" w:space="0"/>
-            <w:insideH w:val="none" w:color="DEE0E3" w:sz="0" w:space="0"/>
-            <w:insideV w:val="none" w:color="DEE0E3" w:sz="0" w:space="0"/>
+            <w:top w:val="none" w:color="auto" w:sz="0" w:space="0"/>
+            <w:left w:val="none" w:color="auto" w:sz="0" w:space="0"/>
+            <w:bottom w:val="none" w:color="auto" w:sz="0" w:space="0"/>
+            <w:right w:val="none" w:color="auto" w:sz="0" w:space="0"/>
+            <w:insideH w:val="none" w:color="auto" w:sz="0" w:space="0"/>
+            <w:insideV w:val="none" w:color="auto" w:sz="0" w:space="0"/>
           </w:tblBorders>
           <w:tblCellMar>
             <w:top w:w="0" w:type="dxa"/>
@@ -6612,7 +4906,6 @@
               <w:bottom w:val="nil"/>
               <w:right w:val="nil"/>
             </w:tcBorders>
-            <w:noWrap w:val="0"/>
             <w:tcMar>
               <w:top w:w="60" w:type="dxa"/>
               <w:left w:w="120" w:type="dxa"/>
@@ -6644,7 +4937,6 @@
               <w:bottom w:val="nil"/>
               <w:right w:val="nil"/>
             </w:tcBorders>
-            <w:noWrap w:val="0"/>
             <w:tcMar>
               <w:top w:w="60" w:type="dxa"/>
               <w:left w:w="120" w:type="dxa"/>
@@ -6676,7 +4968,6 @@
               <w:bottom w:val="nil"/>
               <w:right w:val="single" w:color="auto" w:sz="12" w:space="0"/>
             </w:tcBorders>
-            <w:noWrap w:val="0"/>
             <w:tcMar>
               <w:top w:w="60" w:type="dxa"/>
               <w:left w:w="120" w:type="dxa"/>
@@ -6703,12 +4994,12 @@
       <w:tr>
         <w:tblPrEx>
           <w:tblBorders>
-            <w:top w:val="none" w:color="DEE0E3" w:sz="0" w:space="0"/>
-            <w:left w:val="none" w:color="DEE0E3" w:sz="0" w:space="0"/>
-            <w:bottom w:val="none" w:color="DEE0E3" w:sz="0" w:space="0"/>
-            <w:right w:val="none" w:color="DEE0E3" w:sz="0" w:space="0"/>
-            <w:insideH w:val="none" w:color="DEE0E3" w:sz="0" w:space="0"/>
-            <w:insideV w:val="none" w:color="DEE0E3" w:sz="0" w:space="0"/>
+            <w:top w:val="none" w:color="auto" w:sz="0" w:space="0"/>
+            <w:left w:val="none" w:color="auto" w:sz="0" w:space="0"/>
+            <w:bottom w:val="none" w:color="auto" w:sz="0" w:space="0"/>
+            <w:right w:val="none" w:color="auto" w:sz="0" w:space="0"/>
+            <w:insideH w:val="none" w:color="auto" w:sz="0" w:space="0"/>
+            <w:insideV w:val="none" w:color="auto" w:sz="0" w:space="0"/>
           </w:tblBorders>
           <w:tblCellMar>
             <w:top w:w="0" w:type="dxa"/>
@@ -6730,7 +5021,6 @@
               <w:bottom w:val="nil"/>
               <w:right w:val="nil"/>
             </w:tcBorders>
-            <w:noWrap w:val="0"/>
             <w:tcMar>
               <w:top w:w="60" w:type="dxa"/>
               <w:left w:w="120" w:type="dxa"/>
@@ -6762,7 +5052,6 @@
               <w:bottom w:val="nil"/>
               <w:right w:val="nil"/>
             </w:tcBorders>
-            <w:noWrap w:val="0"/>
             <w:tcMar>
               <w:top w:w="60" w:type="dxa"/>
               <w:left w:w="120" w:type="dxa"/>
@@ -6794,7 +5083,6 @@
               <w:bottom w:val="nil"/>
               <w:right w:val="single" w:color="auto" w:sz="12" w:space="0"/>
             </w:tcBorders>
-            <w:noWrap w:val="0"/>
             <w:tcMar>
               <w:top w:w="60" w:type="dxa"/>
               <w:left w:w="120" w:type="dxa"/>
@@ -6821,12 +5109,12 @@
       <w:tr>
         <w:tblPrEx>
           <w:tblBorders>
-            <w:top w:val="none" w:color="DEE0E3" w:sz="0" w:space="0"/>
-            <w:left w:val="none" w:color="DEE0E3" w:sz="0" w:space="0"/>
-            <w:bottom w:val="none" w:color="DEE0E3" w:sz="0" w:space="0"/>
-            <w:right w:val="none" w:color="DEE0E3" w:sz="0" w:space="0"/>
-            <w:insideH w:val="none" w:color="DEE0E3" w:sz="0" w:space="0"/>
-            <w:insideV w:val="none" w:color="DEE0E3" w:sz="0" w:space="0"/>
+            <w:top w:val="none" w:color="auto" w:sz="0" w:space="0"/>
+            <w:left w:val="none" w:color="auto" w:sz="0" w:space="0"/>
+            <w:bottom w:val="none" w:color="auto" w:sz="0" w:space="0"/>
+            <w:right w:val="none" w:color="auto" w:sz="0" w:space="0"/>
+            <w:insideH w:val="none" w:color="auto" w:sz="0" w:space="0"/>
+            <w:insideV w:val="none" w:color="auto" w:sz="0" w:space="0"/>
           </w:tblBorders>
           <w:tblCellMar>
             <w:top w:w="0" w:type="dxa"/>
@@ -6848,7 +5136,6 @@
               <w:bottom w:val="single" w:color="auto" w:sz="12" w:space="0"/>
               <w:right w:val="nil"/>
             </w:tcBorders>
-            <w:noWrap w:val="0"/>
             <w:tcMar>
               <w:top w:w="60" w:type="dxa"/>
               <w:left w:w="120" w:type="dxa"/>
@@ -6880,7 +5167,6 @@
               <w:bottom w:val="single" w:color="auto" w:sz="12" w:space="0"/>
               <w:right w:val="nil"/>
             </w:tcBorders>
-            <w:noWrap w:val="0"/>
             <w:tcMar>
               <w:top w:w="60" w:type="dxa"/>
               <w:left w:w="120" w:type="dxa"/>
@@ -6912,7 +5198,6 @@
               <w:bottom w:val="single" w:color="auto" w:sz="12" w:space="0"/>
               <w:right w:val="single" w:color="auto" w:sz="12" w:space="0"/>
             </w:tcBorders>
-            <w:noWrap w:val="0"/>
             <w:tcMar>
               <w:top w:w="60" w:type="dxa"/>
               <w:left w:w="120" w:type="dxa"/>
@@ -6942,13 +5227,13 @@
         <w:pStyle w:val="30"/>
         <w:bidi w:val="0"/>
       </w:pPr>
-      <w:bookmarkStart w:id="18" w:name="heading_8"/>
-      <w:bookmarkStart w:id="19" w:name="_Toc10945"/>
+      <w:bookmarkStart w:id="16" w:name="heading_8"/>
+      <w:bookmarkStart w:id="17" w:name="_Toc22592"/>
       <w:r>
         <w:t>人员分工</w:t>
       </w:r>
-      <w:bookmarkEnd w:id="18"/>
-      <w:bookmarkEnd w:id="19"/>
+      <w:bookmarkEnd w:id="16"/>
+      <w:bookmarkEnd w:id="17"/>
     </w:p>
     <w:tbl>
       <w:tblPr>
@@ -6956,12 +5241,12 @@
         <w:tblW w:w="8214" w:type="dxa"/>
         <w:jc w:val="center"/>
         <w:tblBorders>
-          <w:top w:val="none" w:color="DEE0E3" w:sz="0" w:space="0"/>
-          <w:left w:val="none" w:color="DEE0E3" w:sz="0" w:space="0"/>
-          <w:bottom w:val="none" w:color="DEE0E3" w:sz="0" w:space="0"/>
-          <w:right w:val="none" w:color="DEE0E3" w:sz="0" w:space="0"/>
-          <w:insideH w:val="none" w:color="DEE0E3" w:sz="0" w:space="0"/>
-          <w:insideV w:val="none" w:color="DEE0E3" w:sz="0" w:space="0"/>
+          <w:top w:val="none" w:color="auto" w:sz="0" w:space="0"/>
+          <w:left w:val="none" w:color="auto" w:sz="0" w:space="0"/>
+          <w:bottom w:val="none" w:color="auto" w:sz="0" w:space="0"/>
+          <w:right w:val="none" w:color="auto" w:sz="0" w:space="0"/>
+          <w:insideH w:val="none" w:color="auto" w:sz="0" w:space="0"/>
+          <w:insideV w:val="none" w:color="auto" w:sz="0" w:space="0"/>
         </w:tblBorders>
         <w:tblLayout w:type="autofit"/>
         <w:tblCellMar>
@@ -6980,12 +5265,12 @@
       <w:tr>
         <w:tblPrEx>
           <w:tblBorders>
-            <w:top w:val="none" w:color="DEE0E3" w:sz="0" w:space="0"/>
-            <w:left w:val="none" w:color="DEE0E3" w:sz="0" w:space="0"/>
-            <w:bottom w:val="none" w:color="DEE0E3" w:sz="0" w:space="0"/>
-            <w:right w:val="none" w:color="DEE0E3" w:sz="0" w:space="0"/>
-            <w:insideH w:val="none" w:color="DEE0E3" w:sz="0" w:space="0"/>
-            <w:insideV w:val="none" w:color="DEE0E3" w:sz="0" w:space="0"/>
+            <w:top w:val="none" w:color="auto" w:sz="0" w:space="0"/>
+            <w:left w:val="none" w:color="auto" w:sz="0" w:space="0"/>
+            <w:bottom w:val="none" w:color="auto" w:sz="0" w:space="0"/>
+            <w:right w:val="none" w:color="auto" w:sz="0" w:space="0"/>
+            <w:insideH w:val="none" w:color="auto" w:sz="0" w:space="0"/>
+            <w:insideV w:val="none" w:color="auto" w:sz="0" w:space="0"/>
           </w:tblBorders>
           <w:tblCellMar>
             <w:top w:w="0" w:type="dxa"/>
@@ -7008,7 +5293,6 @@
               <w:bottom w:val="nil"/>
               <w:right w:val="nil"/>
             </w:tcBorders>
-            <w:noWrap w:val="0"/>
             <w:tcMar>
               <w:top w:w="60" w:type="dxa"/>
               <w:left w:w="120" w:type="dxa"/>
@@ -7046,7 +5330,6 @@
               <w:bottom w:val="nil"/>
               <w:right w:val="nil"/>
             </w:tcBorders>
-            <w:noWrap w:val="0"/>
             <w:tcMar>
               <w:top w:w="60" w:type="dxa"/>
               <w:left w:w="120" w:type="dxa"/>
@@ -7084,7 +5367,6 @@
               <w:bottom w:val="nil"/>
               <w:right w:val="nil"/>
             </w:tcBorders>
-            <w:noWrap w:val="0"/>
             <w:tcMar>
               <w:top w:w="60" w:type="dxa"/>
               <w:left w:w="120" w:type="dxa"/>
@@ -7122,7 +5404,6 @@
               <w:bottom w:val="nil"/>
               <w:right w:val="single" w:color="auto" w:sz="12" w:space="0"/>
             </w:tcBorders>
-            <w:noWrap w:val="0"/>
             <w:tcMar>
               <w:top w:w="60" w:type="dxa"/>
               <w:left w:w="120" w:type="dxa"/>
@@ -7155,12 +5436,12 @@
       <w:tr>
         <w:tblPrEx>
           <w:tblBorders>
-            <w:top w:val="none" w:color="DEE0E3" w:sz="0" w:space="0"/>
-            <w:left w:val="none" w:color="DEE0E3" w:sz="0" w:space="0"/>
-            <w:bottom w:val="none" w:color="DEE0E3" w:sz="0" w:space="0"/>
-            <w:right w:val="none" w:color="DEE0E3" w:sz="0" w:space="0"/>
-            <w:insideH w:val="none" w:color="DEE0E3" w:sz="0" w:space="0"/>
-            <w:insideV w:val="none" w:color="DEE0E3" w:sz="0" w:space="0"/>
+            <w:top w:val="none" w:color="auto" w:sz="0" w:space="0"/>
+            <w:left w:val="none" w:color="auto" w:sz="0" w:space="0"/>
+            <w:bottom w:val="none" w:color="auto" w:sz="0" w:space="0"/>
+            <w:right w:val="none" w:color="auto" w:sz="0" w:space="0"/>
+            <w:insideH w:val="none" w:color="auto" w:sz="0" w:space="0"/>
+            <w:insideV w:val="none" w:color="auto" w:sz="0" w:space="0"/>
           </w:tblBorders>
           <w:tblCellMar>
             <w:top w:w="0" w:type="dxa"/>
@@ -7182,7 +5463,6 @@
               <w:bottom w:val="nil"/>
               <w:right w:val="nil"/>
             </w:tcBorders>
-            <w:noWrap w:val="0"/>
             <w:tcMar>
               <w:top w:w="60" w:type="dxa"/>
               <w:left w:w="120" w:type="dxa"/>
@@ -7214,7 +5494,6 @@
               <w:bottom w:val="nil"/>
               <w:right w:val="nil"/>
             </w:tcBorders>
-            <w:noWrap w:val="0"/>
             <w:tcMar>
               <w:top w:w="60" w:type="dxa"/>
               <w:left w:w="120" w:type="dxa"/>
@@ -7246,7 +5525,6 @@
               <w:bottom w:val="nil"/>
               <w:right w:val="nil"/>
             </w:tcBorders>
-            <w:noWrap w:val="0"/>
             <w:tcMar>
               <w:top w:w="60" w:type="dxa"/>
               <w:left w:w="120" w:type="dxa"/>
@@ -7278,7 +5556,6 @@
               <w:bottom w:val="nil"/>
               <w:right w:val="single" w:color="auto" w:sz="12" w:space="0"/>
             </w:tcBorders>
-            <w:noWrap w:val="0"/>
             <w:tcMar>
               <w:top w:w="60" w:type="dxa"/>
               <w:left w:w="120" w:type="dxa"/>
@@ -7305,12 +5582,12 @@
       <w:tr>
         <w:tblPrEx>
           <w:tblBorders>
-            <w:top w:val="none" w:color="DEE0E3" w:sz="0" w:space="0"/>
-            <w:left w:val="none" w:color="DEE0E3" w:sz="0" w:space="0"/>
-            <w:bottom w:val="none" w:color="DEE0E3" w:sz="0" w:space="0"/>
-            <w:right w:val="none" w:color="DEE0E3" w:sz="0" w:space="0"/>
-            <w:insideH w:val="none" w:color="DEE0E3" w:sz="0" w:space="0"/>
-            <w:insideV w:val="none" w:color="DEE0E3" w:sz="0" w:space="0"/>
+            <w:top w:val="none" w:color="auto" w:sz="0" w:space="0"/>
+            <w:left w:val="none" w:color="auto" w:sz="0" w:space="0"/>
+            <w:bottom w:val="none" w:color="auto" w:sz="0" w:space="0"/>
+            <w:right w:val="none" w:color="auto" w:sz="0" w:space="0"/>
+            <w:insideH w:val="none" w:color="auto" w:sz="0" w:space="0"/>
+            <w:insideV w:val="none" w:color="auto" w:sz="0" w:space="0"/>
           </w:tblBorders>
           <w:tblCellMar>
             <w:top w:w="0" w:type="dxa"/>
@@ -7332,7 +5609,6 @@
               <w:bottom w:val="nil"/>
               <w:right w:val="nil"/>
             </w:tcBorders>
-            <w:noWrap w:val="0"/>
             <w:tcMar>
               <w:top w:w="60" w:type="dxa"/>
               <w:left w:w="120" w:type="dxa"/>
@@ -7364,7 +5640,6 @@
               <w:bottom w:val="nil"/>
               <w:right w:val="nil"/>
             </w:tcBorders>
-            <w:noWrap w:val="0"/>
             <w:tcMar>
               <w:top w:w="60" w:type="dxa"/>
               <w:left w:w="120" w:type="dxa"/>
@@ -7396,7 +5671,6 @@
               <w:bottom w:val="nil"/>
               <w:right w:val="nil"/>
             </w:tcBorders>
-            <w:noWrap w:val="0"/>
             <w:tcMar>
               <w:top w:w="60" w:type="dxa"/>
               <w:left w:w="120" w:type="dxa"/>
@@ -7428,7 +5702,6 @@
               <w:bottom w:val="nil"/>
               <w:right w:val="single" w:color="auto" w:sz="12" w:space="0"/>
             </w:tcBorders>
-            <w:noWrap w:val="0"/>
             <w:tcMar>
               <w:top w:w="60" w:type="dxa"/>
               <w:left w:w="120" w:type="dxa"/>
@@ -7455,12 +5728,12 @@
       <w:tr>
         <w:tblPrEx>
           <w:tblBorders>
-            <w:top w:val="none" w:color="DEE0E3" w:sz="0" w:space="0"/>
-            <w:left w:val="none" w:color="DEE0E3" w:sz="0" w:space="0"/>
-            <w:bottom w:val="none" w:color="DEE0E3" w:sz="0" w:space="0"/>
-            <w:right w:val="none" w:color="DEE0E3" w:sz="0" w:space="0"/>
-            <w:insideH w:val="none" w:color="DEE0E3" w:sz="0" w:space="0"/>
-            <w:insideV w:val="none" w:color="DEE0E3" w:sz="0" w:space="0"/>
+            <w:top w:val="none" w:color="auto" w:sz="0" w:space="0"/>
+            <w:left w:val="none" w:color="auto" w:sz="0" w:space="0"/>
+            <w:bottom w:val="none" w:color="auto" w:sz="0" w:space="0"/>
+            <w:right w:val="none" w:color="auto" w:sz="0" w:space="0"/>
+            <w:insideH w:val="none" w:color="auto" w:sz="0" w:space="0"/>
+            <w:insideV w:val="none" w:color="auto" w:sz="0" w:space="0"/>
           </w:tblBorders>
           <w:tblCellMar>
             <w:top w:w="0" w:type="dxa"/>
@@ -7482,7 +5755,6 @@
               <w:bottom w:val="nil"/>
               <w:right w:val="nil"/>
             </w:tcBorders>
-            <w:noWrap w:val="0"/>
             <w:tcMar>
               <w:top w:w="60" w:type="dxa"/>
               <w:left w:w="120" w:type="dxa"/>
@@ -7514,7 +5786,6 @@
               <w:bottom w:val="nil"/>
               <w:right w:val="nil"/>
             </w:tcBorders>
-            <w:noWrap w:val="0"/>
             <w:tcMar>
               <w:top w:w="60" w:type="dxa"/>
               <w:left w:w="120" w:type="dxa"/>
@@ -7546,7 +5817,6 @@
               <w:bottom w:val="nil"/>
               <w:right w:val="nil"/>
             </w:tcBorders>
-            <w:noWrap w:val="0"/>
             <w:tcMar>
               <w:top w:w="60" w:type="dxa"/>
               <w:left w:w="120" w:type="dxa"/>
@@ -7578,7 +5848,6 @@
               <w:bottom w:val="nil"/>
               <w:right w:val="single" w:color="auto" w:sz="12" w:space="0"/>
             </w:tcBorders>
-            <w:noWrap w:val="0"/>
             <w:tcMar>
               <w:top w:w="60" w:type="dxa"/>
               <w:left w:w="120" w:type="dxa"/>
@@ -7605,12 +5874,12 @@
       <w:tr>
         <w:tblPrEx>
           <w:tblBorders>
-            <w:top w:val="none" w:color="DEE0E3" w:sz="0" w:space="0"/>
-            <w:left w:val="none" w:color="DEE0E3" w:sz="0" w:space="0"/>
-            <w:bottom w:val="none" w:color="DEE0E3" w:sz="0" w:space="0"/>
-            <w:right w:val="none" w:color="DEE0E3" w:sz="0" w:space="0"/>
-            <w:insideH w:val="none" w:color="DEE0E3" w:sz="0" w:space="0"/>
-            <w:insideV w:val="none" w:color="DEE0E3" w:sz="0" w:space="0"/>
+            <w:top w:val="none" w:color="auto" w:sz="0" w:space="0"/>
+            <w:left w:val="none" w:color="auto" w:sz="0" w:space="0"/>
+            <w:bottom w:val="none" w:color="auto" w:sz="0" w:space="0"/>
+            <w:right w:val="none" w:color="auto" w:sz="0" w:space="0"/>
+            <w:insideH w:val="none" w:color="auto" w:sz="0" w:space="0"/>
+            <w:insideV w:val="none" w:color="auto" w:sz="0" w:space="0"/>
           </w:tblBorders>
           <w:tblCellMar>
             <w:top w:w="0" w:type="dxa"/>
@@ -7632,7 +5901,6 @@
               <w:bottom w:val="nil"/>
               <w:right w:val="nil"/>
             </w:tcBorders>
-            <w:noWrap w:val="0"/>
             <w:tcMar>
               <w:top w:w="60" w:type="dxa"/>
               <w:left w:w="120" w:type="dxa"/>
@@ -7664,7 +5932,6 @@
               <w:bottom w:val="nil"/>
               <w:right w:val="nil"/>
             </w:tcBorders>
-            <w:noWrap w:val="0"/>
             <w:tcMar>
               <w:top w:w="60" w:type="dxa"/>
               <w:left w:w="120" w:type="dxa"/>
@@ -7696,7 +5963,6 @@
               <w:bottom w:val="nil"/>
               <w:right w:val="nil"/>
             </w:tcBorders>
-            <w:noWrap w:val="0"/>
             <w:tcMar>
               <w:top w:w="60" w:type="dxa"/>
               <w:left w:w="120" w:type="dxa"/>
@@ -7728,7 +5994,6 @@
               <w:bottom w:val="nil"/>
               <w:right w:val="single" w:color="auto" w:sz="12" w:space="0"/>
             </w:tcBorders>
-            <w:noWrap w:val="0"/>
             <w:tcMar>
               <w:top w:w="60" w:type="dxa"/>
               <w:left w:w="120" w:type="dxa"/>
@@ -7755,12 +6020,12 @@
       <w:tr>
         <w:tblPrEx>
           <w:tblBorders>
-            <w:top w:val="none" w:color="DEE0E3" w:sz="0" w:space="0"/>
-            <w:left w:val="none" w:color="DEE0E3" w:sz="0" w:space="0"/>
-            <w:bottom w:val="none" w:color="DEE0E3" w:sz="0" w:space="0"/>
-            <w:right w:val="none" w:color="DEE0E3" w:sz="0" w:space="0"/>
-            <w:insideH w:val="none" w:color="DEE0E3" w:sz="0" w:space="0"/>
-            <w:insideV w:val="none" w:color="DEE0E3" w:sz="0" w:space="0"/>
+            <w:top w:val="none" w:color="auto" w:sz="0" w:space="0"/>
+            <w:left w:val="none" w:color="auto" w:sz="0" w:space="0"/>
+            <w:bottom w:val="none" w:color="auto" w:sz="0" w:space="0"/>
+            <w:right w:val="none" w:color="auto" w:sz="0" w:space="0"/>
+            <w:insideH w:val="none" w:color="auto" w:sz="0" w:space="0"/>
+            <w:insideV w:val="none" w:color="auto" w:sz="0" w:space="0"/>
           </w:tblBorders>
           <w:tblCellMar>
             <w:top w:w="0" w:type="dxa"/>
@@ -7782,7 +6047,6 @@
               <w:bottom w:val="nil"/>
               <w:right w:val="nil"/>
             </w:tcBorders>
-            <w:noWrap w:val="0"/>
             <w:tcMar>
               <w:top w:w="60" w:type="dxa"/>
               <w:left w:w="120" w:type="dxa"/>
@@ -7814,7 +6078,6 @@
               <w:bottom w:val="nil"/>
               <w:right w:val="nil"/>
             </w:tcBorders>
-            <w:noWrap w:val="0"/>
             <w:tcMar>
               <w:top w:w="60" w:type="dxa"/>
               <w:left w:w="120" w:type="dxa"/>
@@ -7846,7 +6109,6 @@
               <w:bottom w:val="nil"/>
               <w:right w:val="nil"/>
             </w:tcBorders>
-            <w:noWrap w:val="0"/>
             <w:tcMar>
               <w:top w:w="60" w:type="dxa"/>
               <w:left w:w="120" w:type="dxa"/>
@@ -7878,7 +6140,6 @@
               <w:bottom w:val="nil"/>
               <w:right w:val="single" w:color="auto" w:sz="12" w:space="0"/>
             </w:tcBorders>
-            <w:noWrap w:val="0"/>
             <w:tcMar>
               <w:top w:w="60" w:type="dxa"/>
               <w:left w:w="120" w:type="dxa"/>
@@ -7905,12 +6166,12 @@
       <w:tr>
         <w:tblPrEx>
           <w:tblBorders>
-            <w:top w:val="none" w:color="DEE0E3" w:sz="0" w:space="0"/>
-            <w:left w:val="none" w:color="DEE0E3" w:sz="0" w:space="0"/>
-            <w:bottom w:val="none" w:color="DEE0E3" w:sz="0" w:space="0"/>
-            <w:right w:val="none" w:color="DEE0E3" w:sz="0" w:space="0"/>
-            <w:insideH w:val="none" w:color="DEE0E3" w:sz="0" w:space="0"/>
-            <w:insideV w:val="none" w:color="DEE0E3" w:sz="0" w:space="0"/>
+            <w:top w:val="none" w:color="auto" w:sz="0" w:space="0"/>
+            <w:left w:val="none" w:color="auto" w:sz="0" w:space="0"/>
+            <w:bottom w:val="none" w:color="auto" w:sz="0" w:space="0"/>
+            <w:right w:val="none" w:color="auto" w:sz="0" w:space="0"/>
+            <w:insideH w:val="none" w:color="auto" w:sz="0" w:space="0"/>
+            <w:insideV w:val="none" w:color="auto" w:sz="0" w:space="0"/>
           </w:tblBorders>
           <w:tblCellMar>
             <w:top w:w="0" w:type="dxa"/>
@@ -7932,7 +6193,6 @@
               <w:bottom w:val="nil"/>
               <w:right w:val="nil"/>
             </w:tcBorders>
-            <w:noWrap w:val="0"/>
             <w:tcMar>
               <w:top w:w="60" w:type="dxa"/>
               <w:left w:w="120" w:type="dxa"/>
@@ -7964,7 +6224,6 @@
               <w:bottom w:val="nil"/>
               <w:right w:val="nil"/>
             </w:tcBorders>
-            <w:noWrap w:val="0"/>
             <w:tcMar>
               <w:top w:w="60" w:type="dxa"/>
               <w:left w:w="120" w:type="dxa"/>
@@ -7996,7 +6255,6 @@
               <w:bottom w:val="nil"/>
               <w:right w:val="nil"/>
             </w:tcBorders>
-            <w:noWrap w:val="0"/>
             <w:tcMar>
               <w:top w:w="60" w:type="dxa"/>
               <w:left w:w="120" w:type="dxa"/>
@@ -8028,7 +6286,6 @@
               <w:bottom w:val="nil"/>
               <w:right w:val="single" w:color="auto" w:sz="12" w:space="0"/>
             </w:tcBorders>
-            <w:noWrap w:val="0"/>
             <w:tcMar>
               <w:top w:w="60" w:type="dxa"/>
               <w:left w:w="120" w:type="dxa"/>
@@ -8055,12 +6312,12 @@
       <w:tr>
         <w:tblPrEx>
           <w:tblBorders>
-            <w:top w:val="none" w:color="DEE0E3" w:sz="0" w:space="0"/>
-            <w:left w:val="none" w:color="DEE0E3" w:sz="0" w:space="0"/>
-            <w:bottom w:val="none" w:color="DEE0E3" w:sz="0" w:space="0"/>
-            <w:right w:val="none" w:color="DEE0E3" w:sz="0" w:space="0"/>
-            <w:insideH w:val="none" w:color="DEE0E3" w:sz="0" w:space="0"/>
-            <w:insideV w:val="none" w:color="DEE0E3" w:sz="0" w:space="0"/>
+            <w:top w:val="none" w:color="auto" w:sz="0" w:space="0"/>
+            <w:left w:val="none" w:color="auto" w:sz="0" w:space="0"/>
+            <w:bottom w:val="none" w:color="auto" w:sz="0" w:space="0"/>
+            <w:right w:val="none" w:color="auto" w:sz="0" w:space="0"/>
+            <w:insideH w:val="none" w:color="auto" w:sz="0" w:space="0"/>
+            <w:insideV w:val="none" w:color="auto" w:sz="0" w:space="0"/>
           </w:tblBorders>
           <w:tblCellMar>
             <w:top w:w="0" w:type="dxa"/>
@@ -8082,7 +6339,6 @@
               <w:bottom w:val="single" w:color="auto" w:sz="12" w:space="0"/>
               <w:right w:val="nil"/>
             </w:tcBorders>
-            <w:noWrap w:val="0"/>
             <w:tcMar>
               <w:top w:w="60" w:type="dxa"/>
               <w:left w:w="120" w:type="dxa"/>
@@ -8114,7 +6370,6 @@
               <w:bottom w:val="single" w:color="auto" w:sz="12" w:space="0"/>
               <w:right w:val="nil"/>
             </w:tcBorders>
-            <w:noWrap w:val="0"/>
             <w:tcMar>
               <w:top w:w="60" w:type="dxa"/>
               <w:left w:w="120" w:type="dxa"/>
@@ -8146,7 +6401,6 @@
               <w:bottom w:val="single" w:color="auto" w:sz="12" w:space="0"/>
               <w:right w:val="nil"/>
             </w:tcBorders>
-            <w:noWrap w:val="0"/>
             <w:tcMar>
               <w:top w:w="60" w:type="dxa"/>
               <w:left w:w="120" w:type="dxa"/>
@@ -8178,7 +6432,6 @@
               <w:bottom w:val="single" w:color="auto" w:sz="12" w:space="0"/>
               <w:right w:val="single" w:color="auto" w:sz="12" w:space="0"/>
             </w:tcBorders>
-            <w:noWrap w:val="0"/>
             <w:tcMar>
               <w:top w:w="60" w:type="dxa"/>
               <w:left w:w="120" w:type="dxa"/>
@@ -8208,13 +6461,13 @@
         <w:pStyle w:val="30"/>
         <w:bidi w:val="0"/>
       </w:pPr>
-      <w:bookmarkStart w:id="20" w:name="_Toc1911"/>
-      <w:bookmarkStart w:id="21" w:name="heading_9"/>
+      <w:bookmarkStart w:id="18" w:name="heading_9"/>
+      <w:bookmarkStart w:id="19" w:name="_Toc21101"/>
       <w:r>
         <w:t>演练前准备清单</w:t>
       </w:r>
-      <w:bookmarkEnd w:id="20"/>
-      <w:bookmarkEnd w:id="21"/>
+      <w:bookmarkEnd w:id="18"/>
+      <w:bookmarkEnd w:id="19"/>
     </w:p>
     <w:tbl>
       <w:tblPr>
@@ -8222,12 +6475,12 @@
         <w:tblW w:w="8214" w:type="dxa"/>
         <w:jc w:val="center"/>
         <w:tblBorders>
-          <w:top w:val="none" w:color="DEE0E3" w:sz="0" w:space="0"/>
-          <w:left w:val="none" w:color="DEE0E3" w:sz="0" w:space="0"/>
-          <w:bottom w:val="none" w:color="DEE0E3" w:sz="0" w:space="0"/>
-          <w:right w:val="none" w:color="DEE0E3" w:sz="0" w:space="0"/>
-          <w:insideH w:val="none" w:color="DEE0E3" w:sz="0" w:space="0"/>
-          <w:insideV w:val="none" w:color="DEE0E3" w:sz="0" w:space="0"/>
+          <w:top w:val="none" w:color="auto" w:sz="0" w:space="0"/>
+          <w:left w:val="none" w:color="auto" w:sz="0" w:space="0"/>
+          <w:bottom w:val="none" w:color="auto" w:sz="0" w:space="0"/>
+          <w:right w:val="none" w:color="auto" w:sz="0" w:space="0"/>
+          <w:insideH w:val="none" w:color="auto" w:sz="0" w:space="0"/>
+          <w:insideV w:val="none" w:color="auto" w:sz="0" w:space="0"/>
         </w:tblBorders>
         <w:tblLayout w:type="autofit"/>
         <w:tblCellMar>
@@ -8247,12 +6500,12 @@
       <w:tr>
         <w:tblPrEx>
           <w:tblBorders>
-            <w:top w:val="none" w:color="DEE0E3" w:sz="0" w:space="0"/>
-            <w:left w:val="none" w:color="DEE0E3" w:sz="0" w:space="0"/>
-            <w:bottom w:val="none" w:color="DEE0E3" w:sz="0" w:space="0"/>
-            <w:right w:val="none" w:color="DEE0E3" w:sz="0" w:space="0"/>
-            <w:insideH w:val="none" w:color="DEE0E3" w:sz="0" w:space="0"/>
-            <w:insideV w:val="none" w:color="DEE0E3" w:sz="0" w:space="0"/>
+            <w:top w:val="none" w:color="auto" w:sz="0" w:space="0"/>
+            <w:left w:val="none" w:color="auto" w:sz="0" w:space="0"/>
+            <w:bottom w:val="none" w:color="auto" w:sz="0" w:space="0"/>
+            <w:right w:val="none" w:color="auto" w:sz="0" w:space="0"/>
+            <w:insideH w:val="none" w:color="auto" w:sz="0" w:space="0"/>
+            <w:insideV w:val="none" w:color="auto" w:sz="0" w:space="0"/>
           </w:tblBorders>
           <w:tblCellMar>
             <w:top w:w="0" w:type="dxa"/>
@@ -8275,7 +6528,6 @@
               <w:bottom w:val="nil"/>
               <w:right w:val="nil"/>
             </w:tcBorders>
-            <w:noWrap w:val="0"/>
             <w:tcMar>
               <w:top w:w="60" w:type="dxa"/>
               <w:left w:w="120" w:type="dxa"/>
@@ -8313,7 +6565,6 @@
               <w:bottom w:val="nil"/>
               <w:right w:val="nil"/>
             </w:tcBorders>
-            <w:noWrap w:val="0"/>
             <w:tcMar>
               <w:top w:w="60" w:type="dxa"/>
               <w:left w:w="120" w:type="dxa"/>
@@ -8351,7 +6602,6 @@
               <w:bottom w:val="nil"/>
               <w:right w:val="nil"/>
             </w:tcBorders>
-            <w:noWrap w:val="0"/>
             <w:tcMar>
               <w:top w:w="60" w:type="dxa"/>
               <w:left w:w="120" w:type="dxa"/>
@@ -8389,7 +6639,6 @@
               <w:bottom w:val="nil"/>
               <w:right w:val="nil"/>
             </w:tcBorders>
-            <w:noWrap w:val="0"/>
             <w:tcMar>
               <w:top w:w="60" w:type="dxa"/>
               <w:left w:w="120" w:type="dxa"/>
@@ -8427,7 +6676,6 @@
               <w:bottom w:val="nil"/>
               <w:right w:val="single" w:color="auto" w:sz="12" w:space="0"/>
             </w:tcBorders>
-            <w:noWrap w:val="0"/>
             <w:tcMar>
               <w:top w:w="60" w:type="dxa"/>
               <w:left w:w="120" w:type="dxa"/>
@@ -8460,12 +6708,12 @@
       <w:tr>
         <w:tblPrEx>
           <w:tblBorders>
-            <w:top w:val="none" w:color="DEE0E3" w:sz="0" w:space="0"/>
-            <w:left w:val="none" w:color="DEE0E3" w:sz="0" w:space="0"/>
-            <w:bottom w:val="none" w:color="DEE0E3" w:sz="0" w:space="0"/>
-            <w:right w:val="none" w:color="DEE0E3" w:sz="0" w:space="0"/>
-            <w:insideH w:val="none" w:color="DEE0E3" w:sz="0" w:space="0"/>
-            <w:insideV w:val="none" w:color="DEE0E3" w:sz="0" w:space="0"/>
+            <w:top w:val="none" w:color="auto" w:sz="0" w:space="0"/>
+            <w:left w:val="none" w:color="auto" w:sz="0" w:space="0"/>
+            <w:bottom w:val="none" w:color="auto" w:sz="0" w:space="0"/>
+            <w:right w:val="none" w:color="auto" w:sz="0" w:space="0"/>
+            <w:insideH w:val="none" w:color="auto" w:sz="0" w:space="0"/>
+            <w:insideV w:val="none" w:color="auto" w:sz="0" w:space="0"/>
           </w:tblBorders>
           <w:tblCellMar>
             <w:top w:w="0" w:type="dxa"/>
@@ -8487,7 +6735,6 @@
               <w:bottom w:val="nil"/>
               <w:right w:val="nil"/>
             </w:tcBorders>
-            <w:noWrap w:val="0"/>
             <w:tcMar>
               <w:top w:w="60" w:type="dxa"/>
               <w:left w:w="120" w:type="dxa"/>
@@ -8519,7 +6766,6 @@
               <w:bottom w:val="nil"/>
               <w:right w:val="nil"/>
             </w:tcBorders>
-            <w:noWrap w:val="0"/>
             <w:tcMar>
               <w:top w:w="60" w:type="dxa"/>
               <w:left w:w="120" w:type="dxa"/>
@@ -8551,7 +6797,6 @@
               <w:bottom w:val="nil"/>
               <w:right w:val="nil"/>
             </w:tcBorders>
-            <w:noWrap w:val="0"/>
             <w:tcMar>
               <w:top w:w="60" w:type="dxa"/>
               <w:left w:w="120" w:type="dxa"/>
@@ -8583,7 +6828,6 @@
               <w:bottom w:val="nil"/>
               <w:right w:val="nil"/>
             </w:tcBorders>
-            <w:noWrap w:val="0"/>
             <w:tcMar>
               <w:top w:w="60" w:type="dxa"/>
               <w:left w:w="120" w:type="dxa"/>
@@ -8615,7 +6859,6 @@
               <w:bottom w:val="nil"/>
               <w:right w:val="single" w:color="auto" w:sz="12" w:space="0"/>
             </w:tcBorders>
-            <w:noWrap w:val="0"/>
             <w:tcMar>
               <w:top w:w="60" w:type="dxa"/>
               <w:left w:w="120" w:type="dxa"/>
@@ -8642,12 +6885,12 @@
       <w:tr>
         <w:tblPrEx>
           <w:tblBorders>
-            <w:top w:val="none" w:color="DEE0E3" w:sz="0" w:space="0"/>
-            <w:left w:val="none" w:color="DEE0E3" w:sz="0" w:space="0"/>
-            <w:bottom w:val="none" w:color="DEE0E3" w:sz="0" w:space="0"/>
-            <w:right w:val="none" w:color="DEE0E3" w:sz="0" w:space="0"/>
-            <w:insideH w:val="none" w:color="DEE0E3" w:sz="0" w:space="0"/>
-            <w:insideV w:val="none" w:color="DEE0E3" w:sz="0" w:space="0"/>
+            <w:top w:val="none" w:color="auto" w:sz="0" w:space="0"/>
+            <w:left w:val="none" w:color="auto" w:sz="0" w:space="0"/>
+            <w:bottom w:val="none" w:color="auto" w:sz="0" w:space="0"/>
+            <w:right w:val="none" w:color="auto" w:sz="0" w:space="0"/>
+            <w:insideH w:val="none" w:color="auto" w:sz="0" w:space="0"/>
+            <w:insideV w:val="none" w:color="auto" w:sz="0" w:space="0"/>
           </w:tblBorders>
           <w:tblCellMar>
             <w:top w:w="0" w:type="dxa"/>
@@ -8669,7 +6912,6 @@
               <w:bottom w:val="nil"/>
               <w:right w:val="nil"/>
             </w:tcBorders>
-            <w:noWrap w:val="0"/>
             <w:tcMar>
               <w:top w:w="60" w:type="dxa"/>
               <w:left w:w="120" w:type="dxa"/>
@@ -8701,7 +6943,6 @@
               <w:bottom w:val="nil"/>
               <w:right w:val="nil"/>
             </w:tcBorders>
-            <w:noWrap w:val="0"/>
             <w:tcMar>
               <w:top w:w="60" w:type="dxa"/>
               <w:left w:w="120" w:type="dxa"/>
@@ -8733,7 +6974,6 @@
               <w:bottom w:val="nil"/>
               <w:right w:val="nil"/>
             </w:tcBorders>
-            <w:noWrap w:val="0"/>
             <w:tcMar>
               <w:top w:w="60" w:type="dxa"/>
               <w:left w:w="120" w:type="dxa"/>
@@ -8765,7 +7005,6 @@
               <w:bottom w:val="nil"/>
               <w:right w:val="nil"/>
             </w:tcBorders>
-            <w:noWrap w:val="0"/>
             <w:tcMar>
               <w:top w:w="60" w:type="dxa"/>
               <w:left w:w="120" w:type="dxa"/>
@@ -8797,7 +7036,6 @@
               <w:bottom w:val="nil"/>
               <w:right w:val="single" w:color="auto" w:sz="12" w:space="0"/>
             </w:tcBorders>
-            <w:noWrap w:val="0"/>
             <w:tcMar>
               <w:top w:w="60" w:type="dxa"/>
               <w:left w:w="120" w:type="dxa"/>
@@ -8824,12 +7062,12 @@
       <w:tr>
         <w:tblPrEx>
           <w:tblBorders>
-            <w:top w:val="none" w:color="DEE0E3" w:sz="0" w:space="0"/>
-            <w:left w:val="none" w:color="DEE0E3" w:sz="0" w:space="0"/>
-            <w:bottom w:val="none" w:color="DEE0E3" w:sz="0" w:space="0"/>
-            <w:right w:val="none" w:color="DEE0E3" w:sz="0" w:space="0"/>
-            <w:insideH w:val="none" w:color="DEE0E3" w:sz="0" w:space="0"/>
-            <w:insideV w:val="none" w:color="DEE0E3" w:sz="0" w:space="0"/>
+            <w:top w:val="none" w:color="auto" w:sz="0" w:space="0"/>
+            <w:left w:val="none" w:color="auto" w:sz="0" w:space="0"/>
+            <w:bottom w:val="none" w:color="auto" w:sz="0" w:space="0"/>
+            <w:right w:val="none" w:color="auto" w:sz="0" w:space="0"/>
+            <w:insideH w:val="none" w:color="auto" w:sz="0" w:space="0"/>
+            <w:insideV w:val="none" w:color="auto" w:sz="0" w:space="0"/>
           </w:tblBorders>
           <w:tblCellMar>
             <w:top w:w="0" w:type="dxa"/>
@@ -8851,7 +7089,6 @@
               <w:bottom w:val="nil"/>
               <w:right w:val="nil"/>
             </w:tcBorders>
-            <w:noWrap w:val="0"/>
             <w:tcMar>
               <w:top w:w="60" w:type="dxa"/>
               <w:left w:w="120" w:type="dxa"/>
@@ -8883,7 +7120,6 @@
               <w:bottom w:val="nil"/>
               <w:right w:val="nil"/>
             </w:tcBorders>
-            <w:noWrap w:val="0"/>
             <w:tcMar>
               <w:top w:w="60" w:type="dxa"/>
               <w:left w:w="120" w:type="dxa"/>
@@ -8915,7 +7151,6 @@
               <w:bottom w:val="nil"/>
               <w:right w:val="nil"/>
             </w:tcBorders>
-            <w:noWrap w:val="0"/>
             <w:tcMar>
               <w:top w:w="60" w:type="dxa"/>
               <w:left w:w="120" w:type="dxa"/>
@@ -8947,7 +7182,6 @@
               <w:bottom w:val="nil"/>
               <w:right w:val="nil"/>
             </w:tcBorders>
-            <w:noWrap w:val="0"/>
             <w:tcMar>
               <w:top w:w="60" w:type="dxa"/>
               <w:left w:w="120" w:type="dxa"/>
@@ -8979,7 +7213,6 @@
               <w:bottom w:val="nil"/>
               <w:right w:val="single" w:color="auto" w:sz="12" w:space="0"/>
             </w:tcBorders>
-            <w:noWrap w:val="0"/>
             <w:tcMar>
               <w:top w:w="60" w:type="dxa"/>
               <w:left w:w="120" w:type="dxa"/>
@@ -9006,12 +7239,12 @@
       <w:tr>
         <w:tblPrEx>
           <w:tblBorders>
-            <w:top w:val="none" w:color="DEE0E3" w:sz="0" w:space="0"/>
-            <w:left w:val="none" w:color="DEE0E3" w:sz="0" w:space="0"/>
-            <w:bottom w:val="none" w:color="DEE0E3" w:sz="0" w:space="0"/>
-            <w:right w:val="none" w:color="DEE0E3" w:sz="0" w:space="0"/>
-            <w:insideH w:val="none" w:color="DEE0E3" w:sz="0" w:space="0"/>
-            <w:insideV w:val="none" w:color="DEE0E3" w:sz="0" w:space="0"/>
+            <w:top w:val="none" w:color="auto" w:sz="0" w:space="0"/>
+            <w:left w:val="none" w:color="auto" w:sz="0" w:space="0"/>
+            <w:bottom w:val="none" w:color="auto" w:sz="0" w:space="0"/>
+            <w:right w:val="none" w:color="auto" w:sz="0" w:space="0"/>
+            <w:insideH w:val="none" w:color="auto" w:sz="0" w:space="0"/>
+            <w:insideV w:val="none" w:color="auto" w:sz="0" w:space="0"/>
           </w:tblBorders>
           <w:tblCellMar>
             <w:top w:w="0" w:type="dxa"/>
@@ -9033,7 +7266,6 @@
               <w:bottom w:val="nil"/>
               <w:right w:val="nil"/>
             </w:tcBorders>
-            <w:noWrap w:val="0"/>
             <w:tcMar>
               <w:top w:w="60" w:type="dxa"/>
               <w:left w:w="120" w:type="dxa"/>
@@ -9065,7 +7297,6 @@
               <w:bottom w:val="nil"/>
               <w:right w:val="nil"/>
             </w:tcBorders>
-            <w:noWrap w:val="0"/>
             <w:tcMar>
               <w:top w:w="60" w:type="dxa"/>
               <w:left w:w="120" w:type="dxa"/>
@@ -9097,7 +7328,6 @@
               <w:bottom w:val="nil"/>
               <w:right w:val="nil"/>
             </w:tcBorders>
-            <w:noWrap w:val="0"/>
             <w:tcMar>
               <w:top w:w="60" w:type="dxa"/>
               <w:left w:w="120" w:type="dxa"/>
@@ -9129,7 +7359,6 @@
               <w:bottom w:val="nil"/>
               <w:right w:val="nil"/>
             </w:tcBorders>
-            <w:noWrap w:val="0"/>
             <w:tcMar>
               <w:top w:w="60" w:type="dxa"/>
               <w:left w:w="120" w:type="dxa"/>
@@ -9161,7 +7390,6 @@
               <w:bottom w:val="nil"/>
               <w:right w:val="single" w:color="auto" w:sz="12" w:space="0"/>
             </w:tcBorders>
-            <w:noWrap w:val="0"/>
             <w:tcMar>
               <w:top w:w="60" w:type="dxa"/>
               <w:left w:w="120" w:type="dxa"/>
@@ -9188,12 +7416,12 @@
       <w:tr>
         <w:tblPrEx>
           <w:tblBorders>
-            <w:top w:val="none" w:color="DEE0E3" w:sz="0" w:space="0"/>
-            <w:left w:val="none" w:color="DEE0E3" w:sz="0" w:space="0"/>
-            <w:bottom w:val="none" w:color="DEE0E3" w:sz="0" w:space="0"/>
-            <w:right w:val="none" w:color="DEE0E3" w:sz="0" w:space="0"/>
-            <w:insideH w:val="none" w:color="DEE0E3" w:sz="0" w:space="0"/>
-            <w:insideV w:val="none" w:color="DEE0E3" w:sz="0" w:space="0"/>
+            <w:top w:val="none" w:color="auto" w:sz="0" w:space="0"/>
+            <w:left w:val="none" w:color="auto" w:sz="0" w:space="0"/>
+            <w:bottom w:val="none" w:color="auto" w:sz="0" w:space="0"/>
+            <w:right w:val="none" w:color="auto" w:sz="0" w:space="0"/>
+            <w:insideH w:val="none" w:color="auto" w:sz="0" w:space="0"/>
+            <w:insideV w:val="none" w:color="auto" w:sz="0" w:space="0"/>
           </w:tblBorders>
           <w:tblCellMar>
             <w:top w:w="0" w:type="dxa"/>
@@ -9215,7 +7443,6 @@
               <w:bottom w:val="nil"/>
               <w:right w:val="nil"/>
             </w:tcBorders>
-            <w:noWrap w:val="0"/>
             <w:tcMar>
               <w:top w:w="60" w:type="dxa"/>
               <w:left w:w="120" w:type="dxa"/>
@@ -9247,7 +7474,6 @@
               <w:bottom w:val="nil"/>
               <w:right w:val="nil"/>
             </w:tcBorders>
-            <w:noWrap w:val="0"/>
             <w:tcMar>
               <w:top w:w="60" w:type="dxa"/>
               <w:left w:w="120" w:type="dxa"/>
@@ -9279,7 +7505,6 @@
               <w:bottom w:val="nil"/>
               <w:right w:val="nil"/>
             </w:tcBorders>
-            <w:noWrap w:val="0"/>
             <w:tcMar>
               <w:top w:w="60" w:type="dxa"/>
               <w:left w:w="120" w:type="dxa"/>
@@ -9311,7 +7536,6 @@
               <w:bottom w:val="nil"/>
               <w:right w:val="nil"/>
             </w:tcBorders>
-            <w:noWrap w:val="0"/>
             <w:tcMar>
               <w:top w:w="60" w:type="dxa"/>
               <w:left w:w="120" w:type="dxa"/>
@@ -9343,7 +7567,6 @@
               <w:bottom w:val="nil"/>
               <w:right w:val="single" w:color="auto" w:sz="12" w:space="0"/>
             </w:tcBorders>
-            <w:noWrap w:val="0"/>
             <w:tcMar>
               <w:top w:w="60" w:type="dxa"/>
               <w:left w:w="120" w:type="dxa"/>
@@ -9370,12 +7593,12 @@
       <w:tr>
         <w:tblPrEx>
           <w:tblBorders>
-            <w:top w:val="none" w:color="DEE0E3" w:sz="0" w:space="0"/>
-            <w:left w:val="none" w:color="DEE0E3" w:sz="0" w:space="0"/>
-            <w:bottom w:val="none" w:color="DEE0E3" w:sz="0" w:space="0"/>
-            <w:right w:val="none" w:color="DEE0E3" w:sz="0" w:space="0"/>
-            <w:insideH w:val="none" w:color="DEE0E3" w:sz="0" w:space="0"/>
-            <w:insideV w:val="none" w:color="DEE0E3" w:sz="0" w:space="0"/>
+            <w:top w:val="none" w:color="auto" w:sz="0" w:space="0"/>
+            <w:left w:val="none" w:color="auto" w:sz="0" w:space="0"/>
+            <w:bottom w:val="none" w:color="auto" w:sz="0" w:space="0"/>
+            <w:right w:val="none" w:color="auto" w:sz="0" w:space="0"/>
+            <w:insideH w:val="none" w:color="auto" w:sz="0" w:space="0"/>
+            <w:insideV w:val="none" w:color="auto" w:sz="0" w:space="0"/>
           </w:tblBorders>
           <w:tblCellMar>
             <w:top w:w="0" w:type="dxa"/>
@@ -9397,7 +7620,6 @@
               <w:bottom w:val="nil"/>
               <w:right w:val="nil"/>
             </w:tcBorders>
-            <w:noWrap w:val="0"/>
             <w:tcMar>
               <w:top w:w="60" w:type="dxa"/>
               <w:left w:w="120" w:type="dxa"/>
@@ -9429,7 +7651,6 @@
               <w:bottom w:val="nil"/>
               <w:right w:val="nil"/>
             </w:tcBorders>
-            <w:noWrap w:val="0"/>
             <w:tcMar>
               <w:top w:w="60" w:type="dxa"/>
               <w:left w:w="120" w:type="dxa"/>
@@ -9461,7 +7682,6 @@
               <w:bottom w:val="nil"/>
               <w:right w:val="nil"/>
             </w:tcBorders>
-            <w:noWrap w:val="0"/>
             <w:tcMar>
               <w:top w:w="60" w:type="dxa"/>
               <w:left w:w="120" w:type="dxa"/>
@@ -9493,7 +7713,6 @@
               <w:bottom w:val="nil"/>
               <w:right w:val="nil"/>
             </w:tcBorders>
-            <w:noWrap w:val="0"/>
             <w:tcMar>
               <w:top w:w="60" w:type="dxa"/>
               <w:left w:w="120" w:type="dxa"/>
@@ -9525,7 +7744,6 @@
               <w:bottom w:val="nil"/>
               <w:right w:val="single" w:color="auto" w:sz="12" w:space="0"/>
             </w:tcBorders>
-            <w:noWrap w:val="0"/>
             <w:tcMar>
               <w:top w:w="60" w:type="dxa"/>
               <w:left w:w="120" w:type="dxa"/>
@@ -9552,12 +7770,12 @@
       <w:tr>
         <w:tblPrEx>
           <w:tblBorders>
-            <w:top w:val="none" w:color="DEE0E3" w:sz="0" w:space="0"/>
-            <w:left w:val="none" w:color="DEE0E3" w:sz="0" w:space="0"/>
-            <w:bottom w:val="none" w:color="DEE0E3" w:sz="0" w:space="0"/>
-            <w:right w:val="none" w:color="DEE0E3" w:sz="0" w:space="0"/>
-            <w:insideH w:val="none" w:color="DEE0E3" w:sz="0" w:space="0"/>
-            <w:insideV w:val="none" w:color="DEE0E3" w:sz="0" w:space="0"/>
+            <w:top w:val="none" w:color="auto" w:sz="0" w:space="0"/>
+            <w:left w:val="none" w:color="auto" w:sz="0" w:space="0"/>
+            <w:bottom w:val="none" w:color="auto" w:sz="0" w:space="0"/>
+            <w:right w:val="none" w:color="auto" w:sz="0" w:space="0"/>
+            <w:insideH w:val="none" w:color="auto" w:sz="0" w:space="0"/>
+            <w:insideV w:val="none" w:color="auto" w:sz="0" w:space="0"/>
           </w:tblBorders>
           <w:tblCellMar>
             <w:top w:w="0" w:type="dxa"/>
@@ -9579,7 +7797,6 @@
               <w:bottom w:val="nil"/>
               <w:right w:val="nil"/>
             </w:tcBorders>
-            <w:noWrap w:val="0"/>
             <w:tcMar>
               <w:top w:w="60" w:type="dxa"/>
               <w:left w:w="120" w:type="dxa"/>
@@ -9611,7 +7828,6 @@
               <w:bottom w:val="nil"/>
               <w:right w:val="nil"/>
             </w:tcBorders>
-            <w:noWrap w:val="0"/>
             <w:tcMar>
               <w:top w:w="60" w:type="dxa"/>
               <w:left w:w="120" w:type="dxa"/>
@@ -9643,7 +7859,6 @@
               <w:bottom w:val="nil"/>
               <w:right w:val="nil"/>
             </w:tcBorders>
-            <w:noWrap w:val="0"/>
             <w:tcMar>
               <w:top w:w="60" w:type="dxa"/>
               <w:left w:w="120" w:type="dxa"/>
@@ -9675,7 +7890,6 @@
               <w:bottom w:val="nil"/>
               <w:right w:val="nil"/>
             </w:tcBorders>
-            <w:noWrap w:val="0"/>
             <w:tcMar>
               <w:top w:w="60" w:type="dxa"/>
               <w:left w:w="120" w:type="dxa"/>
@@ -9707,7 +7921,6 @@
               <w:bottom w:val="nil"/>
               <w:right w:val="single" w:color="auto" w:sz="12" w:space="0"/>
             </w:tcBorders>
-            <w:noWrap w:val="0"/>
             <w:tcMar>
               <w:top w:w="60" w:type="dxa"/>
               <w:left w:w="120" w:type="dxa"/>
@@ -9734,12 +7947,12 @@
       <w:tr>
         <w:tblPrEx>
           <w:tblBorders>
-            <w:top w:val="none" w:color="DEE0E3" w:sz="0" w:space="0"/>
-            <w:left w:val="none" w:color="DEE0E3" w:sz="0" w:space="0"/>
-            <w:bottom w:val="none" w:color="DEE0E3" w:sz="0" w:space="0"/>
-            <w:right w:val="none" w:color="DEE0E3" w:sz="0" w:space="0"/>
-            <w:insideH w:val="none" w:color="DEE0E3" w:sz="0" w:space="0"/>
-            <w:insideV w:val="none" w:color="DEE0E3" w:sz="0" w:space="0"/>
+            <w:top w:val="none" w:color="auto" w:sz="0" w:space="0"/>
+            <w:left w:val="none" w:color="auto" w:sz="0" w:space="0"/>
+            <w:bottom w:val="none" w:color="auto" w:sz="0" w:space="0"/>
+            <w:right w:val="none" w:color="auto" w:sz="0" w:space="0"/>
+            <w:insideH w:val="none" w:color="auto" w:sz="0" w:space="0"/>
+            <w:insideV w:val="none" w:color="auto" w:sz="0" w:space="0"/>
           </w:tblBorders>
           <w:tblCellMar>
             <w:top w:w="0" w:type="dxa"/>
@@ -9761,7 +7974,6 @@
               <w:bottom w:val="single" w:color="auto" w:sz="12" w:space="0"/>
               <w:right w:val="nil"/>
             </w:tcBorders>
-            <w:noWrap w:val="0"/>
             <w:tcMar>
               <w:top w:w="60" w:type="dxa"/>
               <w:left w:w="120" w:type="dxa"/>
@@ -9793,7 +8005,6 @@
               <w:bottom w:val="single" w:color="auto" w:sz="12" w:space="0"/>
               <w:right w:val="nil"/>
             </w:tcBorders>
-            <w:noWrap w:val="0"/>
             <w:tcMar>
               <w:top w:w="60" w:type="dxa"/>
               <w:left w:w="120" w:type="dxa"/>
@@ -9825,7 +8036,6 @@
               <w:bottom w:val="single" w:color="auto" w:sz="12" w:space="0"/>
               <w:right w:val="nil"/>
             </w:tcBorders>
-            <w:noWrap w:val="0"/>
             <w:tcMar>
               <w:top w:w="60" w:type="dxa"/>
               <w:left w:w="120" w:type="dxa"/>
@@ -9857,7 +8067,6 @@
               <w:bottom w:val="single" w:color="auto" w:sz="12" w:space="0"/>
               <w:right w:val="nil"/>
             </w:tcBorders>
-            <w:noWrap w:val="0"/>
             <w:tcMar>
               <w:top w:w="60" w:type="dxa"/>
               <w:left w:w="120" w:type="dxa"/>
@@ -9889,7 +8098,6 @@
               <w:bottom w:val="single" w:color="auto" w:sz="12" w:space="0"/>
               <w:right w:val="single" w:color="auto" w:sz="12" w:space="0"/>
             </w:tcBorders>
-            <w:noWrap w:val="0"/>
             <w:tcMar>
               <w:top w:w="60" w:type="dxa"/>
               <w:left w:w="120" w:type="dxa"/>
@@ -9919,26 +8127,13 @@
         <w:pStyle w:val="28"/>
         <w:bidi w:val="0"/>
       </w:pPr>
-      <w:bookmarkStart w:id="22" w:name="_Toc14116"/>
-      <w:bookmarkStart w:id="23" w:name="heading_10"/>
+      <w:bookmarkStart w:id="20" w:name="heading_14"/>
+      <w:bookmarkStart w:id="21" w:name="_Toc13225"/>
       <w:r>
-        <w:t>热备切换演练计划</w:t>
+        <w:t>资源保障计划</w:t>
       </w:r>
-      <w:bookmarkEnd w:id="22"/>
-      <w:bookmarkEnd w:id="23"/>
-    </w:p>
-    <w:p>
-      <w:pPr>
-        <w:pStyle w:val="30"/>
-        <w:bidi w:val="0"/>
-      </w:pPr>
-      <w:bookmarkStart w:id="24" w:name="_Toc27169"/>
-      <w:bookmarkStart w:id="25" w:name="heading_11"/>
-      <w:r>
-        <w:t>首次热备切换演练（6月20日）</w:t>
-      </w:r>
-      <w:bookmarkEnd w:id="24"/>
-      <w:bookmarkEnd w:id="25"/>
+      <w:bookmarkEnd w:id="20"/>
+      <w:bookmarkEnd w:id="21"/>
     </w:p>
     <w:tbl>
       <w:tblPr>
@@ -9946,1581 +8141,12 @@
         <w:tblW w:w="8214" w:type="dxa"/>
         <w:jc w:val="center"/>
         <w:tblBorders>
-          <w:top w:val="none" w:color="DEE0E3" w:sz="0" w:space="0"/>
-          <w:left w:val="none" w:color="DEE0E3" w:sz="0" w:space="0"/>
-          <w:bottom w:val="none" w:color="DEE0E3" w:sz="0" w:space="0"/>
-          <w:right w:val="none" w:color="DEE0E3" w:sz="0" w:space="0"/>
-          <w:insideH w:val="none" w:color="DEE0E3" w:sz="0" w:space="0"/>
-          <w:insideV w:val="none" w:color="DEE0E3" w:sz="0" w:space="0"/>
-        </w:tblBorders>
-        <w:tblLayout w:type="autofit"/>
-        <w:tblCellMar>
-          <w:top w:w="0" w:type="dxa"/>
-          <w:left w:w="10" w:type="dxa"/>
-          <w:bottom w:w="0" w:type="dxa"/>
-          <w:right w:w="10" w:type="dxa"/>
-        </w:tblCellMar>
-      </w:tblPr>
-      <w:tblGrid>
-        <w:gridCol w:w="2176"/>
-        <w:gridCol w:w="6038"/>
-      </w:tblGrid>
-      <w:tr>
-        <w:tblPrEx>
-          <w:tblBorders>
-            <w:top w:val="none" w:color="DEE0E3" w:sz="0" w:space="0"/>
-            <w:left w:val="none" w:color="DEE0E3" w:sz="0" w:space="0"/>
-            <w:bottom w:val="none" w:color="DEE0E3" w:sz="0" w:space="0"/>
-            <w:right w:val="none" w:color="DEE0E3" w:sz="0" w:space="0"/>
-            <w:insideH w:val="none" w:color="DEE0E3" w:sz="0" w:space="0"/>
-            <w:insideV w:val="none" w:color="DEE0E3" w:sz="0" w:space="0"/>
-          </w:tblBorders>
-          <w:tblCellMar>
-            <w:top w:w="0" w:type="dxa"/>
-            <w:left w:w="10" w:type="dxa"/>
-            <w:bottom w:w="0" w:type="dxa"/>
-            <w:right w:w="10" w:type="dxa"/>
-          </w:tblCellMar>
-        </w:tblPrEx>
-        <w:trPr>
-          <w:trHeight w:val="0" w:hRule="atLeast"/>
-          <w:tblHeader/>
-          <w:jc w:val="center"/>
-        </w:trPr>
-        <w:tc>
-          <w:tcPr>
-            <w:tcW w:w="2176" w:type="dxa"/>
-            <w:tcBorders>
-              <w:top w:val="single" w:color="auto" w:sz="12" w:space="0"/>
-              <w:left w:val="single" w:color="auto" w:sz="12" w:space="0"/>
-              <w:bottom w:val="nil"/>
-              <w:right w:val="nil"/>
-            </w:tcBorders>
-            <w:noWrap w:val="0"/>
-            <w:tcMar>
-              <w:top w:w="60" w:type="dxa"/>
-              <w:left w:w="120" w:type="dxa"/>
-              <w:bottom w:w="30" w:type="dxa"/>
-              <w:right w:w="120" w:type="dxa"/>
-            </w:tcMar>
-            <w:vAlign w:val="top"/>
-          </w:tcPr>
-          <w:p>
-            <w:pPr>
-              <w:pStyle w:val="29"/>
-              <w:bidi w:val="0"/>
-              <w:snapToGrid w:val="0"/>
-            </w:pPr>
-            <w:r>
-              <w:t>项目</w:t>
-            </w:r>
-          </w:p>
-        </w:tc>
-        <w:tc>
-          <w:tcPr>
-            <w:tcW w:w="6038" w:type="dxa"/>
-            <w:tcBorders>
-              <w:top w:val="single" w:color="auto" w:sz="12" w:space="0"/>
-              <w:left w:val="single" w:color="auto" w:sz="4" w:space="0"/>
-              <w:bottom w:val="nil"/>
-              <w:right w:val="single" w:color="auto" w:sz="12" w:space="0"/>
-            </w:tcBorders>
-            <w:noWrap w:val="0"/>
-            <w:tcMar>
-              <w:top w:w="60" w:type="dxa"/>
-              <w:left w:w="120" w:type="dxa"/>
-              <w:bottom w:w="30" w:type="dxa"/>
-              <w:right w:w="120" w:type="dxa"/>
-            </w:tcMar>
-            <w:vAlign w:val="top"/>
-          </w:tcPr>
-          <w:p>
-            <w:pPr>
-              <w:pStyle w:val="29"/>
-              <w:bidi w:val="0"/>
-              <w:snapToGrid w:val="0"/>
-            </w:pPr>
-            <w:r>
-              <w:t>内容</w:t>
-            </w:r>
-          </w:p>
-        </w:tc>
-      </w:tr>
-      <w:tr>
-        <w:tblPrEx>
-          <w:tblBorders>
-            <w:top w:val="none" w:color="DEE0E3" w:sz="0" w:space="0"/>
-            <w:left w:val="none" w:color="DEE0E3" w:sz="0" w:space="0"/>
-            <w:bottom w:val="none" w:color="DEE0E3" w:sz="0" w:space="0"/>
-            <w:right w:val="none" w:color="DEE0E3" w:sz="0" w:space="0"/>
-            <w:insideH w:val="none" w:color="DEE0E3" w:sz="0" w:space="0"/>
-            <w:insideV w:val="none" w:color="DEE0E3" w:sz="0" w:space="0"/>
-          </w:tblBorders>
-          <w:tblCellMar>
-            <w:top w:w="0" w:type="dxa"/>
-            <w:left w:w="10" w:type="dxa"/>
-            <w:bottom w:w="0" w:type="dxa"/>
-            <w:right w:w="10" w:type="dxa"/>
-          </w:tblCellMar>
-        </w:tblPrEx>
-        <w:trPr>
-          <w:trHeight w:val="0" w:hRule="atLeast"/>
-          <w:tblHeader/>
-          <w:jc w:val="center"/>
-        </w:trPr>
-        <w:tc>
-          <w:tcPr>
-            <w:tcW w:w="2176" w:type="dxa"/>
-            <w:tcBorders>
-              <w:top w:val="single" w:color="auto" w:sz="4" w:space="0"/>
-              <w:left w:val="single" w:color="auto" w:sz="12" w:space="0"/>
-              <w:bottom w:val="nil"/>
-              <w:right w:val="nil"/>
-            </w:tcBorders>
-            <w:noWrap w:val="0"/>
-            <w:tcMar>
-              <w:top w:w="60" w:type="dxa"/>
-              <w:left w:w="120" w:type="dxa"/>
-              <w:bottom w:w="30" w:type="dxa"/>
-              <w:right w:w="120" w:type="dxa"/>
-            </w:tcMar>
-            <w:vAlign w:val="top"/>
-          </w:tcPr>
-          <w:p>
-            <w:pPr>
-              <w:pStyle w:val="29"/>
-              <w:bidi w:val="0"/>
-              <w:snapToGrid w:val="0"/>
-            </w:pPr>
-            <w:r>
-              <w:t>演练时间</w:t>
-            </w:r>
-          </w:p>
-        </w:tc>
-        <w:tc>
-          <w:tcPr>
-            <w:tcW w:w="6038" w:type="dxa"/>
-            <w:tcBorders>
-              <w:top w:val="single" w:color="auto" w:sz="4" w:space="0"/>
-              <w:left w:val="single" w:color="auto" w:sz="4" w:space="0"/>
-              <w:bottom w:val="nil"/>
-              <w:right w:val="single" w:color="auto" w:sz="12" w:space="0"/>
-            </w:tcBorders>
-            <w:noWrap w:val="0"/>
-            <w:tcMar>
-              <w:top w:w="60" w:type="dxa"/>
-              <w:left w:w="120" w:type="dxa"/>
-              <w:bottom w:w="30" w:type="dxa"/>
-              <w:right w:w="120" w:type="dxa"/>
-            </w:tcMar>
-            <w:vAlign w:val="top"/>
-          </w:tcPr>
-          <w:p>
-            <w:pPr>
-              <w:pStyle w:val="29"/>
-              <w:bidi w:val="0"/>
-              <w:snapToGrid w:val="0"/>
-            </w:pPr>
-            <w:r>
-              <w:t>2025年6月20日 下午14:00 — 14:30</w:t>
-            </w:r>
-          </w:p>
-        </w:tc>
-      </w:tr>
-      <w:tr>
-        <w:tblPrEx>
-          <w:tblBorders>
-            <w:top w:val="none" w:color="DEE0E3" w:sz="0" w:space="0"/>
-            <w:left w:val="none" w:color="DEE0E3" w:sz="0" w:space="0"/>
-            <w:bottom w:val="none" w:color="DEE0E3" w:sz="0" w:space="0"/>
-            <w:right w:val="none" w:color="DEE0E3" w:sz="0" w:space="0"/>
-            <w:insideH w:val="none" w:color="DEE0E3" w:sz="0" w:space="0"/>
-            <w:insideV w:val="none" w:color="DEE0E3" w:sz="0" w:space="0"/>
-          </w:tblBorders>
-          <w:tblCellMar>
-            <w:top w:w="0" w:type="dxa"/>
-            <w:left w:w="10" w:type="dxa"/>
-            <w:bottom w:w="0" w:type="dxa"/>
-            <w:right w:w="10" w:type="dxa"/>
-          </w:tblCellMar>
-        </w:tblPrEx>
-        <w:trPr>
-          <w:trHeight w:val="0" w:hRule="atLeast"/>
-          <w:tblHeader/>
-          <w:jc w:val="center"/>
-        </w:trPr>
-        <w:tc>
-          <w:tcPr>
-            <w:tcW w:w="2176" w:type="dxa"/>
-            <w:tcBorders>
-              <w:top w:val="single" w:color="auto" w:sz="4" w:space="0"/>
-              <w:left w:val="single" w:color="auto" w:sz="12" w:space="0"/>
-              <w:bottom w:val="nil"/>
-              <w:right w:val="nil"/>
-            </w:tcBorders>
-            <w:noWrap w:val="0"/>
-            <w:tcMar>
-              <w:top w:w="60" w:type="dxa"/>
-              <w:left w:w="120" w:type="dxa"/>
-              <w:bottom w:w="30" w:type="dxa"/>
-              <w:right w:w="120" w:type="dxa"/>
-            </w:tcMar>
-            <w:vAlign w:val="top"/>
-          </w:tcPr>
-          <w:p>
-            <w:pPr>
-              <w:pStyle w:val="29"/>
-              <w:bidi w:val="0"/>
-              <w:snapToGrid w:val="0"/>
-            </w:pPr>
-            <w:r>
-              <w:t>演练内容</w:t>
-            </w:r>
-          </w:p>
-        </w:tc>
-        <w:tc>
-          <w:tcPr>
-            <w:tcW w:w="6038" w:type="dxa"/>
-            <w:tcBorders>
-              <w:top w:val="single" w:color="auto" w:sz="4" w:space="0"/>
-              <w:left w:val="single" w:color="auto" w:sz="4" w:space="0"/>
-              <w:bottom w:val="nil"/>
-              <w:right w:val="single" w:color="auto" w:sz="12" w:space="0"/>
-            </w:tcBorders>
-            <w:noWrap w:val="0"/>
-            <w:tcMar>
-              <w:top w:w="60" w:type="dxa"/>
-              <w:left w:w="120" w:type="dxa"/>
-              <w:bottom w:w="30" w:type="dxa"/>
-              <w:right w:w="120" w:type="dxa"/>
-            </w:tcMar>
-            <w:vAlign w:val="top"/>
-          </w:tcPr>
-          <w:p>
-            <w:pPr>
-              <w:pStyle w:val="29"/>
-              <w:bidi w:val="0"/>
-              <w:snapToGrid w:val="0"/>
-            </w:pPr>
-            <w:r>
-              <w:t>模拟平台服务器主备切换</w:t>
-            </w:r>
-          </w:p>
-        </w:tc>
-      </w:tr>
-      <w:tr>
-        <w:tblPrEx>
-          <w:tblBorders>
-            <w:top w:val="none" w:color="DEE0E3" w:sz="0" w:space="0"/>
-            <w:left w:val="none" w:color="DEE0E3" w:sz="0" w:space="0"/>
-            <w:bottom w:val="none" w:color="DEE0E3" w:sz="0" w:space="0"/>
-            <w:right w:val="none" w:color="DEE0E3" w:sz="0" w:space="0"/>
-            <w:insideH w:val="none" w:color="DEE0E3" w:sz="0" w:space="0"/>
-            <w:insideV w:val="none" w:color="DEE0E3" w:sz="0" w:space="0"/>
-          </w:tblBorders>
-          <w:tblCellMar>
-            <w:top w:w="0" w:type="dxa"/>
-            <w:left w:w="10" w:type="dxa"/>
-            <w:bottom w:w="0" w:type="dxa"/>
-            <w:right w:w="10" w:type="dxa"/>
-          </w:tblCellMar>
-        </w:tblPrEx>
-        <w:trPr>
-          <w:trHeight w:val="0" w:hRule="atLeast"/>
-          <w:tblHeader/>
-          <w:jc w:val="center"/>
-        </w:trPr>
-        <w:tc>
-          <w:tcPr>
-            <w:tcW w:w="2176" w:type="dxa"/>
-            <w:tcBorders>
-              <w:top w:val="single" w:color="auto" w:sz="4" w:space="0"/>
-              <w:left w:val="single" w:color="auto" w:sz="12" w:space="0"/>
-              <w:bottom w:val="nil"/>
-              <w:right w:val="nil"/>
-            </w:tcBorders>
-            <w:noWrap w:val="0"/>
-            <w:tcMar>
-              <w:top w:w="60" w:type="dxa"/>
-              <w:left w:w="120" w:type="dxa"/>
-              <w:bottom w:w="30" w:type="dxa"/>
-              <w:right w:w="120" w:type="dxa"/>
-            </w:tcMar>
-            <w:vAlign w:val="top"/>
-          </w:tcPr>
-          <w:p>
-            <w:pPr>
-              <w:pStyle w:val="29"/>
-              <w:bidi w:val="0"/>
-              <w:snapToGrid w:val="0"/>
-            </w:pPr>
-            <w:r>
-              <w:t>参与人员</w:t>
-            </w:r>
-          </w:p>
-        </w:tc>
-        <w:tc>
-          <w:tcPr>
-            <w:tcW w:w="6038" w:type="dxa"/>
-            <w:tcBorders>
-              <w:top w:val="single" w:color="auto" w:sz="4" w:space="0"/>
-              <w:left w:val="single" w:color="auto" w:sz="4" w:space="0"/>
-              <w:bottom w:val="nil"/>
-              <w:right w:val="single" w:color="auto" w:sz="12" w:space="0"/>
-            </w:tcBorders>
-            <w:noWrap w:val="0"/>
-            <w:tcMar>
-              <w:top w:w="60" w:type="dxa"/>
-              <w:left w:w="120" w:type="dxa"/>
-              <w:bottom w:w="30" w:type="dxa"/>
-              <w:right w:w="120" w:type="dxa"/>
-            </w:tcMar>
-            <w:vAlign w:val="top"/>
-          </w:tcPr>
-          <w:p>
-            <w:pPr>
-              <w:pStyle w:val="29"/>
-              <w:bidi w:val="0"/>
-              <w:snapToGrid w:val="0"/>
-            </w:pPr>
-            <w:r>
-              <w:t>运维工程师、服务台专员</w:t>
-            </w:r>
-          </w:p>
-        </w:tc>
-      </w:tr>
-      <w:tr>
-        <w:tblPrEx>
-          <w:tblBorders>
-            <w:top w:val="none" w:color="DEE0E3" w:sz="0" w:space="0"/>
-            <w:left w:val="none" w:color="DEE0E3" w:sz="0" w:space="0"/>
-            <w:bottom w:val="none" w:color="DEE0E3" w:sz="0" w:space="0"/>
-            <w:right w:val="none" w:color="DEE0E3" w:sz="0" w:space="0"/>
-            <w:insideH w:val="none" w:color="DEE0E3" w:sz="0" w:space="0"/>
-            <w:insideV w:val="none" w:color="DEE0E3" w:sz="0" w:space="0"/>
-          </w:tblBorders>
-          <w:tblCellMar>
-            <w:top w:w="0" w:type="dxa"/>
-            <w:left w:w="10" w:type="dxa"/>
-            <w:bottom w:w="0" w:type="dxa"/>
-            <w:right w:w="10" w:type="dxa"/>
-          </w:tblCellMar>
-        </w:tblPrEx>
-        <w:trPr>
-          <w:trHeight w:val="0" w:hRule="atLeast"/>
-          <w:tblHeader/>
-          <w:jc w:val="center"/>
-        </w:trPr>
-        <w:tc>
-          <w:tcPr>
-            <w:tcW w:w="2176" w:type="dxa"/>
-            <w:tcBorders>
-              <w:top w:val="single" w:color="auto" w:sz="4" w:space="0"/>
-              <w:left w:val="single" w:color="auto" w:sz="12" w:space="0"/>
-              <w:bottom w:val="nil"/>
-              <w:right w:val="nil"/>
-            </w:tcBorders>
-            <w:noWrap w:val="0"/>
-            <w:tcMar>
-              <w:top w:w="60" w:type="dxa"/>
-              <w:left w:w="120" w:type="dxa"/>
-              <w:bottom w:w="30" w:type="dxa"/>
-              <w:right w:w="120" w:type="dxa"/>
-            </w:tcMar>
-            <w:vAlign w:val="top"/>
-          </w:tcPr>
-          <w:p>
-            <w:pPr>
-              <w:pStyle w:val="29"/>
-              <w:bidi w:val="0"/>
-              <w:snapToGrid w:val="0"/>
-            </w:pPr>
-            <w:r>
-              <w:t>演练时长</w:t>
-            </w:r>
-          </w:p>
-        </w:tc>
-        <w:tc>
-          <w:tcPr>
-            <w:tcW w:w="6038" w:type="dxa"/>
-            <w:tcBorders>
-              <w:top w:val="single" w:color="auto" w:sz="4" w:space="0"/>
-              <w:left w:val="single" w:color="auto" w:sz="4" w:space="0"/>
-              <w:bottom w:val="nil"/>
-              <w:right w:val="single" w:color="auto" w:sz="12" w:space="0"/>
-            </w:tcBorders>
-            <w:noWrap w:val="0"/>
-            <w:tcMar>
-              <w:top w:w="60" w:type="dxa"/>
-              <w:left w:w="120" w:type="dxa"/>
-              <w:bottom w:w="30" w:type="dxa"/>
-              <w:right w:w="120" w:type="dxa"/>
-            </w:tcMar>
-            <w:vAlign w:val="top"/>
-          </w:tcPr>
-          <w:p>
-            <w:pPr>
-              <w:pStyle w:val="29"/>
-              <w:bidi w:val="0"/>
-              <w:snapToGrid w:val="0"/>
-            </w:pPr>
-            <w:r>
-              <w:t>预计30分钟</w:t>
-            </w:r>
-          </w:p>
-        </w:tc>
-      </w:tr>
-      <w:tr>
-        <w:tblPrEx>
-          <w:tblBorders>
-            <w:top w:val="none" w:color="DEE0E3" w:sz="0" w:space="0"/>
-            <w:left w:val="none" w:color="DEE0E3" w:sz="0" w:space="0"/>
-            <w:bottom w:val="none" w:color="DEE0E3" w:sz="0" w:space="0"/>
-            <w:right w:val="none" w:color="DEE0E3" w:sz="0" w:space="0"/>
-            <w:insideH w:val="none" w:color="DEE0E3" w:sz="0" w:space="0"/>
-            <w:insideV w:val="none" w:color="DEE0E3" w:sz="0" w:space="0"/>
-          </w:tblBorders>
-          <w:tblCellMar>
-            <w:top w:w="0" w:type="dxa"/>
-            <w:left w:w="10" w:type="dxa"/>
-            <w:bottom w:w="0" w:type="dxa"/>
-            <w:right w:w="10" w:type="dxa"/>
-          </w:tblCellMar>
-        </w:tblPrEx>
-        <w:trPr>
-          <w:trHeight w:val="0" w:hRule="atLeast"/>
-          <w:tblHeader/>
-          <w:jc w:val="center"/>
-        </w:trPr>
-        <w:tc>
-          <w:tcPr>
-            <w:tcW w:w="2176" w:type="dxa"/>
-            <w:tcBorders>
-              <w:top w:val="single" w:color="auto" w:sz="4" w:space="0"/>
-              <w:left w:val="single" w:color="auto" w:sz="12" w:space="0"/>
-              <w:bottom w:val="single" w:color="auto" w:sz="12" w:space="0"/>
-              <w:right w:val="nil"/>
-            </w:tcBorders>
-            <w:noWrap w:val="0"/>
-            <w:tcMar>
-              <w:top w:w="60" w:type="dxa"/>
-              <w:left w:w="120" w:type="dxa"/>
-              <w:bottom w:w="30" w:type="dxa"/>
-              <w:right w:w="120" w:type="dxa"/>
-            </w:tcMar>
-            <w:vAlign w:val="top"/>
-          </w:tcPr>
-          <w:p>
-            <w:pPr>
-              <w:pStyle w:val="29"/>
-              <w:bidi w:val="0"/>
-              <w:snapToGrid w:val="0"/>
-            </w:pPr>
-            <w:r>
-              <w:t>状态</w:t>
-            </w:r>
-          </w:p>
-        </w:tc>
-        <w:tc>
-          <w:tcPr>
-            <w:tcW w:w="6038" w:type="dxa"/>
-            <w:tcBorders>
-              <w:top w:val="single" w:color="auto" w:sz="4" w:space="0"/>
-              <w:left w:val="single" w:color="auto" w:sz="4" w:space="0"/>
-              <w:bottom w:val="single" w:color="auto" w:sz="12" w:space="0"/>
-              <w:right w:val="single" w:color="auto" w:sz="12" w:space="0"/>
-            </w:tcBorders>
-            <w:noWrap w:val="0"/>
-            <w:tcMar>
-              <w:top w:w="60" w:type="dxa"/>
-              <w:left w:w="120" w:type="dxa"/>
-              <w:bottom w:w="30" w:type="dxa"/>
-              <w:right w:w="120" w:type="dxa"/>
-            </w:tcMar>
-            <w:vAlign w:val="top"/>
-          </w:tcPr>
-          <w:p>
-            <w:pPr>
-              <w:pStyle w:val="29"/>
-              <w:bidi w:val="0"/>
-              <w:snapToGrid w:val="0"/>
-            </w:pPr>
-            <w:r>
-              <w:t>已完成</w:t>
-            </w:r>
-          </w:p>
-        </w:tc>
-      </w:tr>
-    </w:tbl>
-    <w:p>
-      <w:pPr>
-        <w:pStyle w:val="30"/>
-        <w:bidi w:val="0"/>
-      </w:pPr>
-      <w:bookmarkStart w:id="26" w:name="_Toc4297"/>
-      <w:bookmarkStart w:id="27" w:name="heading_12"/>
-      <w:r>
-        <w:t>二次热备切换演练（9月20日）</w:t>
-      </w:r>
-      <w:bookmarkEnd w:id="26"/>
-      <w:bookmarkEnd w:id="27"/>
-    </w:p>
-    <w:tbl>
-      <w:tblPr>
-        <w:tblStyle w:val="20"/>
-        <w:tblW w:w="8214" w:type="dxa"/>
-        <w:jc w:val="center"/>
-        <w:tblBorders>
-          <w:top w:val="none" w:color="DEE0E3" w:sz="0" w:space="0"/>
-          <w:left w:val="none" w:color="DEE0E3" w:sz="0" w:space="0"/>
-          <w:bottom w:val="none" w:color="DEE0E3" w:sz="0" w:space="0"/>
-          <w:right w:val="none" w:color="DEE0E3" w:sz="0" w:space="0"/>
-          <w:insideH w:val="none" w:color="DEE0E3" w:sz="0" w:space="0"/>
-          <w:insideV w:val="none" w:color="DEE0E3" w:sz="0" w:space="0"/>
-        </w:tblBorders>
-        <w:tblLayout w:type="autofit"/>
-        <w:tblCellMar>
-          <w:top w:w="0" w:type="dxa"/>
-          <w:left w:w="10" w:type="dxa"/>
-          <w:bottom w:w="0" w:type="dxa"/>
-          <w:right w:w="10" w:type="dxa"/>
-        </w:tblCellMar>
-      </w:tblPr>
-      <w:tblGrid>
-        <w:gridCol w:w="2176"/>
-        <w:gridCol w:w="6038"/>
-      </w:tblGrid>
-      <w:tr>
-        <w:tblPrEx>
-          <w:tblBorders>
-            <w:top w:val="none" w:color="DEE0E3" w:sz="0" w:space="0"/>
-            <w:left w:val="none" w:color="DEE0E3" w:sz="0" w:space="0"/>
-            <w:bottom w:val="none" w:color="DEE0E3" w:sz="0" w:space="0"/>
-            <w:right w:val="none" w:color="DEE0E3" w:sz="0" w:space="0"/>
-            <w:insideH w:val="none" w:color="DEE0E3" w:sz="0" w:space="0"/>
-            <w:insideV w:val="none" w:color="DEE0E3" w:sz="0" w:space="0"/>
-          </w:tblBorders>
-          <w:tblCellMar>
-            <w:top w:w="0" w:type="dxa"/>
-            <w:left w:w="10" w:type="dxa"/>
-            <w:bottom w:w="0" w:type="dxa"/>
-            <w:right w:w="10" w:type="dxa"/>
-          </w:tblCellMar>
-        </w:tblPrEx>
-        <w:trPr>
-          <w:trHeight w:val="0" w:hRule="atLeast"/>
-          <w:tblHeader/>
-          <w:jc w:val="center"/>
-        </w:trPr>
-        <w:tc>
-          <w:tcPr>
-            <w:tcW w:w="2176" w:type="dxa"/>
-            <w:tcBorders>
-              <w:top w:val="single" w:color="auto" w:sz="12" w:space="0"/>
-              <w:left w:val="single" w:color="auto" w:sz="12" w:space="0"/>
-              <w:bottom w:val="nil"/>
-              <w:right w:val="nil"/>
-            </w:tcBorders>
-            <w:noWrap w:val="0"/>
-            <w:tcMar>
-              <w:top w:w="60" w:type="dxa"/>
-              <w:left w:w="120" w:type="dxa"/>
-              <w:bottom w:w="30" w:type="dxa"/>
-              <w:right w:w="120" w:type="dxa"/>
-            </w:tcMar>
-            <w:vAlign w:val="top"/>
-          </w:tcPr>
-          <w:p>
-            <w:pPr>
-              <w:pStyle w:val="29"/>
-              <w:bidi w:val="0"/>
-              <w:snapToGrid w:val="0"/>
-            </w:pPr>
-            <w:r>
-              <w:t>项目</w:t>
-            </w:r>
-          </w:p>
-        </w:tc>
-        <w:tc>
-          <w:tcPr>
-            <w:tcW w:w="6038" w:type="dxa"/>
-            <w:tcBorders>
-              <w:top w:val="single" w:color="auto" w:sz="12" w:space="0"/>
-              <w:left w:val="single" w:color="auto" w:sz="4" w:space="0"/>
-              <w:bottom w:val="nil"/>
-              <w:right w:val="single" w:color="auto" w:sz="12" w:space="0"/>
-            </w:tcBorders>
-            <w:noWrap w:val="0"/>
-            <w:tcMar>
-              <w:top w:w="60" w:type="dxa"/>
-              <w:left w:w="120" w:type="dxa"/>
-              <w:bottom w:w="30" w:type="dxa"/>
-              <w:right w:w="120" w:type="dxa"/>
-            </w:tcMar>
-            <w:vAlign w:val="top"/>
-          </w:tcPr>
-          <w:p>
-            <w:pPr>
-              <w:pStyle w:val="29"/>
-              <w:bidi w:val="0"/>
-              <w:snapToGrid w:val="0"/>
-            </w:pPr>
-            <w:r>
-              <w:t>内容</w:t>
-            </w:r>
-          </w:p>
-        </w:tc>
-      </w:tr>
-      <w:tr>
-        <w:tblPrEx>
-          <w:tblBorders>
-            <w:top w:val="none" w:color="DEE0E3" w:sz="0" w:space="0"/>
-            <w:left w:val="none" w:color="DEE0E3" w:sz="0" w:space="0"/>
-            <w:bottom w:val="none" w:color="DEE0E3" w:sz="0" w:space="0"/>
-            <w:right w:val="none" w:color="DEE0E3" w:sz="0" w:space="0"/>
-            <w:insideH w:val="none" w:color="DEE0E3" w:sz="0" w:space="0"/>
-            <w:insideV w:val="none" w:color="DEE0E3" w:sz="0" w:space="0"/>
-          </w:tblBorders>
-          <w:tblCellMar>
-            <w:top w:w="0" w:type="dxa"/>
-            <w:left w:w="10" w:type="dxa"/>
-            <w:bottom w:w="0" w:type="dxa"/>
-            <w:right w:w="10" w:type="dxa"/>
-          </w:tblCellMar>
-        </w:tblPrEx>
-        <w:trPr>
-          <w:trHeight w:val="0" w:hRule="atLeast"/>
-          <w:tblHeader/>
-          <w:jc w:val="center"/>
-        </w:trPr>
-        <w:tc>
-          <w:tcPr>
-            <w:tcW w:w="2176" w:type="dxa"/>
-            <w:tcBorders>
-              <w:top w:val="single" w:color="auto" w:sz="4" w:space="0"/>
-              <w:left w:val="single" w:color="auto" w:sz="12" w:space="0"/>
-              <w:bottom w:val="nil"/>
-              <w:right w:val="nil"/>
-            </w:tcBorders>
-            <w:noWrap w:val="0"/>
-            <w:tcMar>
-              <w:top w:w="60" w:type="dxa"/>
-              <w:left w:w="120" w:type="dxa"/>
-              <w:bottom w:w="30" w:type="dxa"/>
-              <w:right w:w="120" w:type="dxa"/>
-            </w:tcMar>
-            <w:vAlign w:val="top"/>
-          </w:tcPr>
-          <w:p>
-            <w:pPr>
-              <w:pStyle w:val="29"/>
-              <w:bidi w:val="0"/>
-              <w:snapToGrid w:val="0"/>
-            </w:pPr>
-            <w:r>
-              <w:t>演练时间</w:t>
-            </w:r>
-          </w:p>
-        </w:tc>
-        <w:tc>
-          <w:tcPr>
-            <w:tcW w:w="6038" w:type="dxa"/>
-            <w:tcBorders>
-              <w:top w:val="single" w:color="auto" w:sz="4" w:space="0"/>
-              <w:left w:val="single" w:color="auto" w:sz="4" w:space="0"/>
-              <w:bottom w:val="nil"/>
-              <w:right w:val="single" w:color="auto" w:sz="12" w:space="0"/>
-            </w:tcBorders>
-            <w:noWrap w:val="0"/>
-            <w:tcMar>
-              <w:top w:w="60" w:type="dxa"/>
-              <w:left w:w="120" w:type="dxa"/>
-              <w:bottom w:w="30" w:type="dxa"/>
-              <w:right w:w="120" w:type="dxa"/>
-            </w:tcMar>
-            <w:vAlign w:val="top"/>
-          </w:tcPr>
-          <w:p>
-            <w:pPr>
-              <w:pStyle w:val="29"/>
-              <w:bidi w:val="0"/>
-              <w:snapToGrid w:val="0"/>
-            </w:pPr>
-            <w:r>
-              <w:t>2025年9月20日 下午14:00 — 14:30</w:t>
-            </w:r>
-          </w:p>
-        </w:tc>
-      </w:tr>
-      <w:tr>
-        <w:tblPrEx>
-          <w:tblBorders>
-            <w:top w:val="none" w:color="DEE0E3" w:sz="0" w:space="0"/>
-            <w:left w:val="none" w:color="DEE0E3" w:sz="0" w:space="0"/>
-            <w:bottom w:val="none" w:color="DEE0E3" w:sz="0" w:space="0"/>
-            <w:right w:val="none" w:color="DEE0E3" w:sz="0" w:space="0"/>
-            <w:insideH w:val="none" w:color="DEE0E3" w:sz="0" w:space="0"/>
-            <w:insideV w:val="none" w:color="DEE0E3" w:sz="0" w:space="0"/>
-          </w:tblBorders>
-          <w:tblCellMar>
-            <w:top w:w="0" w:type="dxa"/>
-            <w:left w:w="10" w:type="dxa"/>
-            <w:bottom w:w="0" w:type="dxa"/>
-            <w:right w:w="10" w:type="dxa"/>
-          </w:tblCellMar>
-        </w:tblPrEx>
-        <w:trPr>
-          <w:trHeight w:val="0" w:hRule="atLeast"/>
-          <w:tblHeader/>
-          <w:jc w:val="center"/>
-        </w:trPr>
-        <w:tc>
-          <w:tcPr>
-            <w:tcW w:w="2176" w:type="dxa"/>
-            <w:tcBorders>
-              <w:top w:val="single" w:color="auto" w:sz="4" w:space="0"/>
-              <w:left w:val="single" w:color="auto" w:sz="12" w:space="0"/>
-              <w:bottom w:val="nil"/>
-              <w:right w:val="nil"/>
-            </w:tcBorders>
-            <w:noWrap w:val="0"/>
-            <w:tcMar>
-              <w:top w:w="60" w:type="dxa"/>
-              <w:left w:w="120" w:type="dxa"/>
-              <w:bottom w:w="30" w:type="dxa"/>
-              <w:right w:w="120" w:type="dxa"/>
-            </w:tcMar>
-            <w:vAlign w:val="top"/>
-          </w:tcPr>
-          <w:p>
-            <w:pPr>
-              <w:pStyle w:val="29"/>
-              <w:bidi w:val="0"/>
-              <w:snapToGrid w:val="0"/>
-            </w:pPr>
-            <w:r>
-              <w:t>演练内容</w:t>
-            </w:r>
-          </w:p>
-        </w:tc>
-        <w:tc>
-          <w:tcPr>
-            <w:tcW w:w="6038" w:type="dxa"/>
-            <w:tcBorders>
-              <w:top w:val="single" w:color="auto" w:sz="4" w:space="0"/>
-              <w:left w:val="single" w:color="auto" w:sz="4" w:space="0"/>
-              <w:bottom w:val="nil"/>
-              <w:right w:val="single" w:color="auto" w:sz="12" w:space="0"/>
-            </w:tcBorders>
-            <w:noWrap w:val="0"/>
-            <w:tcMar>
-              <w:top w:w="60" w:type="dxa"/>
-              <w:left w:w="120" w:type="dxa"/>
-              <w:bottom w:w="30" w:type="dxa"/>
-              <w:right w:w="120" w:type="dxa"/>
-            </w:tcMar>
-            <w:vAlign w:val="top"/>
-          </w:tcPr>
-          <w:p>
-            <w:pPr>
-              <w:pStyle w:val="29"/>
-              <w:bidi w:val="0"/>
-              <w:snapToGrid w:val="0"/>
-            </w:pPr>
-            <w:r>
-              <w:t>模拟CVR存储主备切换</w:t>
-            </w:r>
-          </w:p>
-        </w:tc>
-      </w:tr>
-      <w:tr>
-        <w:tblPrEx>
-          <w:tblBorders>
-            <w:top w:val="none" w:color="DEE0E3" w:sz="0" w:space="0"/>
-            <w:left w:val="none" w:color="DEE0E3" w:sz="0" w:space="0"/>
-            <w:bottom w:val="none" w:color="DEE0E3" w:sz="0" w:space="0"/>
-            <w:right w:val="none" w:color="DEE0E3" w:sz="0" w:space="0"/>
-            <w:insideH w:val="none" w:color="DEE0E3" w:sz="0" w:space="0"/>
-            <w:insideV w:val="none" w:color="DEE0E3" w:sz="0" w:space="0"/>
-          </w:tblBorders>
-          <w:tblCellMar>
-            <w:top w:w="0" w:type="dxa"/>
-            <w:left w:w="10" w:type="dxa"/>
-            <w:bottom w:w="0" w:type="dxa"/>
-            <w:right w:w="10" w:type="dxa"/>
-          </w:tblCellMar>
-        </w:tblPrEx>
-        <w:trPr>
-          <w:trHeight w:val="0" w:hRule="atLeast"/>
-          <w:tblHeader/>
-          <w:jc w:val="center"/>
-        </w:trPr>
-        <w:tc>
-          <w:tcPr>
-            <w:tcW w:w="2176" w:type="dxa"/>
-            <w:tcBorders>
-              <w:top w:val="single" w:color="auto" w:sz="4" w:space="0"/>
-              <w:left w:val="single" w:color="auto" w:sz="12" w:space="0"/>
-              <w:bottom w:val="nil"/>
-              <w:right w:val="nil"/>
-            </w:tcBorders>
-            <w:noWrap w:val="0"/>
-            <w:tcMar>
-              <w:top w:w="60" w:type="dxa"/>
-              <w:left w:w="120" w:type="dxa"/>
-              <w:bottom w:w="30" w:type="dxa"/>
-              <w:right w:w="120" w:type="dxa"/>
-            </w:tcMar>
-            <w:vAlign w:val="top"/>
-          </w:tcPr>
-          <w:p>
-            <w:pPr>
-              <w:pStyle w:val="29"/>
-              <w:bidi w:val="0"/>
-              <w:snapToGrid w:val="0"/>
-            </w:pPr>
-            <w:r>
-              <w:t>参与人员</w:t>
-            </w:r>
-          </w:p>
-        </w:tc>
-        <w:tc>
-          <w:tcPr>
-            <w:tcW w:w="6038" w:type="dxa"/>
-            <w:tcBorders>
-              <w:top w:val="single" w:color="auto" w:sz="4" w:space="0"/>
-              <w:left w:val="single" w:color="auto" w:sz="4" w:space="0"/>
-              <w:bottom w:val="nil"/>
-              <w:right w:val="single" w:color="auto" w:sz="12" w:space="0"/>
-            </w:tcBorders>
-            <w:noWrap w:val="0"/>
-            <w:tcMar>
-              <w:top w:w="60" w:type="dxa"/>
-              <w:left w:w="120" w:type="dxa"/>
-              <w:bottom w:w="30" w:type="dxa"/>
-              <w:right w:w="120" w:type="dxa"/>
-            </w:tcMar>
-            <w:vAlign w:val="top"/>
-          </w:tcPr>
-          <w:p>
-            <w:pPr>
-              <w:pStyle w:val="29"/>
-              <w:bidi w:val="0"/>
-              <w:snapToGrid w:val="0"/>
-            </w:pPr>
-            <w:r>
-              <w:t>运维工程师、服务台专员</w:t>
-            </w:r>
-          </w:p>
-        </w:tc>
-      </w:tr>
-      <w:tr>
-        <w:tblPrEx>
-          <w:tblBorders>
-            <w:top w:val="none" w:color="DEE0E3" w:sz="0" w:space="0"/>
-            <w:left w:val="none" w:color="DEE0E3" w:sz="0" w:space="0"/>
-            <w:bottom w:val="none" w:color="DEE0E3" w:sz="0" w:space="0"/>
-            <w:right w:val="none" w:color="DEE0E3" w:sz="0" w:space="0"/>
-            <w:insideH w:val="none" w:color="DEE0E3" w:sz="0" w:space="0"/>
-            <w:insideV w:val="none" w:color="DEE0E3" w:sz="0" w:space="0"/>
-          </w:tblBorders>
-          <w:tblCellMar>
-            <w:top w:w="0" w:type="dxa"/>
-            <w:left w:w="10" w:type="dxa"/>
-            <w:bottom w:w="0" w:type="dxa"/>
-            <w:right w:w="10" w:type="dxa"/>
-          </w:tblCellMar>
-        </w:tblPrEx>
-        <w:trPr>
-          <w:trHeight w:val="0" w:hRule="atLeast"/>
-          <w:tblHeader/>
-          <w:jc w:val="center"/>
-        </w:trPr>
-        <w:tc>
-          <w:tcPr>
-            <w:tcW w:w="2176" w:type="dxa"/>
-            <w:tcBorders>
-              <w:top w:val="single" w:color="auto" w:sz="4" w:space="0"/>
-              <w:left w:val="single" w:color="auto" w:sz="12" w:space="0"/>
-              <w:bottom w:val="nil"/>
-              <w:right w:val="nil"/>
-            </w:tcBorders>
-            <w:noWrap w:val="0"/>
-            <w:tcMar>
-              <w:top w:w="60" w:type="dxa"/>
-              <w:left w:w="120" w:type="dxa"/>
-              <w:bottom w:w="30" w:type="dxa"/>
-              <w:right w:w="120" w:type="dxa"/>
-            </w:tcMar>
-            <w:vAlign w:val="top"/>
-          </w:tcPr>
-          <w:p>
-            <w:pPr>
-              <w:pStyle w:val="29"/>
-              <w:bidi w:val="0"/>
-              <w:snapToGrid w:val="0"/>
-            </w:pPr>
-            <w:r>
-              <w:t>演练时长</w:t>
-            </w:r>
-          </w:p>
-        </w:tc>
-        <w:tc>
-          <w:tcPr>
-            <w:tcW w:w="6038" w:type="dxa"/>
-            <w:tcBorders>
-              <w:top w:val="single" w:color="auto" w:sz="4" w:space="0"/>
-              <w:left w:val="single" w:color="auto" w:sz="4" w:space="0"/>
-              <w:bottom w:val="nil"/>
-              <w:right w:val="single" w:color="auto" w:sz="12" w:space="0"/>
-            </w:tcBorders>
-            <w:noWrap w:val="0"/>
-            <w:tcMar>
-              <w:top w:w="60" w:type="dxa"/>
-              <w:left w:w="120" w:type="dxa"/>
-              <w:bottom w:w="30" w:type="dxa"/>
-              <w:right w:w="120" w:type="dxa"/>
-            </w:tcMar>
-            <w:vAlign w:val="top"/>
-          </w:tcPr>
-          <w:p>
-            <w:pPr>
-              <w:pStyle w:val="29"/>
-              <w:bidi w:val="0"/>
-              <w:snapToGrid w:val="0"/>
-            </w:pPr>
-            <w:r>
-              <w:t>预计30分钟</w:t>
-            </w:r>
-          </w:p>
-        </w:tc>
-      </w:tr>
-      <w:tr>
-        <w:tblPrEx>
-          <w:tblBorders>
-            <w:top w:val="none" w:color="DEE0E3" w:sz="0" w:space="0"/>
-            <w:left w:val="none" w:color="DEE0E3" w:sz="0" w:space="0"/>
-            <w:bottom w:val="none" w:color="DEE0E3" w:sz="0" w:space="0"/>
-            <w:right w:val="none" w:color="DEE0E3" w:sz="0" w:space="0"/>
-            <w:insideH w:val="none" w:color="DEE0E3" w:sz="0" w:space="0"/>
-            <w:insideV w:val="none" w:color="DEE0E3" w:sz="0" w:space="0"/>
-          </w:tblBorders>
-          <w:tblCellMar>
-            <w:top w:w="0" w:type="dxa"/>
-            <w:left w:w="10" w:type="dxa"/>
-            <w:bottom w:w="0" w:type="dxa"/>
-            <w:right w:w="10" w:type="dxa"/>
-          </w:tblCellMar>
-        </w:tblPrEx>
-        <w:trPr>
-          <w:trHeight w:val="0" w:hRule="atLeast"/>
-          <w:tblHeader/>
-          <w:jc w:val="center"/>
-        </w:trPr>
-        <w:tc>
-          <w:tcPr>
-            <w:tcW w:w="2176" w:type="dxa"/>
-            <w:tcBorders>
-              <w:top w:val="single" w:color="auto" w:sz="4" w:space="0"/>
-              <w:left w:val="single" w:color="auto" w:sz="12" w:space="0"/>
-              <w:bottom w:val="single" w:color="auto" w:sz="12" w:space="0"/>
-              <w:right w:val="nil"/>
-            </w:tcBorders>
-            <w:noWrap w:val="0"/>
-            <w:tcMar>
-              <w:top w:w="60" w:type="dxa"/>
-              <w:left w:w="120" w:type="dxa"/>
-              <w:bottom w:w="30" w:type="dxa"/>
-              <w:right w:w="120" w:type="dxa"/>
-            </w:tcMar>
-            <w:vAlign w:val="top"/>
-          </w:tcPr>
-          <w:p>
-            <w:pPr>
-              <w:pStyle w:val="29"/>
-              <w:bidi w:val="0"/>
-              <w:snapToGrid w:val="0"/>
-            </w:pPr>
-            <w:r>
-              <w:t>状态</w:t>
-            </w:r>
-          </w:p>
-        </w:tc>
-        <w:tc>
-          <w:tcPr>
-            <w:tcW w:w="6038" w:type="dxa"/>
-            <w:tcBorders>
-              <w:top w:val="single" w:color="auto" w:sz="4" w:space="0"/>
-              <w:left w:val="single" w:color="auto" w:sz="4" w:space="0"/>
-              <w:bottom w:val="single" w:color="auto" w:sz="12" w:space="0"/>
-              <w:right w:val="single" w:color="auto" w:sz="12" w:space="0"/>
-            </w:tcBorders>
-            <w:noWrap w:val="0"/>
-            <w:tcMar>
-              <w:top w:w="60" w:type="dxa"/>
-              <w:left w:w="120" w:type="dxa"/>
-              <w:bottom w:w="30" w:type="dxa"/>
-              <w:right w:w="120" w:type="dxa"/>
-            </w:tcMar>
-            <w:vAlign w:val="top"/>
-          </w:tcPr>
-          <w:p>
-            <w:pPr>
-              <w:pStyle w:val="29"/>
-              <w:bidi w:val="0"/>
-              <w:snapToGrid w:val="0"/>
-            </w:pPr>
-            <w:r>
-              <w:t>✅ 已完成</w:t>
-            </w:r>
-          </w:p>
-        </w:tc>
-      </w:tr>
-    </w:tbl>
-    <w:p>
-      <w:pPr>
-        <w:pStyle w:val="30"/>
-        <w:bidi w:val="0"/>
-      </w:pPr>
-      <w:bookmarkStart w:id="28" w:name="heading_13"/>
-      <w:bookmarkStart w:id="29" w:name="_Toc3300"/>
-      <w:r>
-        <w:t>三次热备切换演练（12月20日）</w:t>
-      </w:r>
-      <w:bookmarkEnd w:id="28"/>
-      <w:bookmarkEnd w:id="29"/>
-    </w:p>
-    <w:tbl>
-      <w:tblPr>
-        <w:tblStyle w:val="20"/>
-        <w:tblW w:w="8214" w:type="dxa"/>
-        <w:jc w:val="center"/>
-        <w:tblBorders>
-          <w:top w:val="none" w:color="DEE0E3" w:sz="0" w:space="0"/>
-          <w:left w:val="none" w:color="DEE0E3" w:sz="0" w:space="0"/>
-          <w:bottom w:val="none" w:color="DEE0E3" w:sz="0" w:space="0"/>
-          <w:right w:val="none" w:color="DEE0E3" w:sz="0" w:space="0"/>
-          <w:insideH w:val="none" w:color="DEE0E3" w:sz="0" w:space="0"/>
-          <w:insideV w:val="none" w:color="DEE0E3" w:sz="0" w:space="0"/>
-        </w:tblBorders>
-        <w:tblLayout w:type="autofit"/>
-        <w:tblCellMar>
-          <w:top w:w="0" w:type="dxa"/>
-          <w:left w:w="10" w:type="dxa"/>
-          <w:bottom w:w="0" w:type="dxa"/>
-          <w:right w:w="10" w:type="dxa"/>
-        </w:tblCellMar>
-      </w:tblPr>
-      <w:tblGrid>
-        <w:gridCol w:w="2133"/>
-        <w:gridCol w:w="6081"/>
-      </w:tblGrid>
-      <w:tr>
-        <w:tblPrEx>
-          <w:tblBorders>
-            <w:top w:val="none" w:color="DEE0E3" w:sz="0" w:space="0"/>
-            <w:left w:val="none" w:color="DEE0E3" w:sz="0" w:space="0"/>
-            <w:bottom w:val="none" w:color="DEE0E3" w:sz="0" w:space="0"/>
-            <w:right w:val="none" w:color="DEE0E3" w:sz="0" w:space="0"/>
-            <w:insideH w:val="none" w:color="DEE0E3" w:sz="0" w:space="0"/>
-            <w:insideV w:val="none" w:color="DEE0E3" w:sz="0" w:space="0"/>
-          </w:tblBorders>
-        </w:tblPrEx>
-        <w:trPr>
-          <w:trHeight w:val="0" w:hRule="atLeast"/>
-          <w:tblHeader/>
-          <w:jc w:val="center"/>
-        </w:trPr>
-        <w:tc>
-          <w:tcPr>
-            <w:tcW w:w="2133" w:type="dxa"/>
-            <w:tcBorders>
-              <w:top w:val="single" w:color="auto" w:sz="12" w:space="0"/>
-              <w:left w:val="single" w:color="auto" w:sz="12" w:space="0"/>
-              <w:bottom w:val="nil"/>
-              <w:right w:val="nil"/>
-            </w:tcBorders>
-            <w:noWrap w:val="0"/>
-            <w:tcMar>
-              <w:top w:w="60" w:type="dxa"/>
-              <w:left w:w="120" w:type="dxa"/>
-              <w:bottom w:w="30" w:type="dxa"/>
-              <w:right w:w="120" w:type="dxa"/>
-            </w:tcMar>
-            <w:vAlign w:val="top"/>
-          </w:tcPr>
-          <w:p>
-            <w:pPr>
-              <w:pStyle w:val="29"/>
-              <w:bidi w:val="0"/>
-              <w:snapToGrid w:val="0"/>
-            </w:pPr>
-            <w:r>
-              <w:t>项目</w:t>
-            </w:r>
-          </w:p>
-        </w:tc>
-        <w:tc>
-          <w:tcPr>
-            <w:tcW w:w="6081" w:type="dxa"/>
-            <w:tcBorders>
-              <w:top w:val="single" w:color="auto" w:sz="12" w:space="0"/>
-              <w:left w:val="single" w:color="auto" w:sz="4" w:space="0"/>
-              <w:bottom w:val="nil"/>
-              <w:right w:val="single" w:color="auto" w:sz="12" w:space="0"/>
-            </w:tcBorders>
-            <w:noWrap w:val="0"/>
-            <w:tcMar>
-              <w:top w:w="60" w:type="dxa"/>
-              <w:left w:w="120" w:type="dxa"/>
-              <w:bottom w:w="30" w:type="dxa"/>
-              <w:right w:w="120" w:type="dxa"/>
-            </w:tcMar>
-            <w:vAlign w:val="top"/>
-          </w:tcPr>
-          <w:p>
-            <w:pPr>
-              <w:pStyle w:val="29"/>
-              <w:bidi w:val="0"/>
-              <w:snapToGrid w:val="0"/>
-            </w:pPr>
-            <w:r>
-              <w:t>内容</w:t>
-            </w:r>
-          </w:p>
-        </w:tc>
-      </w:tr>
-      <w:tr>
-        <w:tblPrEx>
-          <w:tblBorders>
-            <w:top w:val="none" w:color="DEE0E3" w:sz="0" w:space="0"/>
-            <w:left w:val="none" w:color="DEE0E3" w:sz="0" w:space="0"/>
-            <w:bottom w:val="none" w:color="DEE0E3" w:sz="0" w:space="0"/>
-            <w:right w:val="none" w:color="DEE0E3" w:sz="0" w:space="0"/>
-            <w:insideH w:val="none" w:color="DEE0E3" w:sz="0" w:space="0"/>
-            <w:insideV w:val="none" w:color="DEE0E3" w:sz="0" w:space="0"/>
-          </w:tblBorders>
-          <w:tblCellMar>
-            <w:top w:w="0" w:type="dxa"/>
-            <w:left w:w="10" w:type="dxa"/>
-            <w:bottom w:w="0" w:type="dxa"/>
-            <w:right w:w="10" w:type="dxa"/>
-          </w:tblCellMar>
-        </w:tblPrEx>
-        <w:trPr>
-          <w:trHeight w:val="0" w:hRule="atLeast"/>
-          <w:tblHeader/>
-          <w:jc w:val="center"/>
-        </w:trPr>
-        <w:tc>
-          <w:tcPr>
-            <w:tcW w:w="2133" w:type="dxa"/>
-            <w:tcBorders>
-              <w:top w:val="single" w:color="auto" w:sz="4" w:space="0"/>
-              <w:left w:val="single" w:color="auto" w:sz="12" w:space="0"/>
-              <w:bottom w:val="nil"/>
-              <w:right w:val="nil"/>
-            </w:tcBorders>
-            <w:noWrap w:val="0"/>
-            <w:tcMar>
-              <w:top w:w="60" w:type="dxa"/>
-              <w:left w:w="120" w:type="dxa"/>
-              <w:bottom w:w="30" w:type="dxa"/>
-              <w:right w:w="120" w:type="dxa"/>
-            </w:tcMar>
-            <w:vAlign w:val="top"/>
-          </w:tcPr>
-          <w:p>
-            <w:pPr>
-              <w:pStyle w:val="29"/>
-              <w:bidi w:val="0"/>
-              <w:snapToGrid w:val="0"/>
-            </w:pPr>
-            <w:r>
-              <w:t>演练时间</w:t>
-            </w:r>
-          </w:p>
-        </w:tc>
-        <w:tc>
-          <w:tcPr>
-            <w:tcW w:w="6081" w:type="dxa"/>
-            <w:tcBorders>
-              <w:top w:val="single" w:color="auto" w:sz="4" w:space="0"/>
-              <w:left w:val="single" w:color="auto" w:sz="4" w:space="0"/>
-              <w:bottom w:val="nil"/>
-              <w:right w:val="single" w:color="auto" w:sz="12" w:space="0"/>
-            </w:tcBorders>
-            <w:noWrap w:val="0"/>
-            <w:tcMar>
-              <w:top w:w="60" w:type="dxa"/>
-              <w:left w:w="120" w:type="dxa"/>
-              <w:bottom w:w="30" w:type="dxa"/>
-              <w:right w:w="120" w:type="dxa"/>
-            </w:tcMar>
-            <w:vAlign w:val="top"/>
-          </w:tcPr>
-          <w:p>
-            <w:pPr>
-              <w:pStyle w:val="29"/>
-              <w:bidi w:val="0"/>
-              <w:snapToGrid w:val="0"/>
-            </w:pPr>
-            <w:r>
-              <w:t>2025年12月20日 下午14:00 — 14:30</w:t>
-            </w:r>
-          </w:p>
-        </w:tc>
-      </w:tr>
-      <w:tr>
-        <w:tblPrEx>
-          <w:tblBorders>
-            <w:top w:val="none" w:color="DEE0E3" w:sz="0" w:space="0"/>
-            <w:left w:val="none" w:color="DEE0E3" w:sz="0" w:space="0"/>
-            <w:bottom w:val="none" w:color="DEE0E3" w:sz="0" w:space="0"/>
-            <w:right w:val="none" w:color="DEE0E3" w:sz="0" w:space="0"/>
-            <w:insideH w:val="none" w:color="DEE0E3" w:sz="0" w:space="0"/>
-            <w:insideV w:val="none" w:color="DEE0E3" w:sz="0" w:space="0"/>
-          </w:tblBorders>
-          <w:tblCellMar>
-            <w:top w:w="0" w:type="dxa"/>
-            <w:left w:w="10" w:type="dxa"/>
-            <w:bottom w:w="0" w:type="dxa"/>
-            <w:right w:w="10" w:type="dxa"/>
-          </w:tblCellMar>
-        </w:tblPrEx>
-        <w:trPr>
-          <w:trHeight w:val="0" w:hRule="atLeast"/>
-          <w:tblHeader/>
-          <w:jc w:val="center"/>
-        </w:trPr>
-        <w:tc>
-          <w:tcPr>
-            <w:tcW w:w="2133" w:type="dxa"/>
-            <w:tcBorders>
-              <w:top w:val="single" w:color="auto" w:sz="4" w:space="0"/>
-              <w:left w:val="single" w:color="auto" w:sz="12" w:space="0"/>
-              <w:bottom w:val="nil"/>
-              <w:right w:val="nil"/>
-            </w:tcBorders>
-            <w:noWrap w:val="0"/>
-            <w:tcMar>
-              <w:top w:w="60" w:type="dxa"/>
-              <w:left w:w="120" w:type="dxa"/>
-              <w:bottom w:w="30" w:type="dxa"/>
-              <w:right w:w="120" w:type="dxa"/>
-            </w:tcMar>
-            <w:vAlign w:val="top"/>
-          </w:tcPr>
-          <w:p>
-            <w:pPr>
-              <w:pStyle w:val="29"/>
-              <w:bidi w:val="0"/>
-              <w:snapToGrid w:val="0"/>
-            </w:pPr>
-            <w:r>
-              <w:t>演练内容</w:t>
-            </w:r>
-          </w:p>
-        </w:tc>
-        <w:tc>
-          <w:tcPr>
-            <w:tcW w:w="6081" w:type="dxa"/>
-            <w:tcBorders>
-              <w:top w:val="single" w:color="auto" w:sz="4" w:space="0"/>
-              <w:left w:val="single" w:color="auto" w:sz="4" w:space="0"/>
-              <w:bottom w:val="nil"/>
-              <w:right w:val="single" w:color="auto" w:sz="12" w:space="0"/>
-            </w:tcBorders>
-            <w:noWrap w:val="0"/>
-            <w:tcMar>
-              <w:top w:w="60" w:type="dxa"/>
-              <w:left w:w="120" w:type="dxa"/>
-              <w:bottom w:w="30" w:type="dxa"/>
-              <w:right w:w="120" w:type="dxa"/>
-            </w:tcMar>
-            <w:vAlign w:val="top"/>
-          </w:tcPr>
-          <w:p>
-            <w:pPr>
-              <w:pStyle w:val="29"/>
-              <w:bidi w:val="0"/>
-              <w:snapToGrid w:val="0"/>
-            </w:pPr>
-            <w:r>
-              <w:t>模拟平台服务器主备切换</w:t>
-            </w:r>
-          </w:p>
-        </w:tc>
-      </w:tr>
-      <w:tr>
-        <w:tblPrEx>
-          <w:tblBorders>
-            <w:top w:val="none" w:color="DEE0E3" w:sz="0" w:space="0"/>
-            <w:left w:val="none" w:color="DEE0E3" w:sz="0" w:space="0"/>
-            <w:bottom w:val="none" w:color="DEE0E3" w:sz="0" w:space="0"/>
-            <w:right w:val="none" w:color="DEE0E3" w:sz="0" w:space="0"/>
-            <w:insideH w:val="none" w:color="DEE0E3" w:sz="0" w:space="0"/>
-            <w:insideV w:val="none" w:color="DEE0E3" w:sz="0" w:space="0"/>
-          </w:tblBorders>
-          <w:tblCellMar>
-            <w:top w:w="0" w:type="dxa"/>
-            <w:left w:w="10" w:type="dxa"/>
-            <w:bottom w:w="0" w:type="dxa"/>
-            <w:right w:w="10" w:type="dxa"/>
-          </w:tblCellMar>
-        </w:tblPrEx>
-        <w:trPr>
-          <w:trHeight w:val="0" w:hRule="atLeast"/>
-          <w:tblHeader/>
-          <w:jc w:val="center"/>
-        </w:trPr>
-        <w:tc>
-          <w:tcPr>
-            <w:tcW w:w="2133" w:type="dxa"/>
-            <w:tcBorders>
-              <w:top w:val="single" w:color="auto" w:sz="4" w:space="0"/>
-              <w:left w:val="single" w:color="auto" w:sz="12" w:space="0"/>
-              <w:bottom w:val="nil"/>
-              <w:right w:val="nil"/>
-            </w:tcBorders>
-            <w:noWrap w:val="0"/>
-            <w:tcMar>
-              <w:top w:w="60" w:type="dxa"/>
-              <w:left w:w="120" w:type="dxa"/>
-              <w:bottom w:w="30" w:type="dxa"/>
-              <w:right w:w="120" w:type="dxa"/>
-            </w:tcMar>
-            <w:vAlign w:val="top"/>
-          </w:tcPr>
-          <w:p>
-            <w:pPr>
-              <w:pStyle w:val="29"/>
-              <w:bidi w:val="0"/>
-              <w:snapToGrid w:val="0"/>
-            </w:pPr>
-            <w:r>
-              <w:t>参与人员</w:t>
-            </w:r>
-          </w:p>
-        </w:tc>
-        <w:tc>
-          <w:tcPr>
-            <w:tcW w:w="6081" w:type="dxa"/>
-            <w:tcBorders>
-              <w:top w:val="single" w:color="auto" w:sz="4" w:space="0"/>
-              <w:left w:val="single" w:color="auto" w:sz="4" w:space="0"/>
-              <w:bottom w:val="nil"/>
-              <w:right w:val="single" w:color="auto" w:sz="12" w:space="0"/>
-            </w:tcBorders>
-            <w:noWrap w:val="0"/>
-            <w:tcMar>
-              <w:top w:w="60" w:type="dxa"/>
-              <w:left w:w="120" w:type="dxa"/>
-              <w:bottom w:w="30" w:type="dxa"/>
-              <w:right w:w="120" w:type="dxa"/>
-            </w:tcMar>
-            <w:vAlign w:val="top"/>
-          </w:tcPr>
-          <w:p>
-            <w:pPr>
-              <w:pStyle w:val="29"/>
-              <w:bidi w:val="0"/>
-              <w:snapToGrid w:val="0"/>
-            </w:pPr>
-            <w:r>
-              <w:t>运维工程师、服务台专员</w:t>
-            </w:r>
-          </w:p>
-        </w:tc>
-      </w:tr>
-      <w:tr>
-        <w:tblPrEx>
-          <w:tblBorders>
-            <w:top w:val="none" w:color="DEE0E3" w:sz="0" w:space="0"/>
-            <w:left w:val="none" w:color="DEE0E3" w:sz="0" w:space="0"/>
-            <w:bottom w:val="none" w:color="DEE0E3" w:sz="0" w:space="0"/>
-            <w:right w:val="none" w:color="DEE0E3" w:sz="0" w:space="0"/>
-            <w:insideH w:val="none" w:color="DEE0E3" w:sz="0" w:space="0"/>
-            <w:insideV w:val="none" w:color="DEE0E3" w:sz="0" w:space="0"/>
-          </w:tblBorders>
-          <w:tblCellMar>
-            <w:top w:w="0" w:type="dxa"/>
-            <w:left w:w="10" w:type="dxa"/>
-            <w:bottom w:w="0" w:type="dxa"/>
-            <w:right w:w="10" w:type="dxa"/>
-          </w:tblCellMar>
-        </w:tblPrEx>
-        <w:trPr>
-          <w:trHeight w:val="0" w:hRule="atLeast"/>
-          <w:tblHeader/>
-          <w:jc w:val="center"/>
-        </w:trPr>
-        <w:tc>
-          <w:tcPr>
-            <w:tcW w:w="2133" w:type="dxa"/>
-            <w:tcBorders>
-              <w:top w:val="single" w:color="auto" w:sz="4" w:space="0"/>
-              <w:left w:val="single" w:color="auto" w:sz="12" w:space="0"/>
-              <w:bottom w:val="nil"/>
-              <w:right w:val="nil"/>
-            </w:tcBorders>
-            <w:noWrap w:val="0"/>
-            <w:tcMar>
-              <w:top w:w="60" w:type="dxa"/>
-              <w:left w:w="120" w:type="dxa"/>
-              <w:bottom w:w="30" w:type="dxa"/>
-              <w:right w:w="120" w:type="dxa"/>
-            </w:tcMar>
-            <w:vAlign w:val="top"/>
-          </w:tcPr>
-          <w:p>
-            <w:pPr>
-              <w:pStyle w:val="29"/>
-              <w:bidi w:val="0"/>
-              <w:snapToGrid w:val="0"/>
-            </w:pPr>
-            <w:r>
-              <w:t>演练时长</w:t>
-            </w:r>
-          </w:p>
-        </w:tc>
-        <w:tc>
-          <w:tcPr>
-            <w:tcW w:w="6081" w:type="dxa"/>
-            <w:tcBorders>
-              <w:top w:val="single" w:color="auto" w:sz="4" w:space="0"/>
-              <w:left w:val="single" w:color="auto" w:sz="4" w:space="0"/>
-              <w:bottom w:val="nil"/>
-              <w:right w:val="single" w:color="auto" w:sz="12" w:space="0"/>
-            </w:tcBorders>
-            <w:noWrap w:val="0"/>
-            <w:tcMar>
-              <w:top w:w="60" w:type="dxa"/>
-              <w:left w:w="120" w:type="dxa"/>
-              <w:bottom w:w="30" w:type="dxa"/>
-              <w:right w:w="120" w:type="dxa"/>
-            </w:tcMar>
-            <w:vAlign w:val="top"/>
-          </w:tcPr>
-          <w:p>
-            <w:pPr>
-              <w:pStyle w:val="29"/>
-              <w:bidi w:val="0"/>
-              <w:snapToGrid w:val="0"/>
-            </w:pPr>
-            <w:r>
-              <w:t>预计30分钟</w:t>
-            </w:r>
-          </w:p>
-        </w:tc>
-      </w:tr>
-      <w:tr>
-        <w:tblPrEx>
-          <w:tblBorders>
-            <w:top w:val="none" w:color="DEE0E3" w:sz="0" w:space="0"/>
-            <w:left w:val="none" w:color="DEE0E3" w:sz="0" w:space="0"/>
-            <w:bottom w:val="none" w:color="DEE0E3" w:sz="0" w:space="0"/>
-            <w:right w:val="none" w:color="DEE0E3" w:sz="0" w:space="0"/>
-            <w:insideH w:val="none" w:color="DEE0E3" w:sz="0" w:space="0"/>
-            <w:insideV w:val="none" w:color="DEE0E3" w:sz="0" w:space="0"/>
-          </w:tblBorders>
-          <w:tblCellMar>
-            <w:top w:w="0" w:type="dxa"/>
-            <w:left w:w="10" w:type="dxa"/>
-            <w:bottom w:w="0" w:type="dxa"/>
-            <w:right w:w="10" w:type="dxa"/>
-          </w:tblCellMar>
-        </w:tblPrEx>
-        <w:trPr>
-          <w:trHeight w:val="0" w:hRule="atLeast"/>
-          <w:tblHeader/>
-          <w:jc w:val="center"/>
-        </w:trPr>
-        <w:tc>
-          <w:tcPr>
-            <w:tcW w:w="2133" w:type="dxa"/>
-            <w:tcBorders>
-              <w:top w:val="single" w:color="auto" w:sz="4" w:space="0"/>
-              <w:left w:val="single" w:color="auto" w:sz="12" w:space="0"/>
-              <w:bottom w:val="single" w:color="auto" w:sz="12" w:space="0"/>
-              <w:right w:val="nil"/>
-            </w:tcBorders>
-            <w:noWrap w:val="0"/>
-            <w:tcMar>
-              <w:top w:w="60" w:type="dxa"/>
-              <w:left w:w="120" w:type="dxa"/>
-              <w:bottom w:w="30" w:type="dxa"/>
-              <w:right w:w="120" w:type="dxa"/>
-            </w:tcMar>
-            <w:vAlign w:val="top"/>
-          </w:tcPr>
-          <w:p>
-            <w:pPr>
-              <w:pStyle w:val="29"/>
-              <w:bidi w:val="0"/>
-              <w:snapToGrid w:val="0"/>
-            </w:pPr>
-            <w:r>
-              <w:t>状态</w:t>
-            </w:r>
-          </w:p>
-        </w:tc>
-        <w:tc>
-          <w:tcPr>
-            <w:tcW w:w="6081" w:type="dxa"/>
-            <w:tcBorders>
-              <w:top w:val="single" w:color="auto" w:sz="4" w:space="0"/>
-              <w:left w:val="single" w:color="auto" w:sz="4" w:space="0"/>
-              <w:bottom w:val="single" w:color="auto" w:sz="12" w:space="0"/>
-              <w:right w:val="single" w:color="auto" w:sz="12" w:space="0"/>
-            </w:tcBorders>
-            <w:noWrap w:val="0"/>
-            <w:tcMar>
-              <w:top w:w="60" w:type="dxa"/>
-              <w:left w:w="120" w:type="dxa"/>
-              <w:bottom w:w="30" w:type="dxa"/>
-              <w:right w:w="120" w:type="dxa"/>
-            </w:tcMar>
-            <w:vAlign w:val="top"/>
-          </w:tcPr>
-          <w:p>
-            <w:pPr>
-              <w:pStyle w:val="29"/>
-              <w:bidi w:val="0"/>
-              <w:snapToGrid w:val="0"/>
-            </w:pPr>
-            <w:r>
-              <w:t>待执行</w:t>
-            </w:r>
-          </w:p>
-        </w:tc>
-      </w:tr>
-    </w:tbl>
-    <w:p>
-      <w:pPr>
-        <w:pStyle w:val="28"/>
-        <w:bidi w:val="0"/>
-      </w:pPr>
-      <w:bookmarkStart w:id="30" w:name="_Toc31626"/>
-      <w:bookmarkStart w:id="31" w:name="heading_14"/>
-      <w:r>
-        <w:t>资源保障计划</w:t>
-      </w:r>
-      <w:bookmarkEnd w:id="30"/>
-      <w:bookmarkEnd w:id="31"/>
-    </w:p>
-    <w:tbl>
-      <w:tblPr>
-        <w:tblStyle w:val="20"/>
-        <w:tblW w:w="8214" w:type="dxa"/>
-        <w:jc w:val="center"/>
-        <w:tblBorders>
-          <w:top w:val="none" w:color="DEE0E3" w:sz="0" w:space="0"/>
-          <w:left w:val="none" w:color="DEE0E3" w:sz="0" w:space="0"/>
-          <w:bottom w:val="none" w:color="DEE0E3" w:sz="0" w:space="0"/>
-          <w:right w:val="none" w:color="DEE0E3" w:sz="0" w:space="0"/>
-          <w:insideH w:val="none" w:color="DEE0E3" w:sz="0" w:space="0"/>
-          <w:insideV w:val="none" w:color="DEE0E3" w:sz="0" w:space="0"/>
+          <w:top w:val="none" w:color="auto" w:sz="0" w:space="0"/>
+          <w:left w:val="none" w:color="auto" w:sz="0" w:space="0"/>
+          <w:bottom w:val="none" w:color="auto" w:sz="0" w:space="0"/>
+          <w:right w:val="none" w:color="auto" w:sz="0" w:space="0"/>
+          <w:insideH w:val="none" w:color="auto" w:sz="0" w:space="0"/>
+          <w:insideV w:val="none" w:color="auto" w:sz="0" w:space="0"/>
         </w:tblBorders>
         <w:tblLayout w:type="autofit"/>
         <w:tblCellMar>
@@ -11539,12 +8165,12 @@
       <w:tr>
         <w:tblPrEx>
           <w:tblBorders>
-            <w:top w:val="none" w:color="DEE0E3" w:sz="0" w:space="0"/>
-            <w:left w:val="none" w:color="DEE0E3" w:sz="0" w:space="0"/>
-            <w:bottom w:val="none" w:color="DEE0E3" w:sz="0" w:space="0"/>
-            <w:right w:val="none" w:color="DEE0E3" w:sz="0" w:space="0"/>
-            <w:insideH w:val="none" w:color="DEE0E3" w:sz="0" w:space="0"/>
-            <w:insideV w:val="none" w:color="DEE0E3" w:sz="0" w:space="0"/>
+            <w:top w:val="none" w:color="auto" w:sz="0" w:space="0"/>
+            <w:left w:val="none" w:color="auto" w:sz="0" w:space="0"/>
+            <w:bottom w:val="none" w:color="auto" w:sz="0" w:space="0"/>
+            <w:right w:val="none" w:color="auto" w:sz="0" w:space="0"/>
+            <w:insideH w:val="none" w:color="auto" w:sz="0" w:space="0"/>
+            <w:insideV w:val="none" w:color="auto" w:sz="0" w:space="0"/>
           </w:tblBorders>
           <w:tblCellMar>
             <w:top w:w="0" w:type="dxa"/>
@@ -11567,7 +8193,6 @@
               <w:bottom w:val="nil"/>
               <w:right w:val="nil"/>
             </w:tcBorders>
-            <w:noWrap w:val="0"/>
             <w:tcMar>
               <w:top w:w="60" w:type="dxa"/>
               <w:left w:w="120" w:type="dxa"/>
@@ -11605,7 +8230,6 @@
               <w:bottom w:val="nil"/>
               <w:right w:val="nil"/>
             </w:tcBorders>
-            <w:noWrap w:val="0"/>
             <w:tcMar>
               <w:top w:w="60" w:type="dxa"/>
               <w:left w:w="120" w:type="dxa"/>
@@ -11643,7 +8267,6 @@
               <w:bottom w:val="nil"/>
               <w:right w:val="nil"/>
             </w:tcBorders>
-            <w:noWrap w:val="0"/>
             <w:tcMar>
               <w:top w:w="60" w:type="dxa"/>
               <w:left w:w="120" w:type="dxa"/>
@@ -11681,7 +8304,6 @@
               <w:bottom w:val="nil"/>
               <w:right w:val="single" w:color="auto" w:sz="12" w:space="0"/>
             </w:tcBorders>
-            <w:noWrap w:val="0"/>
             <w:tcMar>
               <w:top w:w="60" w:type="dxa"/>
               <w:left w:w="120" w:type="dxa"/>
@@ -11714,12 +8336,12 @@
       <w:tr>
         <w:tblPrEx>
           <w:tblBorders>
-            <w:top w:val="none" w:color="DEE0E3" w:sz="0" w:space="0"/>
-            <w:left w:val="none" w:color="DEE0E3" w:sz="0" w:space="0"/>
-            <w:bottom w:val="none" w:color="DEE0E3" w:sz="0" w:space="0"/>
-            <w:right w:val="none" w:color="DEE0E3" w:sz="0" w:space="0"/>
-            <w:insideH w:val="none" w:color="DEE0E3" w:sz="0" w:space="0"/>
-            <w:insideV w:val="none" w:color="DEE0E3" w:sz="0" w:space="0"/>
+            <w:top w:val="none" w:color="auto" w:sz="0" w:space="0"/>
+            <w:left w:val="none" w:color="auto" w:sz="0" w:space="0"/>
+            <w:bottom w:val="none" w:color="auto" w:sz="0" w:space="0"/>
+            <w:right w:val="none" w:color="auto" w:sz="0" w:space="0"/>
+            <w:insideH w:val="none" w:color="auto" w:sz="0" w:space="0"/>
+            <w:insideV w:val="none" w:color="auto" w:sz="0" w:space="0"/>
           </w:tblBorders>
           <w:tblCellMar>
             <w:top w:w="0" w:type="dxa"/>
@@ -11741,7 +8363,6 @@
               <w:bottom w:val="nil"/>
               <w:right w:val="nil"/>
             </w:tcBorders>
-            <w:noWrap w:val="0"/>
             <w:tcMar>
               <w:top w:w="60" w:type="dxa"/>
               <w:left w:w="120" w:type="dxa"/>
@@ -11773,7 +8394,6 @@
               <w:bottom w:val="nil"/>
               <w:right w:val="nil"/>
             </w:tcBorders>
-            <w:noWrap w:val="0"/>
             <w:tcMar>
               <w:top w:w="60" w:type="dxa"/>
               <w:left w:w="120" w:type="dxa"/>
@@ -11805,7 +8425,6 @@
               <w:bottom w:val="nil"/>
               <w:right w:val="nil"/>
             </w:tcBorders>
-            <w:noWrap w:val="0"/>
             <w:tcMar>
               <w:top w:w="60" w:type="dxa"/>
               <w:left w:w="120" w:type="dxa"/>
@@ -11837,7 +8456,6 @@
               <w:bottom w:val="nil"/>
               <w:right w:val="single" w:color="auto" w:sz="12" w:space="0"/>
             </w:tcBorders>
-            <w:noWrap w:val="0"/>
             <w:tcMar>
               <w:top w:w="60" w:type="dxa"/>
               <w:left w:w="120" w:type="dxa"/>
@@ -11864,12 +8482,12 @@
       <w:tr>
         <w:tblPrEx>
           <w:tblBorders>
-            <w:top w:val="none" w:color="DEE0E3" w:sz="0" w:space="0"/>
-            <w:left w:val="none" w:color="DEE0E3" w:sz="0" w:space="0"/>
-            <w:bottom w:val="none" w:color="DEE0E3" w:sz="0" w:space="0"/>
-            <w:right w:val="none" w:color="DEE0E3" w:sz="0" w:space="0"/>
-            <w:insideH w:val="none" w:color="DEE0E3" w:sz="0" w:space="0"/>
-            <w:insideV w:val="none" w:color="DEE0E3" w:sz="0" w:space="0"/>
+            <w:top w:val="none" w:color="auto" w:sz="0" w:space="0"/>
+            <w:left w:val="none" w:color="auto" w:sz="0" w:space="0"/>
+            <w:bottom w:val="none" w:color="auto" w:sz="0" w:space="0"/>
+            <w:right w:val="none" w:color="auto" w:sz="0" w:space="0"/>
+            <w:insideH w:val="none" w:color="auto" w:sz="0" w:space="0"/>
+            <w:insideV w:val="none" w:color="auto" w:sz="0" w:space="0"/>
           </w:tblBorders>
           <w:tblCellMar>
             <w:top w:w="0" w:type="dxa"/>
@@ -11891,7 +8509,6 @@
               <w:bottom w:val="nil"/>
               <w:right w:val="nil"/>
             </w:tcBorders>
-            <w:noWrap w:val="0"/>
             <w:tcMar>
               <w:top w:w="60" w:type="dxa"/>
               <w:left w:w="120" w:type="dxa"/>
@@ -11923,7 +8540,6 @@
               <w:bottom w:val="nil"/>
               <w:right w:val="nil"/>
             </w:tcBorders>
-            <w:noWrap w:val="0"/>
             <w:tcMar>
               <w:top w:w="60" w:type="dxa"/>
               <w:left w:w="120" w:type="dxa"/>
@@ -11955,7 +8571,6 @@
               <w:bottom w:val="nil"/>
               <w:right w:val="nil"/>
             </w:tcBorders>
-            <w:noWrap w:val="0"/>
             <w:tcMar>
               <w:top w:w="60" w:type="dxa"/>
               <w:left w:w="120" w:type="dxa"/>
@@ -11987,7 +8602,6 @@
               <w:bottom w:val="nil"/>
               <w:right w:val="single" w:color="auto" w:sz="12" w:space="0"/>
             </w:tcBorders>
-            <w:noWrap w:val="0"/>
             <w:tcMar>
               <w:top w:w="60" w:type="dxa"/>
               <w:left w:w="120" w:type="dxa"/>
@@ -12014,12 +8628,12 @@
       <w:tr>
         <w:tblPrEx>
           <w:tblBorders>
-            <w:top w:val="none" w:color="DEE0E3" w:sz="0" w:space="0"/>
-            <w:left w:val="none" w:color="DEE0E3" w:sz="0" w:space="0"/>
-            <w:bottom w:val="none" w:color="DEE0E3" w:sz="0" w:space="0"/>
-            <w:right w:val="none" w:color="DEE0E3" w:sz="0" w:space="0"/>
-            <w:insideH w:val="none" w:color="DEE0E3" w:sz="0" w:space="0"/>
-            <w:insideV w:val="none" w:color="DEE0E3" w:sz="0" w:space="0"/>
+            <w:top w:val="none" w:color="auto" w:sz="0" w:space="0"/>
+            <w:left w:val="none" w:color="auto" w:sz="0" w:space="0"/>
+            <w:bottom w:val="none" w:color="auto" w:sz="0" w:space="0"/>
+            <w:right w:val="none" w:color="auto" w:sz="0" w:space="0"/>
+            <w:insideH w:val="none" w:color="auto" w:sz="0" w:space="0"/>
+            <w:insideV w:val="none" w:color="auto" w:sz="0" w:space="0"/>
           </w:tblBorders>
           <w:tblCellMar>
             <w:top w:w="0" w:type="dxa"/>
@@ -12041,7 +8655,6 @@
               <w:bottom w:val="nil"/>
               <w:right w:val="nil"/>
             </w:tcBorders>
-            <w:noWrap w:val="0"/>
             <w:tcMar>
               <w:top w:w="60" w:type="dxa"/>
               <w:left w:w="120" w:type="dxa"/>
@@ -12073,7 +8686,6 @@
               <w:bottom w:val="nil"/>
               <w:right w:val="nil"/>
             </w:tcBorders>
-            <w:noWrap w:val="0"/>
             <w:tcMar>
               <w:top w:w="60" w:type="dxa"/>
               <w:left w:w="120" w:type="dxa"/>
@@ -12105,7 +8717,6 @@
               <w:bottom w:val="nil"/>
               <w:right w:val="nil"/>
             </w:tcBorders>
-            <w:noWrap w:val="0"/>
             <w:tcMar>
               <w:top w:w="60" w:type="dxa"/>
               <w:left w:w="120" w:type="dxa"/>
@@ -12137,7 +8748,6 @@
               <w:bottom w:val="nil"/>
               <w:right w:val="single" w:color="auto" w:sz="12" w:space="0"/>
             </w:tcBorders>
-            <w:noWrap w:val="0"/>
             <w:tcMar>
               <w:top w:w="60" w:type="dxa"/>
               <w:left w:w="120" w:type="dxa"/>
@@ -12164,12 +8774,12 @@
       <w:tr>
         <w:tblPrEx>
           <w:tblBorders>
-            <w:top w:val="none" w:color="DEE0E3" w:sz="0" w:space="0"/>
-            <w:left w:val="none" w:color="DEE0E3" w:sz="0" w:space="0"/>
-            <w:bottom w:val="none" w:color="DEE0E3" w:sz="0" w:space="0"/>
-            <w:right w:val="none" w:color="DEE0E3" w:sz="0" w:space="0"/>
-            <w:insideH w:val="none" w:color="DEE0E3" w:sz="0" w:space="0"/>
-            <w:insideV w:val="none" w:color="DEE0E3" w:sz="0" w:space="0"/>
+            <w:top w:val="none" w:color="auto" w:sz="0" w:space="0"/>
+            <w:left w:val="none" w:color="auto" w:sz="0" w:space="0"/>
+            <w:bottom w:val="none" w:color="auto" w:sz="0" w:space="0"/>
+            <w:right w:val="none" w:color="auto" w:sz="0" w:space="0"/>
+            <w:insideH w:val="none" w:color="auto" w:sz="0" w:space="0"/>
+            <w:insideV w:val="none" w:color="auto" w:sz="0" w:space="0"/>
           </w:tblBorders>
           <w:tblCellMar>
             <w:top w:w="0" w:type="dxa"/>
@@ -12191,7 +8801,6 @@
               <w:bottom w:val="nil"/>
               <w:right w:val="nil"/>
             </w:tcBorders>
-            <w:noWrap w:val="0"/>
             <w:tcMar>
               <w:top w:w="60" w:type="dxa"/>
               <w:left w:w="120" w:type="dxa"/>
@@ -12223,7 +8832,6 @@
               <w:bottom w:val="nil"/>
               <w:right w:val="nil"/>
             </w:tcBorders>
-            <w:noWrap w:val="0"/>
             <w:tcMar>
               <w:top w:w="60" w:type="dxa"/>
               <w:left w:w="120" w:type="dxa"/>
@@ -12255,7 +8863,6 @@
               <w:bottom w:val="nil"/>
               <w:right w:val="nil"/>
             </w:tcBorders>
-            <w:noWrap w:val="0"/>
             <w:tcMar>
               <w:top w:w="60" w:type="dxa"/>
               <w:left w:w="120" w:type="dxa"/>
@@ -12287,7 +8894,6 @@
               <w:bottom w:val="nil"/>
               <w:right w:val="single" w:color="auto" w:sz="12" w:space="0"/>
             </w:tcBorders>
-            <w:noWrap w:val="0"/>
             <w:tcMar>
               <w:top w:w="60" w:type="dxa"/>
               <w:left w:w="120" w:type="dxa"/>
@@ -12314,12 +8920,12 @@
       <w:tr>
         <w:tblPrEx>
           <w:tblBorders>
-            <w:top w:val="none" w:color="DEE0E3" w:sz="0" w:space="0"/>
-            <w:left w:val="none" w:color="DEE0E3" w:sz="0" w:space="0"/>
-            <w:bottom w:val="none" w:color="DEE0E3" w:sz="0" w:space="0"/>
-            <w:right w:val="none" w:color="DEE0E3" w:sz="0" w:space="0"/>
-            <w:insideH w:val="none" w:color="DEE0E3" w:sz="0" w:space="0"/>
-            <w:insideV w:val="none" w:color="DEE0E3" w:sz="0" w:space="0"/>
+            <w:top w:val="none" w:color="auto" w:sz="0" w:space="0"/>
+            <w:left w:val="none" w:color="auto" w:sz="0" w:space="0"/>
+            <w:bottom w:val="none" w:color="auto" w:sz="0" w:space="0"/>
+            <w:right w:val="none" w:color="auto" w:sz="0" w:space="0"/>
+            <w:insideH w:val="none" w:color="auto" w:sz="0" w:space="0"/>
+            <w:insideV w:val="none" w:color="auto" w:sz="0" w:space="0"/>
           </w:tblBorders>
           <w:tblCellMar>
             <w:top w:w="0" w:type="dxa"/>
@@ -12341,7 +8947,6 @@
               <w:bottom w:val="nil"/>
               <w:right w:val="nil"/>
             </w:tcBorders>
-            <w:noWrap w:val="0"/>
             <w:tcMar>
               <w:top w:w="60" w:type="dxa"/>
               <w:left w:w="120" w:type="dxa"/>
@@ -12373,7 +8978,6 @@
               <w:bottom w:val="nil"/>
               <w:right w:val="nil"/>
             </w:tcBorders>
-            <w:noWrap w:val="0"/>
             <w:tcMar>
               <w:top w:w="60" w:type="dxa"/>
               <w:left w:w="120" w:type="dxa"/>
@@ -12405,7 +9009,6 @@
               <w:bottom w:val="nil"/>
               <w:right w:val="nil"/>
             </w:tcBorders>
-            <w:noWrap w:val="0"/>
             <w:tcMar>
               <w:top w:w="60" w:type="dxa"/>
               <w:left w:w="120" w:type="dxa"/>
@@ -12437,7 +9040,6 @@
               <w:bottom w:val="nil"/>
               <w:right w:val="single" w:color="auto" w:sz="12" w:space="0"/>
             </w:tcBorders>
-            <w:noWrap w:val="0"/>
             <w:tcMar>
               <w:top w:w="60" w:type="dxa"/>
               <w:left w:w="120" w:type="dxa"/>
@@ -12464,12 +9066,12 @@
       <w:tr>
         <w:tblPrEx>
           <w:tblBorders>
-            <w:top w:val="none" w:color="DEE0E3" w:sz="0" w:space="0"/>
-            <w:left w:val="none" w:color="DEE0E3" w:sz="0" w:space="0"/>
-            <w:bottom w:val="none" w:color="DEE0E3" w:sz="0" w:space="0"/>
-            <w:right w:val="none" w:color="DEE0E3" w:sz="0" w:space="0"/>
-            <w:insideH w:val="none" w:color="DEE0E3" w:sz="0" w:space="0"/>
-            <w:insideV w:val="none" w:color="DEE0E3" w:sz="0" w:space="0"/>
+            <w:top w:val="none" w:color="auto" w:sz="0" w:space="0"/>
+            <w:left w:val="none" w:color="auto" w:sz="0" w:space="0"/>
+            <w:bottom w:val="none" w:color="auto" w:sz="0" w:space="0"/>
+            <w:right w:val="none" w:color="auto" w:sz="0" w:space="0"/>
+            <w:insideH w:val="none" w:color="auto" w:sz="0" w:space="0"/>
+            <w:insideV w:val="none" w:color="auto" w:sz="0" w:space="0"/>
           </w:tblBorders>
           <w:tblCellMar>
             <w:top w:w="0" w:type="dxa"/>
@@ -12491,7 +9093,6 @@
               <w:bottom w:val="single" w:color="auto" w:sz="12" w:space="0"/>
               <w:right w:val="nil"/>
             </w:tcBorders>
-            <w:noWrap w:val="0"/>
             <w:tcMar>
               <w:top w:w="60" w:type="dxa"/>
               <w:left w:w="120" w:type="dxa"/>
@@ -12523,7 +9124,6 @@
               <w:bottom w:val="single" w:color="auto" w:sz="12" w:space="0"/>
               <w:right w:val="nil"/>
             </w:tcBorders>
-            <w:noWrap w:val="0"/>
             <w:tcMar>
               <w:top w:w="60" w:type="dxa"/>
               <w:left w:w="120" w:type="dxa"/>
@@ -12555,7 +9155,6 @@
               <w:bottom w:val="single" w:color="auto" w:sz="12" w:space="0"/>
               <w:right w:val="nil"/>
             </w:tcBorders>
-            <w:noWrap w:val="0"/>
             <w:tcMar>
               <w:top w:w="60" w:type="dxa"/>
               <w:left w:w="120" w:type="dxa"/>
@@ -12587,7 +9186,6 @@
               <w:bottom w:val="single" w:color="auto" w:sz="12" w:space="0"/>
               <w:right w:val="single" w:color="auto" w:sz="12" w:space="0"/>
             </w:tcBorders>
-            <w:noWrap w:val="0"/>
             <w:tcMar>
               <w:top w:w="60" w:type="dxa"/>
               <w:left w:w="120" w:type="dxa"/>
@@ -12617,13 +9215,13 @@
         <w:pStyle w:val="28"/>
         <w:bidi w:val="0"/>
       </w:pPr>
-      <w:bookmarkStart w:id="32" w:name="heading_15"/>
-      <w:bookmarkStart w:id="33" w:name="_Toc11557"/>
+      <w:bookmarkStart w:id="22" w:name="heading_15"/>
+      <w:bookmarkStart w:id="23" w:name="_Toc21791"/>
       <w:r>
         <w:t>演练后总结计划</w:t>
       </w:r>
-      <w:bookmarkEnd w:id="32"/>
-      <w:bookmarkEnd w:id="33"/>
+      <w:bookmarkEnd w:id="22"/>
+      <w:bookmarkEnd w:id="23"/>
     </w:p>
     <w:tbl>
       <w:tblPr>
@@ -12631,12 +9229,12 @@
         <w:tblW w:w="8214" w:type="dxa"/>
         <w:jc w:val="center"/>
         <w:tblBorders>
-          <w:top w:val="none" w:color="DEE0E3" w:sz="0" w:space="0"/>
-          <w:left w:val="none" w:color="DEE0E3" w:sz="0" w:space="0"/>
-          <w:bottom w:val="none" w:color="DEE0E3" w:sz="0" w:space="0"/>
-          <w:right w:val="none" w:color="DEE0E3" w:sz="0" w:space="0"/>
-          <w:insideH w:val="none" w:color="DEE0E3" w:sz="0" w:space="0"/>
-          <w:insideV w:val="none" w:color="DEE0E3" w:sz="0" w:space="0"/>
+          <w:top w:val="none" w:color="auto" w:sz="0" w:space="0"/>
+          <w:left w:val="none" w:color="auto" w:sz="0" w:space="0"/>
+          <w:bottom w:val="none" w:color="auto" w:sz="0" w:space="0"/>
+          <w:right w:val="none" w:color="auto" w:sz="0" w:space="0"/>
+          <w:insideH w:val="none" w:color="auto" w:sz="0" w:space="0"/>
+          <w:insideV w:val="none" w:color="auto" w:sz="0" w:space="0"/>
         </w:tblBorders>
         <w:tblLayout w:type="autofit"/>
         <w:tblCellMar>
@@ -12655,12 +9253,12 @@
       <w:tr>
         <w:tblPrEx>
           <w:tblBorders>
-            <w:top w:val="none" w:color="DEE0E3" w:sz="0" w:space="0"/>
-            <w:left w:val="none" w:color="DEE0E3" w:sz="0" w:space="0"/>
-            <w:bottom w:val="none" w:color="DEE0E3" w:sz="0" w:space="0"/>
-            <w:right w:val="none" w:color="DEE0E3" w:sz="0" w:space="0"/>
-            <w:insideH w:val="none" w:color="DEE0E3" w:sz="0" w:space="0"/>
-            <w:insideV w:val="none" w:color="DEE0E3" w:sz="0" w:space="0"/>
+            <w:top w:val="none" w:color="auto" w:sz="0" w:space="0"/>
+            <w:left w:val="none" w:color="auto" w:sz="0" w:space="0"/>
+            <w:bottom w:val="none" w:color="auto" w:sz="0" w:space="0"/>
+            <w:right w:val="none" w:color="auto" w:sz="0" w:space="0"/>
+            <w:insideH w:val="none" w:color="auto" w:sz="0" w:space="0"/>
+            <w:insideV w:val="none" w:color="auto" w:sz="0" w:space="0"/>
           </w:tblBorders>
           <w:tblCellMar>
             <w:top w:w="0" w:type="dxa"/>
@@ -12683,7 +9281,6 @@
               <w:bottom w:val="nil"/>
               <w:right w:val="nil"/>
             </w:tcBorders>
-            <w:noWrap w:val="0"/>
             <w:tcMar>
               <w:top w:w="60" w:type="dxa"/>
               <w:left w:w="120" w:type="dxa"/>
@@ -12721,7 +9318,6 @@
               <w:bottom w:val="nil"/>
               <w:right w:val="nil"/>
             </w:tcBorders>
-            <w:noWrap w:val="0"/>
             <w:tcMar>
               <w:top w:w="60" w:type="dxa"/>
               <w:left w:w="120" w:type="dxa"/>
@@ -12759,7 +9355,6 @@
               <w:bottom w:val="nil"/>
               <w:right w:val="nil"/>
             </w:tcBorders>
-            <w:noWrap w:val="0"/>
             <w:tcMar>
               <w:top w:w="60" w:type="dxa"/>
               <w:left w:w="120" w:type="dxa"/>
@@ -12797,7 +9392,6 @@
               <w:bottom w:val="nil"/>
               <w:right w:val="single" w:color="auto" w:sz="12" w:space="0"/>
             </w:tcBorders>
-            <w:noWrap w:val="0"/>
             <w:tcMar>
               <w:top w:w="60" w:type="dxa"/>
               <w:left w:w="120" w:type="dxa"/>
@@ -12830,12 +9424,12 @@
       <w:tr>
         <w:tblPrEx>
           <w:tblBorders>
-            <w:top w:val="none" w:color="DEE0E3" w:sz="0" w:space="0"/>
-            <w:left w:val="none" w:color="DEE0E3" w:sz="0" w:space="0"/>
-            <w:bottom w:val="none" w:color="DEE0E3" w:sz="0" w:space="0"/>
-            <w:right w:val="none" w:color="DEE0E3" w:sz="0" w:space="0"/>
-            <w:insideH w:val="none" w:color="DEE0E3" w:sz="0" w:space="0"/>
-            <w:insideV w:val="none" w:color="DEE0E3" w:sz="0" w:space="0"/>
+            <w:top w:val="none" w:color="auto" w:sz="0" w:space="0"/>
+            <w:left w:val="none" w:color="auto" w:sz="0" w:space="0"/>
+            <w:bottom w:val="none" w:color="auto" w:sz="0" w:space="0"/>
+            <w:right w:val="none" w:color="auto" w:sz="0" w:space="0"/>
+            <w:insideH w:val="none" w:color="auto" w:sz="0" w:space="0"/>
+            <w:insideV w:val="none" w:color="auto" w:sz="0" w:space="0"/>
           </w:tblBorders>
           <w:tblCellMar>
             <w:top w:w="0" w:type="dxa"/>
@@ -12857,7 +9451,6 @@
               <w:bottom w:val="nil"/>
               <w:right w:val="nil"/>
             </w:tcBorders>
-            <w:noWrap w:val="0"/>
             <w:tcMar>
               <w:top w:w="60" w:type="dxa"/>
               <w:left w:w="120" w:type="dxa"/>
@@ -12889,7 +9482,6 @@
               <w:bottom w:val="nil"/>
               <w:right w:val="nil"/>
             </w:tcBorders>
-            <w:noWrap w:val="0"/>
             <w:tcMar>
               <w:top w:w="60" w:type="dxa"/>
               <w:left w:w="120" w:type="dxa"/>
@@ -12921,7 +9513,6 @@
               <w:bottom w:val="nil"/>
               <w:right w:val="nil"/>
             </w:tcBorders>
-            <w:noWrap w:val="0"/>
             <w:tcMar>
               <w:top w:w="60" w:type="dxa"/>
               <w:left w:w="120" w:type="dxa"/>
@@ -12953,7 +9544,6 @@
               <w:bottom w:val="nil"/>
               <w:right w:val="single" w:color="auto" w:sz="12" w:space="0"/>
             </w:tcBorders>
-            <w:noWrap w:val="0"/>
             <w:tcMar>
               <w:top w:w="60" w:type="dxa"/>
               <w:left w:w="120" w:type="dxa"/>
@@ -12980,12 +9570,12 @@
       <w:tr>
         <w:tblPrEx>
           <w:tblBorders>
-            <w:top w:val="none" w:color="DEE0E3" w:sz="0" w:space="0"/>
-            <w:left w:val="none" w:color="DEE0E3" w:sz="0" w:space="0"/>
-            <w:bottom w:val="none" w:color="DEE0E3" w:sz="0" w:space="0"/>
-            <w:right w:val="none" w:color="DEE0E3" w:sz="0" w:space="0"/>
-            <w:insideH w:val="none" w:color="DEE0E3" w:sz="0" w:space="0"/>
-            <w:insideV w:val="none" w:color="DEE0E3" w:sz="0" w:space="0"/>
+            <w:top w:val="none" w:color="auto" w:sz="0" w:space="0"/>
+            <w:left w:val="none" w:color="auto" w:sz="0" w:space="0"/>
+            <w:bottom w:val="none" w:color="auto" w:sz="0" w:space="0"/>
+            <w:right w:val="none" w:color="auto" w:sz="0" w:space="0"/>
+            <w:insideH w:val="none" w:color="auto" w:sz="0" w:space="0"/>
+            <w:insideV w:val="none" w:color="auto" w:sz="0" w:space="0"/>
           </w:tblBorders>
           <w:tblCellMar>
             <w:top w:w="0" w:type="dxa"/>
@@ -13007,7 +9597,6 @@
               <w:bottom w:val="nil"/>
               <w:right w:val="nil"/>
             </w:tcBorders>
-            <w:noWrap w:val="0"/>
             <w:tcMar>
               <w:top w:w="60" w:type="dxa"/>
               <w:left w:w="120" w:type="dxa"/>
@@ -13039,7 +9628,6 @@
               <w:bottom w:val="nil"/>
               <w:right w:val="nil"/>
             </w:tcBorders>
-            <w:noWrap w:val="0"/>
             <w:tcMar>
               <w:top w:w="60" w:type="dxa"/>
               <w:left w:w="120" w:type="dxa"/>
@@ -13071,7 +9659,6 @@
               <w:bottom w:val="nil"/>
               <w:right w:val="nil"/>
             </w:tcBorders>
-            <w:noWrap w:val="0"/>
             <w:tcMar>
               <w:top w:w="60" w:type="dxa"/>
               <w:left w:w="120" w:type="dxa"/>
@@ -13103,7 +9690,6 @@
               <w:bottom w:val="nil"/>
               <w:right w:val="single" w:color="auto" w:sz="12" w:space="0"/>
             </w:tcBorders>
-            <w:noWrap w:val="0"/>
             <w:tcMar>
               <w:top w:w="60" w:type="dxa"/>
               <w:left w:w="120" w:type="dxa"/>
@@ -13130,12 +9716,12 @@
       <w:tr>
         <w:tblPrEx>
           <w:tblBorders>
-            <w:top w:val="none" w:color="DEE0E3" w:sz="0" w:space="0"/>
-            <w:left w:val="none" w:color="DEE0E3" w:sz="0" w:space="0"/>
-            <w:bottom w:val="none" w:color="DEE0E3" w:sz="0" w:space="0"/>
-            <w:right w:val="none" w:color="DEE0E3" w:sz="0" w:space="0"/>
-            <w:insideH w:val="none" w:color="DEE0E3" w:sz="0" w:space="0"/>
-            <w:insideV w:val="none" w:color="DEE0E3" w:sz="0" w:space="0"/>
+            <w:top w:val="none" w:color="auto" w:sz="0" w:space="0"/>
+            <w:left w:val="none" w:color="auto" w:sz="0" w:space="0"/>
+            <w:bottom w:val="none" w:color="auto" w:sz="0" w:space="0"/>
+            <w:right w:val="none" w:color="auto" w:sz="0" w:space="0"/>
+            <w:insideH w:val="none" w:color="auto" w:sz="0" w:space="0"/>
+            <w:insideV w:val="none" w:color="auto" w:sz="0" w:space="0"/>
           </w:tblBorders>
           <w:tblCellMar>
             <w:top w:w="0" w:type="dxa"/>
@@ -13157,7 +9743,6 @@
               <w:bottom w:val="nil"/>
               <w:right w:val="nil"/>
             </w:tcBorders>
-            <w:noWrap w:val="0"/>
             <w:tcMar>
               <w:top w:w="60" w:type="dxa"/>
               <w:left w:w="120" w:type="dxa"/>
@@ -13189,7 +9774,6 @@
               <w:bottom w:val="nil"/>
               <w:right w:val="nil"/>
             </w:tcBorders>
-            <w:noWrap w:val="0"/>
             <w:tcMar>
               <w:top w:w="60" w:type="dxa"/>
               <w:left w:w="120" w:type="dxa"/>
@@ -13221,7 +9805,6 @@
               <w:bottom w:val="nil"/>
               <w:right w:val="nil"/>
             </w:tcBorders>
-            <w:noWrap w:val="0"/>
             <w:tcMar>
               <w:top w:w="60" w:type="dxa"/>
               <w:left w:w="120" w:type="dxa"/>
@@ -13253,7 +9836,6 @@
               <w:bottom w:val="nil"/>
               <w:right w:val="single" w:color="auto" w:sz="12" w:space="0"/>
             </w:tcBorders>
-            <w:noWrap w:val="0"/>
             <w:tcMar>
               <w:top w:w="60" w:type="dxa"/>
               <w:left w:w="120" w:type="dxa"/>
@@ -13280,12 +9862,12 @@
       <w:tr>
         <w:tblPrEx>
           <w:tblBorders>
-            <w:top w:val="none" w:color="DEE0E3" w:sz="0" w:space="0"/>
-            <w:left w:val="none" w:color="DEE0E3" w:sz="0" w:space="0"/>
-            <w:bottom w:val="none" w:color="DEE0E3" w:sz="0" w:space="0"/>
-            <w:right w:val="none" w:color="DEE0E3" w:sz="0" w:space="0"/>
-            <w:insideH w:val="none" w:color="DEE0E3" w:sz="0" w:space="0"/>
-            <w:insideV w:val="none" w:color="DEE0E3" w:sz="0" w:space="0"/>
+            <w:top w:val="none" w:color="auto" w:sz="0" w:space="0"/>
+            <w:left w:val="none" w:color="auto" w:sz="0" w:space="0"/>
+            <w:bottom w:val="none" w:color="auto" w:sz="0" w:space="0"/>
+            <w:right w:val="none" w:color="auto" w:sz="0" w:space="0"/>
+            <w:insideH w:val="none" w:color="auto" w:sz="0" w:space="0"/>
+            <w:insideV w:val="none" w:color="auto" w:sz="0" w:space="0"/>
           </w:tblBorders>
           <w:tblCellMar>
             <w:top w:w="0" w:type="dxa"/>
@@ -13307,7 +9889,6 @@
               <w:bottom w:val="nil"/>
               <w:right w:val="nil"/>
             </w:tcBorders>
-            <w:noWrap w:val="0"/>
             <w:tcMar>
               <w:top w:w="60" w:type="dxa"/>
               <w:left w:w="120" w:type="dxa"/>
@@ -13339,7 +9920,6 @@
               <w:bottom w:val="nil"/>
               <w:right w:val="nil"/>
             </w:tcBorders>
-            <w:noWrap w:val="0"/>
             <w:tcMar>
               <w:top w:w="60" w:type="dxa"/>
               <w:left w:w="120" w:type="dxa"/>
@@ -13371,7 +9951,6 @@
               <w:bottom w:val="nil"/>
               <w:right w:val="nil"/>
             </w:tcBorders>
-            <w:noWrap w:val="0"/>
             <w:tcMar>
               <w:top w:w="60" w:type="dxa"/>
               <w:left w:w="120" w:type="dxa"/>
@@ -13403,7 +9982,6 @@
               <w:bottom w:val="nil"/>
               <w:right w:val="single" w:color="auto" w:sz="12" w:space="0"/>
             </w:tcBorders>
-            <w:noWrap w:val="0"/>
             <w:tcMar>
               <w:top w:w="60" w:type="dxa"/>
               <w:left w:w="120" w:type="dxa"/>
@@ -13430,12 +10008,12 @@
       <w:tr>
         <w:tblPrEx>
           <w:tblBorders>
-            <w:top w:val="none" w:color="DEE0E3" w:sz="0" w:space="0"/>
-            <w:left w:val="none" w:color="DEE0E3" w:sz="0" w:space="0"/>
-            <w:bottom w:val="none" w:color="DEE0E3" w:sz="0" w:space="0"/>
-            <w:right w:val="none" w:color="DEE0E3" w:sz="0" w:space="0"/>
-            <w:insideH w:val="none" w:color="DEE0E3" w:sz="0" w:space="0"/>
-            <w:insideV w:val="none" w:color="DEE0E3" w:sz="0" w:space="0"/>
+            <w:top w:val="none" w:color="auto" w:sz="0" w:space="0"/>
+            <w:left w:val="none" w:color="auto" w:sz="0" w:space="0"/>
+            <w:bottom w:val="none" w:color="auto" w:sz="0" w:space="0"/>
+            <w:right w:val="none" w:color="auto" w:sz="0" w:space="0"/>
+            <w:insideH w:val="none" w:color="auto" w:sz="0" w:space="0"/>
+            <w:insideV w:val="none" w:color="auto" w:sz="0" w:space="0"/>
           </w:tblBorders>
           <w:tblCellMar>
             <w:top w:w="0" w:type="dxa"/>
@@ -13457,7 +10035,6 @@
               <w:bottom w:val="single" w:color="auto" w:sz="12" w:space="0"/>
               <w:right w:val="nil"/>
             </w:tcBorders>
-            <w:noWrap w:val="0"/>
             <w:tcMar>
               <w:top w:w="60" w:type="dxa"/>
               <w:left w:w="120" w:type="dxa"/>
@@ -13489,7 +10066,6 @@
               <w:bottom w:val="single" w:color="auto" w:sz="12" w:space="0"/>
               <w:right w:val="nil"/>
             </w:tcBorders>
-            <w:noWrap w:val="0"/>
             <w:tcMar>
               <w:top w:w="60" w:type="dxa"/>
               <w:left w:w="120" w:type="dxa"/>
@@ -13521,7 +10097,6 @@
               <w:bottom w:val="single" w:color="auto" w:sz="12" w:space="0"/>
               <w:right w:val="nil"/>
             </w:tcBorders>
-            <w:noWrap w:val="0"/>
             <w:tcMar>
               <w:top w:w="60" w:type="dxa"/>
               <w:left w:w="120" w:type="dxa"/>
@@ -13553,7 +10128,6 @@
               <w:bottom w:val="single" w:color="auto" w:sz="12" w:space="0"/>
               <w:right w:val="single" w:color="auto" w:sz="12" w:space="0"/>
             </w:tcBorders>
-            <w:noWrap w:val="0"/>
             <w:tcMar>
               <w:top w:w="60" w:type="dxa"/>
               <w:left w:w="120" w:type="dxa"/>
@@ -13583,13 +10157,13 @@
         <w:pStyle w:val="28"/>
         <w:bidi w:val="0"/>
       </w:pPr>
-      <w:bookmarkStart w:id="34" w:name="heading_16"/>
-      <w:bookmarkStart w:id="35" w:name="_Toc27744"/>
+      <w:bookmarkStart w:id="24" w:name="heading_16"/>
+      <w:bookmarkStart w:id="25" w:name="_Toc17393"/>
       <w:r>
         <w:t>风险与应对措施</w:t>
       </w:r>
-      <w:bookmarkEnd w:id="34"/>
-      <w:bookmarkEnd w:id="35"/>
+      <w:bookmarkEnd w:id="24"/>
+      <w:bookmarkEnd w:id="25"/>
     </w:p>
     <w:tbl>
       <w:tblPr>
@@ -13597,12 +10171,12 @@
         <w:tblW w:w="8214" w:type="dxa"/>
         <w:jc w:val="center"/>
         <w:tblBorders>
-          <w:top w:val="none" w:color="DEE0E3" w:sz="0" w:space="0"/>
-          <w:left w:val="none" w:color="DEE0E3" w:sz="0" w:space="0"/>
-          <w:bottom w:val="none" w:color="DEE0E3" w:sz="0" w:space="0"/>
-          <w:right w:val="none" w:color="DEE0E3" w:sz="0" w:space="0"/>
-          <w:insideH w:val="none" w:color="DEE0E3" w:sz="0" w:space="0"/>
-          <w:insideV w:val="none" w:color="DEE0E3" w:sz="0" w:space="0"/>
+          <w:top w:val="none" w:color="auto" w:sz="0" w:space="0"/>
+          <w:left w:val="none" w:color="auto" w:sz="0" w:space="0"/>
+          <w:bottom w:val="none" w:color="auto" w:sz="0" w:space="0"/>
+          <w:right w:val="none" w:color="auto" w:sz="0" w:space="0"/>
+          <w:insideH w:val="none" w:color="auto" w:sz="0" w:space="0"/>
+          <w:insideV w:val="none" w:color="auto" w:sz="0" w:space="0"/>
         </w:tblBorders>
         <w:tblLayout w:type="autofit"/>
         <w:tblCellMar>
@@ -13621,12 +10195,12 @@
       <w:tr>
         <w:tblPrEx>
           <w:tblBorders>
-            <w:top w:val="none" w:color="DEE0E3" w:sz="0" w:space="0"/>
-            <w:left w:val="none" w:color="DEE0E3" w:sz="0" w:space="0"/>
-            <w:bottom w:val="none" w:color="DEE0E3" w:sz="0" w:space="0"/>
-            <w:right w:val="none" w:color="DEE0E3" w:sz="0" w:space="0"/>
-            <w:insideH w:val="none" w:color="DEE0E3" w:sz="0" w:space="0"/>
-            <w:insideV w:val="none" w:color="DEE0E3" w:sz="0" w:space="0"/>
+            <w:top w:val="none" w:color="auto" w:sz="0" w:space="0"/>
+            <w:left w:val="none" w:color="auto" w:sz="0" w:space="0"/>
+            <w:bottom w:val="none" w:color="auto" w:sz="0" w:space="0"/>
+            <w:right w:val="none" w:color="auto" w:sz="0" w:space="0"/>
+            <w:insideH w:val="none" w:color="auto" w:sz="0" w:space="0"/>
+            <w:insideV w:val="none" w:color="auto" w:sz="0" w:space="0"/>
           </w:tblBorders>
           <w:tblCellMar>
             <w:top w:w="0" w:type="dxa"/>
@@ -13649,7 +10223,6 @@
               <w:bottom w:val="nil"/>
               <w:right w:val="nil"/>
             </w:tcBorders>
-            <w:noWrap w:val="0"/>
             <w:tcMar>
               <w:top w:w="60" w:type="dxa"/>
               <w:left w:w="120" w:type="dxa"/>
@@ -13687,7 +10260,6 @@
               <w:bottom w:val="nil"/>
               <w:right w:val="nil"/>
             </w:tcBorders>
-            <w:noWrap w:val="0"/>
             <w:tcMar>
               <w:top w:w="60" w:type="dxa"/>
               <w:left w:w="120" w:type="dxa"/>
@@ -13725,7 +10297,6 @@
               <w:bottom w:val="nil"/>
               <w:right w:val="nil"/>
             </w:tcBorders>
-            <w:noWrap w:val="0"/>
             <w:tcMar>
               <w:top w:w="60" w:type="dxa"/>
               <w:left w:w="120" w:type="dxa"/>
@@ -13763,7 +10334,6 @@
               <w:bottom w:val="nil"/>
               <w:right w:val="single" w:color="auto" w:sz="12" w:space="0"/>
             </w:tcBorders>
-            <w:noWrap w:val="0"/>
             <w:tcMar>
               <w:top w:w="60" w:type="dxa"/>
               <w:left w:w="120" w:type="dxa"/>
@@ -13796,12 +10366,12 @@
       <w:tr>
         <w:tblPrEx>
           <w:tblBorders>
-            <w:top w:val="none" w:color="DEE0E3" w:sz="0" w:space="0"/>
-            <w:left w:val="none" w:color="DEE0E3" w:sz="0" w:space="0"/>
-            <w:bottom w:val="none" w:color="DEE0E3" w:sz="0" w:space="0"/>
-            <w:right w:val="none" w:color="DEE0E3" w:sz="0" w:space="0"/>
-            <w:insideH w:val="none" w:color="DEE0E3" w:sz="0" w:space="0"/>
-            <w:insideV w:val="none" w:color="DEE0E3" w:sz="0" w:space="0"/>
+            <w:top w:val="none" w:color="auto" w:sz="0" w:space="0"/>
+            <w:left w:val="none" w:color="auto" w:sz="0" w:space="0"/>
+            <w:bottom w:val="none" w:color="auto" w:sz="0" w:space="0"/>
+            <w:right w:val="none" w:color="auto" w:sz="0" w:space="0"/>
+            <w:insideH w:val="none" w:color="auto" w:sz="0" w:space="0"/>
+            <w:insideV w:val="none" w:color="auto" w:sz="0" w:space="0"/>
           </w:tblBorders>
           <w:tblCellMar>
             <w:top w:w="0" w:type="dxa"/>
@@ -13823,7 +10393,6 @@
               <w:bottom w:val="nil"/>
               <w:right w:val="nil"/>
             </w:tcBorders>
-            <w:noWrap w:val="0"/>
             <w:tcMar>
               <w:top w:w="60" w:type="dxa"/>
               <w:left w:w="120" w:type="dxa"/>
@@ -13863,7 +10432,6 @@
               <w:bottom w:val="nil"/>
               <w:right w:val="nil"/>
             </w:tcBorders>
-            <w:noWrap w:val="0"/>
             <w:tcMar>
               <w:top w:w="60" w:type="dxa"/>
               <w:left w:w="120" w:type="dxa"/>
@@ -13903,7 +10471,6 @@
               <w:bottom w:val="nil"/>
               <w:right w:val="nil"/>
             </w:tcBorders>
-            <w:noWrap w:val="0"/>
             <w:tcMar>
               <w:top w:w="60" w:type="dxa"/>
               <w:left w:w="120" w:type="dxa"/>
@@ -13943,7 +10510,6 @@
               <w:bottom w:val="nil"/>
               <w:right w:val="single" w:color="auto" w:sz="12" w:space="0"/>
             </w:tcBorders>
-            <w:noWrap w:val="0"/>
             <w:tcMar>
               <w:top w:w="60" w:type="dxa"/>
               <w:left w:w="120" w:type="dxa"/>
@@ -13978,12 +10544,12 @@
       <w:tr>
         <w:tblPrEx>
           <w:tblBorders>
-            <w:top w:val="none" w:color="DEE0E3" w:sz="0" w:space="0"/>
-            <w:left w:val="none" w:color="DEE0E3" w:sz="0" w:space="0"/>
-            <w:bottom w:val="none" w:color="DEE0E3" w:sz="0" w:space="0"/>
-            <w:right w:val="none" w:color="DEE0E3" w:sz="0" w:space="0"/>
-            <w:insideH w:val="none" w:color="DEE0E3" w:sz="0" w:space="0"/>
-            <w:insideV w:val="none" w:color="DEE0E3" w:sz="0" w:space="0"/>
+            <w:top w:val="none" w:color="auto" w:sz="0" w:space="0"/>
+            <w:left w:val="none" w:color="auto" w:sz="0" w:space="0"/>
+            <w:bottom w:val="none" w:color="auto" w:sz="0" w:space="0"/>
+            <w:right w:val="none" w:color="auto" w:sz="0" w:space="0"/>
+            <w:insideH w:val="none" w:color="auto" w:sz="0" w:space="0"/>
+            <w:insideV w:val="none" w:color="auto" w:sz="0" w:space="0"/>
           </w:tblBorders>
           <w:tblCellMar>
             <w:top w:w="0" w:type="dxa"/>
@@ -14005,7 +10571,6 @@
               <w:bottom w:val="single" w:color="auto" w:sz="12" w:space="0"/>
               <w:right w:val="nil"/>
             </w:tcBorders>
-            <w:noWrap w:val="0"/>
             <w:tcMar>
               <w:top w:w="60" w:type="dxa"/>
               <w:left w:w="120" w:type="dxa"/>
@@ -14045,7 +10610,6 @@
               <w:bottom w:val="single" w:color="auto" w:sz="12" w:space="0"/>
               <w:right w:val="nil"/>
             </w:tcBorders>
-            <w:noWrap w:val="0"/>
             <w:tcMar>
               <w:top w:w="60" w:type="dxa"/>
               <w:left w:w="120" w:type="dxa"/>
@@ -14085,7 +10649,6 @@
               <w:bottom w:val="single" w:color="auto" w:sz="12" w:space="0"/>
               <w:right w:val="nil"/>
             </w:tcBorders>
-            <w:noWrap w:val="0"/>
             <w:tcMar>
               <w:top w:w="60" w:type="dxa"/>
               <w:left w:w="120" w:type="dxa"/>
@@ -14125,7 +10688,6 @@
               <w:bottom w:val="single" w:color="auto" w:sz="12" w:space="0"/>
               <w:right w:val="single" w:color="auto" w:sz="12" w:space="0"/>
             </w:tcBorders>
-            <w:noWrap w:val="0"/>
             <w:tcMar>
               <w:top w:w="60" w:type="dxa"/>
               <w:left w:w="120" w:type="dxa"/>
